--- a/slot1/ex1/Exercise1.docx
+++ b/slot1/ex1/Exercise1.docx
@@ -30,17 +30,20 @@
         <w:p>
           <w:pPr>
             <w:pStyle w:val="TOCHeading"/>
+            <w:jc w:val="center"/>
             <w:rPr>
               <w:rFonts w:ascii="Times New Roman" w:hAnsi="Times New Roman" w:cs="Times New Roman"/>
-              <w:sz w:val="26"/>
-              <w:szCs w:val="26"/>
+              <w:b/>
+              <w:bCs/>
+              <w:color w:val="auto"/>
             </w:rPr>
           </w:pPr>
           <w:r>
             <w:rPr>
               <w:rFonts w:ascii="Times New Roman" w:hAnsi="Times New Roman" w:cs="Times New Roman"/>
-              <w:sz w:val="26"/>
-              <w:szCs w:val="26"/>
+              <w:b/>
+              <w:bCs/>
+              <w:color w:val="auto"/>
             </w:rPr>
             <w:t>Contents</w:t>
           </w:r>
@@ -2474,14 +2477,381 @@
     </w:sdt>
     <w:p>
       <w:pPr>
-        <w:pStyle w:val="Caption"/>
+        <w:rPr>
+          <w:rFonts w:ascii="Times New Roman" w:hAnsi="Times New Roman" w:cs="Times New Roman"/>
+          <w:i/>
+          <w:iCs/>
+          <w:color w:val="0E2841" w:themeColor="text2"/>
+          <w:sz w:val="26"/>
+          <w:szCs w:val="26"/>
+          <w:lang w:val="vi-VN"/>
+        </w:rPr>
+      </w:pPr>
+      <w:r>
         <w:rPr>
           <w:rFonts w:ascii="Times New Roman" w:hAnsi="Times New Roman" w:cs="Times New Roman"/>
           <w:sz w:val="26"/>
           <w:szCs w:val="26"/>
           <w:lang w:val="vi-VN"/>
         </w:rPr>
-      </w:pPr>
+        <w:br w:type="page"/>
+      </w:r>
+    </w:p>
+    <w:p>
+      <w:pPr>
+        <w:pStyle w:val="TableofFigures"/>
+        <w:tabs>
+          <w:tab w:val="right" w:leader="dot" w:pos="9350"/>
+        </w:tabs>
+        <w:jc w:val="center"/>
+        <w:rPr>
+          <w:rFonts w:cs="Times New Roman"/>
+          <w:b/>
+          <w:bCs/>
+          <w:sz w:val="32"/>
+          <w:szCs w:val="32"/>
+          <w:lang w:val="vi-VN"/>
+        </w:rPr>
+      </w:pPr>
+      <w:r>
+        <w:rPr>
+          <w:rFonts w:cs="Times New Roman"/>
+          <w:b/>
+          <w:bCs/>
+          <w:sz w:val="32"/>
+          <w:szCs w:val="32"/>
+          <w:lang w:val="vi-VN"/>
+        </w:rPr>
+        <w:lastRenderedPageBreak/>
+        <w:t>MỤC LỤC HÌNH ẢNH</w:t>
+      </w:r>
+    </w:p>
+    <w:p>
+      <w:pPr>
+        <w:pStyle w:val="TableofFigures"/>
+        <w:tabs>
+          <w:tab w:val="right" w:leader="dot" w:pos="9350"/>
+        </w:tabs>
+        <w:rPr>
+          <w:rFonts w:asciiTheme="minorHAnsi" w:hAnsiTheme="minorHAnsi"/>
+          <w:noProof/>
+          <w:sz w:val="24"/>
+        </w:rPr>
+      </w:pPr>
+      <w:r>
+        <w:rPr>
+          <w:rFonts w:cs="Times New Roman"/>
+          <w:szCs w:val="26"/>
+          <w:lang w:val="vi-VN"/>
+        </w:rPr>
+        <w:fldChar w:fldCharType="begin"/>
+      </w:r>
+      <w:r>
+        <w:rPr>
+          <w:rFonts w:cs="Times New Roman"/>
+          <w:szCs w:val="26"/>
+          <w:lang w:val="vi-VN"/>
+        </w:rPr>
+        <w:instrText xml:space="preserve"> TOC \h \z \t "Hinh anh" \c </w:instrText>
+      </w:r>
+      <w:r>
+        <w:rPr>
+          <w:rFonts w:cs="Times New Roman"/>
+          <w:szCs w:val="26"/>
+          <w:lang w:val="vi-VN"/>
+        </w:rPr>
+        <w:fldChar w:fldCharType="separate"/>
+      </w:r>
+      <w:hyperlink w:anchor="_Toc229850766" w:history="1">
+        <w:r>
+          <w:rPr>
+            <w:rStyle w:val="Hyperlink"/>
+            <w:noProof/>
+          </w:rPr>
+          <w:t>Hình 1</w:t>
+        </w:r>
+        <w:r>
+          <w:rPr>
+            <w:noProof/>
+            <w:webHidden/>
+          </w:rPr>
+          <w:tab/>
+        </w:r>
+        <w:r>
+          <w:rPr>
+            <w:noProof/>
+            <w:webHidden/>
+          </w:rPr>
+          <w:fldChar w:fldCharType="begin"/>
+        </w:r>
+        <w:r>
+          <w:rPr>
+            <w:noProof/>
+            <w:webHidden/>
+          </w:rPr>
+          <w:instrText xml:space="preserve"> PAGEREF _Toc229850766 \h </w:instrText>
+        </w:r>
+        <w:r>
+          <w:rPr>
+            <w:noProof/>
+            <w:webHidden/>
+          </w:rPr>
+        </w:r>
+        <w:r>
+          <w:rPr>
+            <w:noProof/>
+            <w:webHidden/>
+          </w:rPr>
+          <w:fldChar w:fldCharType="separate"/>
+        </w:r>
+        <w:r>
+          <w:rPr>
+            <w:noProof/>
+            <w:webHidden/>
+          </w:rPr>
+          <w:t>4</w:t>
+        </w:r>
+        <w:r>
+          <w:rPr>
+            <w:noProof/>
+            <w:webHidden/>
+          </w:rPr>
+          <w:fldChar w:fldCharType="end"/>
+        </w:r>
+      </w:hyperlink>
+    </w:p>
+    <w:p>
+      <w:pPr>
+        <w:pStyle w:val="TableofFigures"/>
+        <w:tabs>
+          <w:tab w:val="right" w:leader="dot" w:pos="9350"/>
+        </w:tabs>
+        <w:rPr>
+          <w:rFonts w:asciiTheme="minorHAnsi" w:hAnsiTheme="minorHAnsi"/>
+          <w:noProof/>
+          <w:sz w:val="24"/>
+        </w:rPr>
+      </w:pPr>
+      <w:hyperlink w:anchor="_Toc229850767" w:history="1">
+        <w:r>
+          <w:rPr>
+            <w:rStyle w:val="Hyperlink"/>
+            <w:noProof/>
+          </w:rPr>
+          <w:t>Hình 2</w:t>
+        </w:r>
+        <w:r>
+          <w:rPr>
+            <w:noProof/>
+            <w:webHidden/>
+          </w:rPr>
+          <w:tab/>
+        </w:r>
+        <w:r>
+          <w:rPr>
+            <w:noProof/>
+            <w:webHidden/>
+          </w:rPr>
+          <w:fldChar w:fldCharType="begin"/>
+        </w:r>
+        <w:r>
+          <w:rPr>
+            <w:noProof/>
+            <w:webHidden/>
+          </w:rPr>
+          <w:instrText xml:space="preserve"> PAGEREF _Toc229850767 \h </w:instrText>
+        </w:r>
+        <w:r>
+          <w:rPr>
+            <w:noProof/>
+            <w:webHidden/>
+          </w:rPr>
+        </w:r>
+        <w:r>
+          <w:rPr>
+            <w:noProof/>
+            <w:webHidden/>
+          </w:rPr>
+          <w:fldChar w:fldCharType="separate"/>
+        </w:r>
+        <w:r>
+          <w:rPr>
+            <w:noProof/>
+            <w:webHidden/>
+          </w:rPr>
+          <w:t>4</w:t>
+        </w:r>
+        <w:r>
+          <w:rPr>
+            <w:noProof/>
+            <w:webHidden/>
+          </w:rPr>
+          <w:fldChar w:fldCharType="end"/>
+        </w:r>
+      </w:hyperlink>
+    </w:p>
+    <w:p>
+      <w:pPr>
+        <w:pStyle w:val="TableofFigures"/>
+        <w:tabs>
+          <w:tab w:val="right" w:leader="dot" w:pos="9350"/>
+        </w:tabs>
+        <w:rPr>
+          <w:rFonts w:asciiTheme="minorHAnsi" w:hAnsiTheme="minorHAnsi"/>
+          <w:noProof/>
+          <w:sz w:val="24"/>
+        </w:rPr>
+      </w:pPr>
+      <w:hyperlink w:anchor="_Toc229850768" w:history="1">
+        <w:r>
+          <w:rPr>
+            <w:rStyle w:val="Hyperlink"/>
+            <w:noProof/>
+          </w:rPr>
+          <w:t>Hình 3</w:t>
+        </w:r>
+        <w:r>
+          <w:rPr>
+            <w:noProof/>
+            <w:webHidden/>
+          </w:rPr>
+          <w:tab/>
+        </w:r>
+        <w:r>
+          <w:rPr>
+            <w:noProof/>
+            <w:webHidden/>
+          </w:rPr>
+          <w:fldChar w:fldCharType="begin"/>
+        </w:r>
+        <w:r>
+          <w:rPr>
+            <w:noProof/>
+            <w:webHidden/>
+          </w:rPr>
+          <w:instrText xml:space="preserve"> PAGEREF _Toc229850768 \h </w:instrText>
+        </w:r>
+        <w:r>
+          <w:rPr>
+            <w:noProof/>
+            <w:webHidden/>
+          </w:rPr>
+        </w:r>
+        <w:r>
+          <w:rPr>
+            <w:noProof/>
+            <w:webHidden/>
+          </w:rPr>
+          <w:fldChar w:fldCharType="separate"/>
+        </w:r>
+        <w:r>
+          <w:rPr>
+            <w:noProof/>
+            <w:webHidden/>
+          </w:rPr>
+          <w:t>5</w:t>
+        </w:r>
+        <w:r>
+          <w:rPr>
+            <w:noProof/>
+            <w:webHidden/>
+          </w:rPr>
+          <w:fldChar w:fldCharType="end"/>
+        </w:r>
+      </w:hyperlink>
+    </w:p>
+    <w:p>
+      <w:pPr>
+        <w:pStyle w:val="TableofFigures"/>
+        <w:tabs>
+          <w:tab w:val="right" w:leader="dot" w:pos="9350"/>
+        </w:tabs>
+        <w:rPr>
+          <w:rFonts w:asciiTheme="minorHAnsi" w:hAnsiTheme="minorHAnsi"/>
+          <w:noProof/>
+          <w:sz w:val="24"/>
+        </w:rPr>
+      </w:pPr>
+      <w:hyperlink w:anchor="_Toc229850769" w:history="1">
+        <w:r>
+          <w:rPr>
+            <w:rStyle w:val="Hyperlink"/>
+            <w:noProof/>
+          </w:rPr>
+          <w:t>Hình 4</w:t>
+        </w:r>
+        <w:r>
+          <w:rPr>
+            <w:noProof/>
+            <w:webHidden/>
+          </w:rPr>
+          <w:tab/>
+        </w:r>
+        <w:r>
+          <w:rPr>
+            <w:noProof/>
+            <w:webHidden/>
+          </w:rPr>
+          <w:fldChar w:fldCharType="begin"/>
+        </w:r>
+        <w:r>
+          <w:rPr>
+            <w:noProof/>
+            <w:webHidden/>
+          </w:rPr>
+          <w:instrText xml:space="preserve"> PAGEREF _Toc229850769 \h </w:instrText>
+        </w:r>
+        <w:r>
+          <w:rPr>
+            <w:noProof/>
+            <w:webHidden/>
+          </w:rPr>
+        </w:r>
+        <w:r>
+          <w:rPr>
+            <w:noProof/>
+            <w:webHidden/>
+          </w:rPr>
+          <w:fldChar w:fldCharType="separate"/>
+        </w:r>
+        <w:r>
+          <w:rPr>
+            <w:noProof/>
+            <w:webHidden/>
+          </w:rPr>
+          <w:t>5</w:t>
+        </w:r>
+        <w:r>
+          <w:rPr>
+            <w:noProof/>
+            <w:webHidden/>
+          </w:rPr>
+          <w:fldChar w:fldCharType="end"/>
+        </w:r>
+      </w:hyperlink>
+    </w:p>
+    <w:p>
+      <w:pPr>
+        <w:pStyle w:val="Caption"/>
+        <w:rPr>
+          <w:rFonts w:ascii="Times New Roman" w:hAnsi="Times New Roman" w:cs="Times New Roman"/>
+          <w:i w:val="0"/>
+          <w:iCs w:val="0"/>
+          <w:sz w:val="26"/>
+          <w:szCs w:val="26"/>
+          <w:lang w:val="vi-VN"/>
+        </w:rPr>
+      </w:pPr>
+      <w:r>
+        <w:rPr>
+          <w:rFonts w:ascii="Times New Roman" w:hAnsi="Times New Roman" w:cs="Times New Roman"/>
+          <w:color w:val="auto"/>
+          <w:sz w:val="26"/>
+          <w:szCs w:val="26"/>
+          <w:lang w:val="vi-VN"/>
+        </w:rPr>
+        <w:fldChar w:fldCharType="end"/>
+      </w:r>
     </w:p>
     <w:p>
       <w:pPr>
@@ -2527,7 +2897,7 @@
           <w:footerReference w:type="default" r:id="rId9"/>
           <w:pgSz w:w="12240" w:h="15840"/>
           <w:pgMar w:top="1440" w:right="1440" w:bottom="1440" w:left="1440" w:header="720" w:footer="720" w:gutter="0"/>
-          <w:pgNumType w:start="1"/>
+          <w:pgNumType w:start="0"/>
           <w:cols w:space="720"/>
           <w:docGrid w:linePitch="360"/>
         </w:sectPr>
@@ -2550,1036 +2920,1034 @@
     <w:p>
       <w:pPr>
         <w:pStyle w:val="tieude1"/>
-        <w:rPr>
-          <w:sz w:val="26"/>
-          <w:szCs w:val="26"/>
-          <w:lang w:val="vi-VN"/>
-        </w:rPr>
-      </w:pPr>
-      <w:bookmarkStart w:id="0" w:name="_Toc229602917"/>
-      <w:r>
-        <w:rPr>
-          <w:sz w:val="26"/>
-          <w:szCs w:val="26"/>
-          <w:lang w:val="vi-VN"/>
-        </w:rPr>
-        <w:t>1. ReactJS</w:t>
-      </w:r>
-      <w:bookmarkEnd w:id="0"/>
-    </w:p>
-    <w:p>
-      <w:pPr>
-        <w:pStyle w:val="Tieude11"/>
-        <w:rPr>
-          <w:sz w:val="26"/>
-          <w:szCs w:val="26"/>
-          <w:lang w:val="vi-VN"/>
-        </w:rPr>
-      </w:pPr>
-      <w:bookmarkStart w:id="1" w:name="_Toc229602918"/>
-      <w:r>
-        <w:rPr>
-          <w:sz w:val="26"/>
-          <w:szCs w:val="26"/>
-          <w:lang w:val="vi-VN"/>
-        </w:rPr>
-        <w:t>1.1 ReactJS là gì?</w:t>
-      </w:r>
-      <w:bookmarkEnd w:id="1"/>
-    </w:p>
-    <w:p>
-      <w:pPr>
-        <w:pStyle w:val="Noidung"/>
-        <w:rPr>
-          <w:sz w:val="26"/>
-          <w:szCs w:val="26"/>
-          <w:lang w:val="vi-VN"/>
-        </w:rPr>
-      </w:pPr>
-      <w:r>
-        <w:rPr>
-          <w:sz w:val="26"/>
-          <w:szCs w:val="26"/>
-          <w:lang w:val="vi-VN"/>
-        </w:rPr>
-        <w:t>React là thư viện JavaScript dùng để xây dựng giao diện người dùng (User Interface - UI).</w:t>
-      </w:r>
-    </w:p>
-    <w:p>
-      <w:pPr>
-        <w:pStyle w:val="Noidung"/>
-        <w:rPr>
-          <w:sz w:val="26"/>
-          <w:szCs w:val="26"/>
-          <w:lang w:val="vi-VN"/>
-        </w:rPr>
-      </w:pPr>
-      <w:r>
-        <w:rPr>
-          <w:sz w:val="26"/>
-          <w:szCs w:val="26"/>
-          <w:lang w:val="vi-VN"/>
-        </w:rPr>
-        <w:t>React được phát triển bởi Meta nhằm hỗ trợ xây dựng các ứng dụng web hiện đại theo hướng component-based.</w:t>
-      </w:r>
-    </w:p>
-    <w:p>
-      <w:pPr>
-        <w:pStyle w:val="Noidung"/>
-        <w:rPr>
-          <w:sz w:val="26"/>
-          <w:szCs w:val="26"/>
-        </w:rPr>
-      </w:pPr>
-      <w:r>
-        <w:rPr>
-          <w:sz w:val="26"/>
-          <w:szCs w:val="26"/>
-        </w:rPr>
-        <w:t>React chủ yếu tập trung vào phần giao diện (View Layer) của ứng dụng.</w:t>
-      </w:r>
-    </w:p>
-    <w:p>
-      <w:pPr>
-        <w:rPr>
-          <w:rFonts w:ascii="Times New Roman" w:hAnsi="Times New Roman" w:cs="Times New Roman"/>
-          <w:sz w:val="26"/>
-          <w:szCs w:val="26"/>
-        </w:rPr>
-      </w:pPr>
-      <w:r>
-        <w:rPr>
-          <w:rFonts w:ascii="Times New Roman" w:hAnsi="Times New Roman" w:cs="Times New Roman"/>
-          <w:sz w:val="26"/>
-          <w:szCs w:val="26"/>
-        </w:rPr>
-        <w:t>Ví dụ:</w:t>
-      </w:r>
-    </w:p>
-    <w:p>
-      <w:pPr>
         <w:numPr>
           <w:ilvl w:val="0"/>
-          <w:numId w:val="3"/>
+          <w:numId w:val="25"/>
         </w:numPr>
-        <w:rPr>
-          <w:rFonts w:ascii="Times New Roman" w:hAnsi="Times New Roman" w:cs="Times New Roman"/>
+        <w:ind w:left="0" w:firstLine="0"/>
+        <w:rPr>
           <w:sz w:val="26"/>
           <w:szCs w:val="26"/>
-        </w:rPr>
-      </w:pPr>
-      <w:r>
-        <w:rPr>
-          <w:rFonts w:ascii="Times New Roman" w:hAnsi="Times New Roman" w:cs="Times New Roman"/>
+          <w:lang w:val="vi-VN"/>
+        </w:rPr>
+      </w:pPr>
+      <w:bookmarkStart w:id="0" w:name="_Toc229602917"/>
+      <w:r>
+        <w:rPr>
           <w:sz w:val="26"/>
           <w:szCs w:val="26"/>
+          <w:lang w:val="vi-VN"/>
+        </w:rPr>
+        <w:t>ReactJS</w:t>
+      </w:r>
+      <w:bookmarkEnd w:id="0"/>
+    </w:p>
+    <w:p>
+      <w:pPr>
+        <w:pStyle w:val="Tieude11"/>
+        <w:numPr>
+          <w:ilvl w:val="1"/>
+          <w:numId w:val="25"/>
+        </w:numPr>
+        <w:rPr>
+          <w:sz w:val="26"/>
+          <w:szCs w:val="26"/>
+          <w:lang w:val="vi-VN"/>
+        </w:rPr>
+      </w:pPr>
+      <w:bookmarkStart w:id="1" w:name="_Toc229602918"/>
+      <w:r>
+        <w:rPr>
+          <w:sz w:val="26"/>
+          <w:szCs w:val="26"/>
+          <w:lang w:val="vi-VN"/>
+        </w:rPr>
+        <w:t>ReactJS là gì?</w:t>
+      </w:r>
+      <w:bookmarkEnd w:id="1"/>
+    </w:p>
+    <w:p>
+      <w:pPr>
+        <w:pStyle w:val="Noidung"/>
+        <w:rPr>
+          <w:szCs w:val="26"/>
+          <w:lang w:val="vi-VN"/>
+        </w:rPr>
+      </w:pPr>
+      <w:r>
+        <w:rPr>
+          <w:szCs w:val="26"/>
+          <w:lang w:val="vi-VN"/>
+        </w:rPr>
+        <w:t>React là thư viện JavaScript dùng để xây dựng giao diện người dùng (User Interface - UI).</w:t>
+      </w:r>
+    </w:p>
+    <w:p>
+      <w:pPr>
+        <w:pStyle w:val="Noidung"/>
+        <w:rPr>
+          <w:szCs w:val="26"/>
+          <w:lang w:val="vi-VN"/>
+        </w:rPr>
+      </w:pPr>
+      <w:r>
+        <w:rPr>
+          <w:szCs w:val="26"/>
+          <w:lang w:val="vi-VN"/>
+        </w:rPr>
+        <w:t>React được phát triển bởi Meta nhằm hỗ trợ xây dựng các ứng dụng web hiện đại theo hướng component-based.</w:t>
+      </w:r>
+    </w:p>
+    <w:p>
+      <w:pPr>
+        <w:pStyle w:val="Noidung"/>
+        <w:rPr>
+          <w:szCs w:val="26"/>
+        </w:rPr>
+      </w:pPr>
+      <w:r>
+        <w:rPr>
+          <w:szCs w:val="26"/>
+        </w:rPr>
+        <w:t>React chủ yếu tập trung vào phần giao diện (View Layer) của ứng dụng.</w:t>
+      </w:r>
+    </w:p>
+    <w:p>
+      <w:pPr>
+        <w:pStyle w:val="Noidung"/>
+        <w:rPr>
+          <w:szCs w:val="26"/>
+        </w:rPr>
+      </w:pPr>
+      <w:r>
+        <w:rPr>
+          <w:szCs w:val="26"/>
+        </w:rPr>
+        <w:t>Ví dụ:</w:t>
+      </w:r>
+    </w:p>
+    <w:p>
+      <w:pPr>
+        <w:pStyle w:val="Bullet"/>
+        <w:rPr>
+          <w:rFonts w:cs="Times New Roman"/>
+          <w:szCs w:val="26"/>
+        </w:rPr>
+      </w:pPr>
+      <w:r>
+        <w:rPr>
+          <w:rFonts w:cs="Times New Roman"/>
+          <w:szCs w:val="26"/>
         </w:rPr>
         <w:t xml:space="preserve">Facebook </w:t>
       </w:r>
     </w:p>
     <w:p>
       <w:pPr>
+        <w:pStyle w:val="Bullet"/>
+        <w:rPr>
+          <w:rFonts w:cs="Times New Roman"/>
+          <w:szCs w:val="26"/>
+        </w:rPr>
+      </w:pPr>
+      <w:r>
+        <w:rPr>
+          <w:rFonts w:cs="Times New Roman"/>
+          <w:szCs w:val="26"/>
+        </w:rPr>
+        <w:t xml:space="preserve">Instagram </w:t>
+      </w:r>
+    </w:p>
+    <w:p>
+      <w:pPr>
+        <w:pStyle w:val="Bullet"/>
+        <w:rPr>
+          <w:rFonts w:cs="Times New Roman"/>
+          <w:szCs w:val="26"/>
+        </w:rPr>
+      </w:pPr>
+      <w:r>
+        <w:rPr>
+          <w:rFonts w:cs="Times New Roman"/>
+          <w:szCs w:val="26"/>
+        </w:rPr>
+        <w:t xml:space="preserve">Dashboard </w:t>
+      </w:r>
+    </w:p>
+    <w:p>
+      <w:pPr>
+        <w:pStyle w:val="Bullet"/>
+        <w:rPr>
+          <w:rFonts w:cs="Times New Roman"/>
+          <w:szCs w:val="26"/>
+        </w:rPr>
+      </w:pPr>
+      <w:r>
+        <w:rPr>
+          <w:rFonts w:cs="Times New Roman"/>
+          <w:szCs w:val="26"/>
+        </w:rPr>
+        <w:t>Ecommerce Website</w:t>
+      </w:r>
+    </w:p>
+    <w:p>
+      <w:pPr>
+        <w:pStyle w:val="Tieude11"/>
+        <w:numPr>
+          <w:ilvl w:val="1"/>
+          <w:numId w:val="25"/>
+        </w:numPr>
+        <w:tabs>
+          <w:tab w:val="clear" w:pos="9350"/>
+        </w:tabs>
+        <w:ind w:left="357" w:firstLine="0"/>
+        <w:rPr>
+          <w:sz w:val="26"/>
+          <w:szCs w:val="26"/>
+        </w:rPr>
+      </w:pPr>
+      <w:bookmarkStart w:id="2" w:name="_Toc229602919"/>
+      <w:r>
+        <w:rPr>
+          <w:sz w:val="26"/>
+          <w:szCs w:val="26"/>
+        </w:rPr>
+        <w:t>Đặc điểm của ReactJS</w:t>
+      </w:r>
+      <w:bookmarkEnd w:id="2"/>
+    </w:p>
+    <w:p>
+      <w:pPr>
+        <w:pStyle w:val="tieude111"/>
+        <w:numPr>
+          <w:ilvl w:val="2"/>
+          <w:numId w:val="25"/>
+        </w:numPr>
+        <w:tabs>
+          <w:tab w:val="clear" w:pos="9350"/>
+        </w:tabs>
+        <w:ind w:left="1214" w:hanging="505"/>
+        <w:rPr>
+          <w:szCs w:val="26"/>
+        </w:rPr>
+      </w:pPr>
+      <w:bookmarkStart w:id="3" w:name="_Toc229602920"/>
+      <w:r>
+        <w:rPr>
+          <w:szCs w:val="26"/>
+        </w:rPr>
+        <w:t>Component-Based Architecture</w:t>
+      </w:r>
+      <w:bookmarkEnd w:id="3"/>
+    </w:p>
+    <w:p>
+      <w:pPr>
+        <w:pStyle w:val="Noidung"/>
+        <w:rPr>
+          <w:szCs w:val="26"/>
+        </w:rPr>
+      </w:pPr>
+      <w:r>
+        <w:rPr>
+          <w:szCs w:val="26"/>
+        </w:rPr>
+        <w:t>React chia giao diện thành các component nhỏ độc lập.</w:t>
+      </w:r>
+    </w:p>
+    <w:p>
+      <w:pPr>
+        <w:pStyle w:val="Noidung"/>
+        <w:rPr>
+          <w:szCs w:val="26"/>
+        </w:rPr>
+      </w:pPr>
+      <w:r>
+        <w:rPr>
+          <w:szCs w:val="26"/>
+        </w:rPr>
+        <w:t>Ví dụ:</w:t>
+      </w:r>
+    </w:p>
+    <w:p>
+      <w:pPr>
+        <w:pStyle w:val="Bullet"/>
+        <w:rPr>
+          <w:rFonts w:cs="Times New Roman"/>
+          <w:szCs w:val="26"/>
+        </w:rPr>
+      </w:pPr>
+      <w:r>
+        <w:rPr>
+          <w:rFonts w:cs="Times New Roman"/>
+          <w:szCs w:val="26"/>
+        </w:rPr>
+        <w:t xml:space="preserve">Header </w:t>
+      </w:r>
+    </w:p>
+    <w:p>
+      <w:pPr>
+        <w:pStyle w:val="Bullet"/>
+        <w:rPr>
+          <w:rFonts w:cs="Times New Roman"/>
+          <w:szCs w:val="26"/>
+        </w:rPr>
+      </w:pPr>
+      <w:r>
+        <w:rPr>
+          <w:rFonts w:cs="Times New Roman"/>
+          <w:szCs w:val="26"/>
+        </w:rPr>
+        <w:t xml:space="preserve">Sidebar </w:t>
+      </w:r>
+    </w:p>
+    <w:p>
+      <w:pPr>
+        <w:pStyle w:val="Bullet"/>
+        <w:rPr>
+          <w:rFonts w:cs="Times New Roman"/>
+          <w:szCs w:val="26"/>
+        </w:rPr>
+      </w:pPr>
+      <w:r>
+        <w:rPr>
+          <w:rFonts w:cs="Times New Roman"/>
+          <w:szCs w:val="26"/>
+        </w:rPr>
+        <w:t xml:space="preserve">Product Card </w:t>
+      </w:r>
+    </w:p>
+    <w:p>
+      <w:pPr>
+        <w:pStyle w:val="Bullet"/>
+        <w:rPr>
+          <w:rFonts w:cs="Times New Roman"/>
+          <w:szCs w:val="26"/>
+        </w:rPr>
+      </w:pPr>
+      <w:r>
+        <w:rPr>
+          <w:rFonts w:cs="Times New Roman"/>
+          <w:szCs w:val="26"/>
+        </w:rPr>
+        <w:t xml:space="preserve">Login Form </w:t>
+      </w:r>
+    </w:p>
+    <w:p>
+      <w:pPr>
+        <w:pStyle w:val="Noidung"/>
+        <w:rPr>
+          <w:szCs w:val="26"/>
+        </w:rPr>
+      </w:pPr>
+      <w:r>
+        <w:rPr>
+          <w:szCs w:val="26"/>
+        </w:rPr>
+        <w:t>Mỗi component có thể:</w:t>
+      </w:r>
+    </w:p>
+    <w:p>
+      <w:pPr>
+        <w:pStyle w:val="Bullet"/>
+        <w:rPr>
+          <w:rFonts w:cs="Times New Roman"/>
+          <w:szCs w:val="26"/>
+        </w:rPr>
+      </w:pPr>
+      <w:r>
+        <w:rPr>
+          <w:rFonts w:cs="Times New Roman"/>
+          <w:szCs w:val="26"/>
+        </w:rPr>
+        <w:t xml:space="preserve">tái sử dụng </w:t>
+      </w:r>
+    </w:p>
+    <w:p>
+      <w:pPr>
+        <w:pStyle w:val="Bullet"/>
+        <w:rPr>
+          <w:rFonts w:cs="Times New Roman"/>
+          <w:szCs w:val="26"/>
+        </w:rPr>
+      </w:pPr>
+      <w:r>
+        <w:rPr>
+          <w:rFonts w:cs="Times New Roman"/>
+          <w:szCs w:val="26"/>
+        </w:rPr>
+        <w:t xml:space="preserve">quản lý riêng </w:t>
+      </w:r>
+    </w:p>
+    <w:p>
+      <w:pPr>
+        <w:pStyle w:val="Bullet"/>
+        <w:rPr>
+          <w:rFonts w:cs="Times New Roman"/>
+          <w:szCs w:val="26"/>
+          <w:lang w:val="en-US"/>
+        </w:rPr>
+      </w:pPr>
+      <w:r>
+        <w:rPr>
+          <w:rFonts w:cs="Times New Roman"/>
+          <w:szCs w:val="26"/>
+        </w:rPr>
+        <w:t>dễ bảo trì</w:t>
+      </w:r>
+    </w:p>
+    <w:p>
+      <w:pPr>
+        <w:pStyle w:val="tieude111"/>
+        <w:numPr>
+          <w:ilvl w:val="2"/>
+          <w:numId w:val="25"/>
+        </w:numPr>
+        <w:tabs>
+          <w:tab w:val="clear" w:pos="9350"/>
+        </w:tabs>
+        <w:ind w:left="1214" w:hanging="505"/>
+        <w:rPr>
+          <w:szCs w:val="26"/>
+        </w:rPr>
+      </w:pPr>
+      <w:bookmarkStart w:id="4" w:name="_Toc229602921"/>
+      <w:r>
+        <w:rPr>
+          <w:szCs w:val="26"/>
+        </w:rPr>
+        <w:t>JSX</w:t>
+      </w:r>
+      <w:bookmarkEnd w:id="4"/>
+    </w:p>
+    <w:p>
+      <w:pPr>
+        <w:pStyle w:val="Noidung"/>
+        <w:rPr>
+          <w:szCs w:val="26"/>
+          <w:lang w:val="vi-VN"/>
+        </w:rPr>
+      </w:pPr>
+      <w:r>
+        <w:rPr>
+          <w:szCs w:val="26"/>
+          <w:lang w:val="vi-VN"/>
+        </w:rPr>
+        <w:t>JSX (JavaScript XML) cho phép viết HTML bên trong JavaScript.</w:t>
+      </w:r>
+    </w:p>
+    <w:p>
+      <w:pPr>
+        <w:pStyle w:val="Noidung"/>
+        <w:rPr>
+          <w:szCs w:val="26"/>
+        </w:rPr>
+      </w:pPr>
+      <w:r>
+        <w:rPr>
+          <w:szCs w:val="26"/>
+        </w:rPr>
+        <w:t>Ví dụ:</w:t>
+      </w:r>
+    </w:p>
+    <w:p>
+      <w:pPr>
+        <w:pStyle w:val="Noidung"/>
+        <w:rPr>
+          <w:szCs w:val="26"/>
+          <w:lang w:val="vi-VN"/>
+        </w:rPr>
+      </w:pPr>
+      <w:r>
+        <w:rPr>
+          <w:szCs w:val="26"/>
+        </w:rPr>
+        <w:lastRenderedPageBreak/>
+        <w:t>const element = &lt;h1&gt;Hello React&lt;/h1&gt;;</w:t>
+      </w:r>
+    </w:p>
+    <w:p>
+      <w:pPr>
+        <w:pStyle w:val="Noidung"/>
+        <w:rPr>
+          <w:szCs w:val="26"/>
+        </w:rPr>
+      </w:pPr>
+      <w:r>
+        <w:rPr>
+          <w:szCs w:val="26"/>
+        </w:rPr>
+        <w:t>JSX giúp:</w:t>
+      </w:r>
+    </w:p>
+    <w:p>
+      <w:pPr>
+        <w:pStyle w:val="Bullet"/>
+        <w:rPr>
+          <w:rFonts w:cs="Times New Roman"/>
+          <w:szCs w:val="26"/>
+        </w:rPr>
+      </w:pPr>
+      <w:r>
+        <w:rPr>
+          <w:rFonts w:cs="Times New Roman"/>
+          <w:szCs w:val="26"/>
+        </w:rPr>
+        <w:t xml:space="preserve">code dễ đọc </w:t>
+      </w:r>
+    </w:p>
+    <w:p>
+      <w:pPr>
+        <w:pStyle w:val="Bullet"/>
+        <w:rPr>
+          <w:rFonts w:cs="Times New Roman"/>
+          <w:szCs w:val="26"/>
+        </w:rPr>
+      </w:pPr>
+      <w:r>
+        <w:rPr>
+          <w:rFonts w:cs="Times New Roman"/>
+          <w:szCs w:val="26"/>
+        </w:rPr>
+        <w:t xml:space="preserve">mô tả UI trực quan hơn </w:t>
+      </w:r>
+    </w:p>
+    <w:p>
+      <w:pPr>
+        <w:pStyle w:val="tieude111"/>
+        <w:numPr>
+          <w:ilvl w:val="2"/>
+          <w:numId w:val="25"/>
+        </w:numPr>
+        <w:tabs>
+          <w:tab w:val="clear" w:pos="9350"/>
+        </w:tabs>
+        <w:ind w:left="709" w:firstLine="0"/>
+        <w:rPr>
+          <w:szCs w:val="26"/>
+          <w:lang w:val="vi-VN"/>
+        </w:rPr>
+      </w:pPr>
+      <w:bookmarkStart w:id="5" w:name="_Toc229602922"/>
+      <w:r>
+        <w:rPr>
+          <w:szCs w:val="26"/>
+          <w:lang w:val="vi-VN"/>
+        </w:rPr>
+        <w:t>Virtual DOM</w:t>
+      </w:r>
+      <w:bookmarkEnd w:id="5"/>
+    </w:p>
+    <w:p>
+      <w:pPr>
+        <w:pStyle w:val="Noidung"/>
+        <w:rPr>
+          <w:szCs w:val="26"/>
+          <w:lang w:val="vi-VN"/>
+        </w:rPr>
+      </w:pPr>
+      <w:r>
+        <w:rPr>
+          <w:szCs w:val="26"/>
+          <w:lang w:val="vi-VN"/>
+        </w:rPr>
+        <w:t>Virtual DOM là bản sao của DOM thật dưới dạng object JavaScript.</w:t>
+      </w:r>
+    </w:p>
+    <w:p>
+      <w:pPr>
+        <w:pStyle w:val="Noidung"/>
+        <w:rPr>
+          <w:szCs w:val="26"/>
+          <w:lang w:val="vi-VN"/>
+        </w:rPr>
+      </w:pPr>
+      <w:r>
+        <w:rPr>
+          <w:szCs w:val="26"/>
+          <w:lang w:val="vi-VN"/>
+        </w:rPr>
+        <w:t>Khi dữ liệu thay đổi:</w:t>
+      </w:r>
+    </w:p>
+    <w:p>
+      <w:pPr>
+        <w:pStyle w:val="Bullet"/>
+        <w:rPr>
+          <w:rFonts w:cs="Times New Roman"/>
+          <w:szCs w:val="26"/>
+        </w:rPr>
+      </w:pPr>
+      <w:r>
+        <w:rPr>
+          <w:rFonts w:cs="Times New Roman"/>
+          <w:szCs w:val="26"/>
+        </w:rPr>
+        <w:t xml:space="preserve">React tạo Virtual DOM mới </w:t>
+      </w:r>
+    </w:p>
+    <w:p>
+      <w:pPr>
+        <w:pStyle w:val="Bullet"/>
+        <w:rPr>
+          <w:rFonts w:cs="Times New Roman"/>
+          <w:szCs w:val="26"/>
+        </w:rPr>
+      </w:pPr>
+      <w:r>
+        <w:rPr>
+          <w:rFonts w:cs="Times New Roman"/>
+          <w:szCs w:val="26"/>
+        </w:rPr>
+        <w:t xml:space="preserve">So sánh với Virtual DOM cũ </w:t>
+      </w:r>
+    </w:p>
+    <w:p>
+      <w:pPr>
+        <w:pStyle w:val="Bullet"/>
+        <w:rPr>
+          <w:rFonts w:cs="Times New Roman"/>
+          <w:szCs w:val="26"/>
+        </w:rPr>
+      </w:pPr>
+      <w:r>
+        <w:rPr>
+          <w:rFonts w:cs="Times New Roman"/>
+          <w:szCs w:val="26"/>
+        </w:rPr>
+        <w:t xml:space="preserve">Tìm phần thay đổi </w:t>
+      </w:r>
+    </w:p>
+    <w:p>
+      <w:pPr>
+        <w:pStyle w:val="Bullet"/>
+        <w:rPr>
+          <w:rFonts w:cs="Times New Roman"/>
+          <w:szCs w:val="26"/>
+        </w:rPr>
+      </w:pPr>
+      <w:r>
+        <w:rPr>
+          <w:rFonts w:cs="Times New Roman"/>
+          <w:szCs w:val="26"/>
+        </w:rPr>
+        <w:t xml:space="preserve">Chỉ cập nhật phần cần thiết lên DOM thật </w:t>
+      </w:r>
+    </w:p>
+    <w:p>
+      <w:pPr>
+        <w:pStyle w:val="Noidung"/>
+        <w:rPr>
+          <w:szCs w:val="26"/>
+          <w:lang w:val="vi-VN"/>
+        </w:rPr>
+      </w:pPr>
+      <w:r>
+        <w:rPr>
+          <w:szCs w:val="26"/>
+          <w:lang w:val="vi-VN"/>
+        </w:rPr>
+        <w:t>Điều này giúp tăng hiệu năng ứng dụng.</w:t>
+      </w:r>
+    </w:p>
+    <w:p>
+      <w:pPr>
+        <w:pStyle w:val="tieude111"/>
+        <w:numPr>
+          <w:ilvl w:val="2"/>
+          <w:numId w:val="25"/>
+        </w:numPr>
+        <w:tabs>
+          <w:tab w:val="clear" w:pos="9350"/>
+        </w:tabs>
+        <w:ind w:left="1214" w:hanging="505"/>
+        <w:rPr>
+          <w:szCs w:val="26"/>
+        </w:rPr>
+      </w:pPr>
+      <w:bookmarkStart w:id="6" w:name="_Toc229602923"/>
+      <w:r>
+        <w:rPr>
+          <w:szCs w:val="26"/>
+        </w:rPr>
+        <w:t>One-Way Data Binding</w:t>
+      </w:r>
+      <w:bookmarkEnd w:id="6"/>
+    </w:p>
+    <w:p>
+      <w:pPr>
+        <w:pStyle w:val="Noidung"/>
+        <w:rPr>
+          <w:szCs w:val="26"/>
+          <w:lang w:val="vi-VN"/>
+        </w:rPr>
+      </w:pPr>
+      <w:r>
+        <w:rPr>
+          <w:szCs w:val="26"/>
+        </w:rPr>
+        <w:t>Dữ liệu trong React truyền theo một chiều: Parent → Child</w:t>
+      </w:r>
+    </w:p>
+    <w:p>
+      <w:pPr>
+        <w:pStyle w:val="Noidung"/>
+        <w:rPr>
+          <w:szCs w:val="26"/>
+        </w:rPr>
+      </w:pPr>
+      <w:r>
+        <w:rPr>
+          <w:szCs w:val="26"/>
+        </w:rPr>
+        <w:t>Ưu điểm:</w:t>
+      </w:r>
+    </w:p>
+    <w:p>
+      <w:pPr>
+        <w:pStyle w:val="Bullet"/>
+        <w:rPr>
+          <w:rFonts w:cs="Times New Roman"/>
+          <w:szCs w:val="26"/>
+        </w:rPr>
+      </w:pPr>
+      <w:r>
+        <w:rPr>
+          <w:rFonts w:cs="Times New Roman"/>
+          <w:szCs w:val="26"/>
+        </w:rPr>
+        <w:t xml:space="preserve">dễ kiểm soát dữ liệu </w:t>
+      </w:r>
+    </w:p>
+    <w:p>
+      <w:pPr>
+        <w:pStyle w:val="Bullet"/>
+        <w:rPr>
+          <w:rFonts w:cs="Times New Roman"/>
+          <w:szCs w:val="26"/>
+        </w:rPr>
+      </w:pPr>
+      <w:r>
+        <w:rPr>
+          <w:rFonts w:cs="Times New Roman"/>
+          <w:szCs w:val="26"/>
+        </w:rPr>
+        <w:t xml:space="preserve">dễ debug </w:t>
+      </w:r>
+    </w:p>
+    <w:p>
+      <w:pPr>
+        <w:pStyle w:val="Bullet"/>
+        <w:rPr>
+          <w:rFonts w:cs="Times New Roman"/>
+          <w:szCs w:val="26"/>
+        </w:rPr>
+      </w:pPr>
+      <w:r>
+        <w:rPr>
+          <w:rFonts w:cs="Times New Roman"/>
+          <w:szCs w:val="26"/>
+        </w:rPr>
+        <w:t xml:space="preserve">giảm lỗi logic </w:t>
+      </w:r>
+    </w:p>
+    <w:p>
+      <w:pPr>
+        <w:pStyle w:val="Tieude11"/>
+        <w:numPr>
+          <w:ilvl w:val="1"/>
+          <w:numId w:val="25"/>
+        </w:numPr>
+        <w:rPr>
+          <w:sz w:val="26"/>
+          <w:szCs w:val="26"/>
+        </w:rPr>
+      </w:pPr>
+      <w:bookmarkStart w:id="7" w:name="_Toc229602924"/>
+      <w:r>
+        <w:rPr>
+          <w:sz w:val="26"/>
+          <w:szCs w:val="26"/>
+        </w:rPr>
+        <w:t>Ưu điểm của ReactJS</w:t>
+      </w:r>
+      <w:bookmarkEnd w:id="7"/>
+    </w:p>
+    <w:p>
+      <w:pPr>
+        <w:pStyle w:val="Bullet"/>
+        <w:rPr>
+          <w:rFonts w:cs="Times New Roman"/>
+          <w:szCs w:val="26"/>
+        </w:rPr>
+      </w:pPr>
+      <w:r>
+        <w:rPr>
+          <w:rFonts w:cs="Times New Roman"/>
+          <w:szCs w:val="26"/>
+        </w:rPr>
+        <w:t xml:space="preserve">Hiệu năng cao nhờ Virtual DOM </w:t>
+      </w:r>
+    </w:p>
+    <w:p>
+      <w:pPr>
+        <w:pStyle w:val="Bullet"/>
+        <w:rPr>
+          <w:rFonts w:cs="Times New Roman"/>
+          <w:szCs w:val="26"/>
+        </w:rPr>
+      </w:pPr>
+      <w:r>
+        <w:rPr>
+          <w:rFonts w:cs="Times New Roman"/>
+          <w:szCs w:val="26"/>
+        </w:rPr>
+        <w:t xml:space="preserve">Component có thể tái sử dụng </w:t>
+      </w:r>
+    </w:p>
+    <w:p>
+      <w:pPr>
+        <w:pStyle w:val="Bullet"/>
+        <w:rPr>
+          <w:rFonts w:cs="Times New Roman"/>
+          <w:szCs w:val="26"/>
+        </w:rPr>
+      </w:pPr>
+      <w:r>
+        <w:rPr>
+          <w:rFonts w:cs="Times New Roman"/>
+          <w:szCs w:val="26"/>
+        </w:rPr>
+        <w:t xml:space="preserve">Dễ bảo trì và mở rộng </w:t>
+      </w:r>
+    </w:p>
+    <w:p>
+      <w:pPr>
+        <w:pStyle w:val="Bullet"/>
+        <w:rPr>
+          <w:rFonts w:cs="Times New Roman"/>
+          <w:szCs w:val="26"/>
+        </w:rPr>
+      </w:pPr>
+      <w:r>
+        <w:rPr>
+          <w:rFonts w:cs="Times New Roman"/>
+          <w:szCs w:val="26"/>
+        </w:rPr>
+        <w:t xml:space="preserve">Community lớn </w:t>
+      </w:r>
+    </w:p>
+    <w:p>
+      <w:pPr>
+        <w:pStyle w:val="Bullet"/>
+        <w:rPr>
+          <w:rFonts w:cs="Times New Roman"/>
+          <w:szCs w:val="26"/>
+        </w:rPr>
+      </w:pPr>
+      <w:r>
+        <w:rPr>
+          <w:rFonts w:cs="Times New Roman"/>
+          <w:szCs w:val="26"/>
+        </w:rPr>
+        <w:t>Hỗ trợ phát triển SPA hiệu quả</w:t>
+      </w:r>
+    </w:p>
+    <w:p>
+      <w:pPr>
+        <w:pStyle w:val="Tieude11"/>
+        <w:numPr>
+          <w:ilvl w:val="1"/>
+          <w:numId w:val="25"/>
+        </w:numPr>
+        <w:rPr>
+          <w:sz w:val="26"/>
+          <w:szCs w:val="26"/>
+        </w:rPr>
+      </w:pPr>
+      <w:bookmarkStart w:id="8" w:name="_Toc229602925"/>
+      <w:r>
+        <w:rPr>
+          <w:sz w:val="26"/>
+          <w:szCs w:val="26"/>
+        </w:rPr>
+        <w:t>Hạn chế của ReactJS</w:t>
+      </w:r>
+      <w:bookmarkEnd w:id="8"/>
+    </w:p>
+    <w:p>
+      <w:pPr>
+        <w:pStyle w:val="Bullet"/>
+        <w:rPr>
+          <w:rFonts w:cs="Times New Roman"/>
+          <w:szCs w:val="26"/>
+        </w:rPr>
+      </w:pPr>
+      <w:r>
+        <w:rPr>
+          <w:rFonts w:cs="Times New Roman"/>
+          <w:szCs w:val="26"/>
+        </w:rPr>
+        <w:t xml:space="preserve">Chỉ tập trung vào UI </w:t>
+      </w:r>
+    </w:p>
+    <w:p>
+      <w:pPr>
+        <w:pStyle w:val="Bullet"/>
+        <w:rPr>
+          <w:rFonts w:cs="Times New Roman"/>
+          <w:szCs w:val="26"/>
+        </w:rPr>
+      </w:pPr>
+      <w:r>
+        <w:rPr>
+          <w:rFonts w:cs="Times New Roman"/>
+          <w:szCs w:val="26"/>
+        </w:rPr>
+        <w:t xml:space="preserve">Khó với người mới bắt đầu </w:t>
+      </w:r>
+    </w:p>
+    <w:p>
+      <w:pPr>
+        <w:pStyle w:val="Bullet"/>
+        <w:rPr>
+          <w:rFonts w:cs="Times New Roman"/>
+          <w:szCs w:val="26"/>
+        </w:rPr>
+      </w:pPr>
+      <w:r>
+        <w:rPr>
+          <w:rFonts w:cs="Times New Roman"/>
+          <w:szCs w:val="26"/>
+        </w:rPr>
+        <w:t xml:space="preserve">Ecosystem thay đổi nhanh </w:t>
+      </w:r>
+    </w:p>
+    <w:p>
+      <w:pPr>
+        <w:pStyle w:val="Bullet"/>
+        <w:rPr>
+          <w:rFonts w:cs="Times New Roman"/>
+          <w:szCs w:val="26"/>
+        </w:rPr>
+      </w:pPr>
+      <w:r>
+        <w:rPr>
+          <w:rFonts w:cs="Times New Roman"/>
+          <w:szCs w:val="26"/>
+        </w:rPr>
+        <w:lastRenderedPageBreak/>
+        <w:t>Cần thư viện bổ sung cho dự án lớn</w:t>
+      </w:r>
+    </w:p>
+    <w:p>
+      <w:pPr>
+        <w:pStyle w:val="Noidung"/>
+        <w:rPr>
+          <w:szCs w:val="26"/>
+          <w:lang w:val="vi-VN"/>
+        </w:rPr>
+      </w:pPr>
+    </w:p>
+    <w:p>
+      <w:pPr>
+        <w:pStyle w:val="tieude1"/>
         <w:numPr>
           <w:ilvl w:val="0"/>
-          <w:numId w:val="3"/>
+          <w:numId w:val="25"/>
         </w:numPr>
-        <w:rPr>
-          <w:rFonts w:ascii="Times New Roman" w:hAnsi="Times New Roman" w:cs="Times New Roman"/>
+        <w:ind w:left="0" w:firstLine="0"/>
+        <w:rPr>
           <w:sz w:val="26"/>
           <w:szCs w:val="26"/>
-        </w:rPr>
-      </w:pPr>
-      <w:r>
-        <w:rPr>
-          <w:rFonts w:ascii="Times New Roman" w:hAnsi="Times New Roman" w:cs="Times New Roman"/>
+          <w:lang w:val="vi-VN"/>
+        </w:rPr>
+      </w:pPr>
+      <w:bookmarkStart w:id="9" w:name="_Toc229602926"/>
+      <w:r>
+        <w:rPr>
           <w:sz w:val="26"/>
           <w:szCs w:val="26"/>
-        </w:rPr>
-        <w:t xml:space="preserve">Instagram </w:t>
-      </w:r>
-    </w:p>
-    <w:p>
-      <w:pPr>
+          <w:lang w:val="vi-VN"/>
+        </w:rPr>
+        <w:t>Declarative Programming và Virtual DOM</w:t>
+      </w:r>
+      <w:bookmarkEnd w:id="9"/>
+    </w:p>
+    <w:p>
+      <w:pPr>
+        <w:pStyle w:val="Tieude11"/>
         <w:numPr>
-          <w:ilvl w:val="0"/>
-          <w:numId w:val="3"/>
+          <w:ilvl w:val="1"/>
+          <w:numId w:val="25"/>
         </w:numPr>
         <w:rPr>
-          <w:rFonts w:ascii="Times New Roman" w:hAnsi="Times New Roman" w:cs="Times New Roman"/>
           <w:sz w:val="26"/>
           <w:szCs w:val="26"/>
-        </w:rPr>
-      </w:pPr>
-      <w:r>
-        <w:rPr>
-          <w:rFonts w:ascii="Times New Roman" w:hAnsi="Times New Roman" w:cs="Times New Roman"/>
+          <w:lang w:val="vi-VN"/>
+        </w:rPr>
+      </w:pPr>
+      <w:bookmarkStart w:id="10" w:name="_Toc229602927"/>
+      <w:r>
+        <w:rPr>
           <w:sz w:val="26"/>
           <w:szCs w:val="26"/>
-        </w:rPr>
-        <w:t xml:space="preserve">Dashboard </w:t>
-      </w:r>
-    </w:p>
-    <w:p>
-      <w:pPr>
+          <w:lang w:val="vi-VN"/>
+        </w:rPr>
+        <w:t>Declarative Programming là gì?</w:t>
+      </w:r>
+      <w:bookmarkEnd w:id="10"/>
+    </w:p>
+    <w:p>
+      <w:pPr>
+        <w:pStyle w:val="Noidung"/>
+        <w:rPr>
+          <w:szCs w:val="26"/>
+          <w:lang w:val="vi-VN"/>
+        </w:rPr>
+      </w:pPr>
+      <w:r>
+        <w:rPr>
+          <w:szCs w:val="26"/>
+          <w:lang w:val="vi-VN"/>
+        </w:rPr>
+        <w:t>Declarative Programming là phong cách lập trình mà lập trình viên chỉ cần mô tả giao diện muốn hiển thị, còn React sẽ tự xử lý việc cập nhật giao diện.</w:t>
+      </w:r>
+    </w:p>
+    <w:p>
+      <w:pPr>
+        <w:pStyle w:val="Noidung"/>
+        <w:rPr>
+          <w:szCs w:val="26"/>
+          <w:lang w:val="vi-VN"/>
+        </w:rPr>
+      </w:pPr>
+      <w:r>
+        <w:rPr>
+          <w:szCs w:val="26"/>
+          <w:lang w:val="vi-VN"/>
+        </w:rPr>
+        <w:t>Thay vì thao tác DOM thủ công, React tự render UI dựa trên dữ liệu.</w:t>
+      </w:r>
+    </w:p>
+    <w:p>
+      <w:pPr>
+        <w:pStyle w:val="Tieude11"/>
         <w:numPr>
-          <w:ilvl w:val="0"/>
-          <w:numId w:val="3"/>
+          <w:ilvl w:val="1"/>
+          <w:numId w:val="25"/>
         </w:numPr>
         <w:rPr>
-          <w:rFonts w:ascii="Times New Roman" w:hAnsi="Times New Roman" w:cs="Times New Roman"/>
           <w:sz w:val="26"/>
           <w:szCs w:val="26"/>
         </w:rPr>
       </w:pPr>
-      <w:r>
-        <w:rPr>
-          <w:rFonts w:ascii="Times New Roman" w:hAnsi="Times New Roman" w:cs="Times New Roman"/>
+      <w:bookmarkStart w:id="11" w:name="_Toc229602928"/>
+      <w:r>
+        <w:rPr>
           <w:sz w:val="26"/>
           <w:szCs w:val="26"/>
         </w:rPr>
-        <w:t>Ecommerce Website</w:t>
-      </w:r>
-    </w:p>
-    <w:p>
-      <w:pPr>
-        <w:pStyle w:val="Tieude11"/>
-        <w:rPr>
-          <w:sz w:val="26"/>
-          <w:szCs w:val="26"/>
-        </w:rPr>
-      </w:pPr>
-      <w:bookmarkStart w:id="2" w:name="_Toc229602919"/>
-      <w:r>
-        <w:rPr>
-          <w:sz w:val="26"/>
-          <w:szCs w:val="26"/>
-        </w:rPr>
-        <w:t>1.2 Đặc điểm của ReactJS</w:t>
-      </w:r>
-      <w:bookmarkEnd w:id="2"/>
-    </w:p>
-    <w:p>
-      <w:pPr>
-        <w:pStyle w:val="Tieude11"/>
-        <w:rPr>
-          <w:sz w:val="26"/>
-          <w:szCs w:val="26"/>
-        </w:rPr>
-      </w:pPr>
-      <w:bookmarkStart w:id="3" w:name="_Toc229602920"/>
-      <w:r>
-        <w:rPr>
-          <w:sz w:val="26"/>
-          <w:szCs w:val="26"/>
-        </w:rPr>
-        <w:t>1.2.1 Component-Based Architecture</w:t>
-      </w:r>
-      <w:bookmarkEnd w:id="3"/>
-    </w:p>
-    <w:p>
-      <w:pPr>
-        <w:pStyle w:val="Noidung"/>
-        <w:rPr>
-          <w:sz w:val="26"/>
-          <w:szCs w:val="26"/>
-        </w:rPr>
-      </w:pPr>
-      <w:r>
-        <w:rPr>
-          <w:sz w:val="26"/>
-          <w:szCs w:val="26"/>
-        </w:rPr>
-        <w:t>React chia giao diện thành các component nhỏ độc lập.</w:t>
-      </w:r>
-    </w:p>
-    <w:p>
-      <w:pPr>
-        <w:rPr>
-          <w:rFonts w:ascii="Times New Roman" w:hAnsi="Times New Roman" w:cs="Times New Roman"/>
-          <w:sz w:val="26"/>
-          <w:szCs w:val="26"/>
-        </w:rPr>
-      </w:pPr>
-      <w:r>
-        <w:rPr>
-          <w:rFonts w:ascii="Times New Roman" w:hAnsi="Times New Roman" w:cs="Times New Roman"/>
-          <w:sz w:val="26"/>
-          <w:szCs w:val="26"/>
-        </w:rPr>
-        <w:t>Ví dụ:</w:t>
-      </w:r>
-    </w:p>
-    <w:p>
-      <w:pPr>
-        <w:pStyle w:val="Bullet"/>
-        <w:rPr>
-          <w:rFonts w:cs="Times New Roman"/>
-          <w:szCs w:val="26"/>
-        </w:rPr>
-      </w:pPr>
-      <w:r>
-        <w:rPr>
-          <w:rFonts w:cs="Times New Roman"/>
-          <w:szCs w:val="26"/>
-        </w:rPr>
-        <w:t xml:space="preserve">Header </w:t>
-      </w:r>
-    </w:p>
-    <w:p>
-      <w:pPr>
-        <w:pStyle w:val="Bullet"/>
-        <w:rPr>
-          <w:rFonts w:cs="Times New Roman"/>
-          <w:szCs w:val="26"/>
-        </w:rPr>
-      </w:pPr>
-      <w:r>
-        <w:rPr>
-          <w:rFonts w:cs="Times New Roman"/>
-          <w:szCs w:val="26"/>
-        </w:rPr>
-        <w:t xml:space="preserve">Sidebar </w:t>
-      </w:r>
-    </w:p>
-    <w:p>
-      <w:pPr>
-        <w:pStyle w:val="Bullet"/>
-        <w:rPr>
-          <w:rFonts w:cs="Times New Roman"/>
-          <w:szCs w:val="26"/>
-        </w:rPr>
-      </w:pPr>
-      <w:r>
-        <w:rPr>
-          <w:rFonts w:cs="Times New Roman"/>
-          <w:szCs w:val="26"/>
-        </w:rPr>
-        <w:t xml:space="preserve">Product Card </w:t>
-      </w:r>
-    </w:p>
-    <w:p>
-      <w:pPr>
-        <w:pStyle w:val="Bullet"/>
-        <w:rPr>
-          <w:rFonts w:cs="Times New Roman"/>
-          <w:szCs w:val="26"/>
-        </w:rPr>
-      </w:pPr>
-      <w:r>
-        <w:rPr>
-          <w:rFonts w:cs="Times New Roman"/>
-          <w:szCs w:val="26"/>
-        </w:rPr>
-        <w:t xml:space="preserve">Login Form </w:t>
-      </w:r>
-    </w:p>
-    <w:p>
-      <w:pPr>
-        <w:rPr>
-          <w:rFonts w:ascii="Times New Roman" w:hAnsi="Times New Roman" w:cs="Times New Roman"/>
-          <w:sz w:val="26"/>
-          <w:szCs w:val="26"/>
-        </w:rPr>
-      </w:pPr>
-      <w:r>
-        <w:rPr>
-          <w:rFonts w:ascii="Times New Roman" w:hAnsi="Times New Roman" w:cs="Times New Roman"/>
-          <w:sz w:val="26"/>
-          <w:szCs w:val="26"/>
-        </w:rPr>
-        <w:t>Mỗi component có thể:</w:t>
-      </w:r>
-    </w:p>
-    <w:p>
-      <w:pPr>
-        <w:pStyle w:val="Bullet"/>
-        <w:rPr>
-          <w:rFonts w:cs="Times New Roman"/>
-          <w:szCs w:val="26"/>
-        </w:rPr>
-      </w:pPr>
-      <w:r>
-        <w:rPr>
-          <w:rFonts w:cs="Times New Roman"/>
-          <w:szCs w:val="26"/>
-        </w:rPr>
-        <w:t xml:space="preserve">tái sử dụng </w:t>
-      </w:r>
-    </w:p>
-    <w:p>
-      <w:pPr>
-        <w:pStyle w:val="Bullet"/>
-        <w:rPr>
-          <w:rFonts w:cs="Times New Roman"/>
-          <w:szCs w:val="26"/>
-        </w:rPr>
-      </w:pPr>
-      <w:r>
-        <w:rPr>
-          <w:rFonts w:cs="Times New Roman"/>
-          <w:szCs w:val="26"/>
-        </w:rPr>
-        <w:t xml:space="preserve">quản lý riêng </w:t>
-      </w:r>
-    </w:p>
-    <w:p>
-      <w:pPr>
-        <w:pStyle w:val="Bullet"/>
-        <w:rPr>
-          <w:rFonts w:cs="Times New Roman"/>
-          <w:szCs w:val="26"/>
-          <w:lang w:val="en-US"/>
-        </w:rPr>
-      </w:pPr>
-      <w:r>
-        <w:rPr>
-          <w:rFonts w:cs="Times New Roman"/>
-          <w:szCs w:val="26"/>
-        </w:rPr>
-        <w:t>dễ bảo trì</w:t>
-      </w:r>
-    </w:p>
-    <w:p>
-      <w:pPr>
-        <w:rPr>
-          <w:rFonts w:ascii="Times New Roman" w:hAnsi="Times New Roman" w:cs="Times New Roman"/>
-          <w:sz w:val="26"/>
-          <w:szCs w:val="26"/>
-          <w:lang w:val="vi-VN"/>
-        </w:rPr>
-      </w:pPr>
-    </w:p>
-    <w:p>
-      <w:pPr>
-        <w:pStyle w:val="tieude111"/>
-        <w:rPr>
-          <w:szCs w:val="26"/>
-        </w:rPr>
-      </w:pPr>
-      <w:bookmarkStart w:id="4" w:name="_Toc229602921"/>
-      <w:r>
-        <w:rPr>
-          <w:szCs w:val="26"/>
-        </w:rPr>
-        <w:t>1.2.2 JSX</w:t>
-      </w:r>
-      <w:bookmarkEnd w:id="4"/>
-    </w:p>
-    <w:p>
-      <w:pPr>
-        <w:pStyle w:val="Noidung"/>
-        <w:rPr>
-          <w:sz w:val="26"/>
-          <w:szCs w:val="26"/>
-          <w:lang w:val="vi-VN"/>
-        </w:rPr>
-      </w:pPr>
-      <w:r>
-        <w:rPr>
-          <w:sz w:val="26"/>
-          <w:szCs w:val="26"/>
-          <w:lang w:val="vi-VN"/>
-        </w:rPr>
-        <w:lastRenderedPageBreak/>
-        <w:t>JSX (JavaScript XML) cho phép viết HTML bên trong JavaScript.</w:t>
-      </w:r>
-    </w:p>
-    <w:p>
-      <w:pPr>
-        <w:pStyle w:val="Noidung"/>
-        <w:rPr>
-          <w:sz w:val="26"/>
-          <w:szCs w:val="26"/>
-        </w:rPr>
-      </w:pPr>
-      <w:r>
-        <w:rPr>
-          <w:sz w:val="26"/>
-          <w:szCs w:val="26"/>
-        </w:rPr>
-        <w:t>Ví dụ:</w:t>
-      </w:r>
-    </w:p>
-    <w:p>
-      <w:pPr>
-        <w:pStyle w:val="Noidung"/>
-        <w:rPr>
-          <w:sz w:val="26"/>
-          <w:szCs w:val="26"/>
-          <w:lang w:val="vi-VN"/>
-        </w:rPr>
-      </w:pPr>
-      <w:r>
-        <w:rPr>
-          <w:sz w:val="26"/>
-          <w:szCs w:val="26"/>
-        </w:rPr>
-        <w:t>const element = &lt;h1&gt;Hello React&lt;/h1&gt;;</w:t>
-      </w:r>
-    </w:p>
-    <w:p>
-      <w:pPr>
-        <w:pStyle w:val="Noidung"/>
-        <w:rPr>
-          <w:sz w:val="26"/>
-          <w:szCs w:val="26"/>
-        </w:rPr>
-      </w:pPr>
-      <w:r>
-        <w:rPr>
-          <w:sz w:val="26"/>
-          <w:szCs w:val="26"/>
-        </w:rPr>
-        <w:t>JSX giúp:</w:t>
-      </w:r>
-    </w:p>
-    <w:p>
-      <w:pPr>
-        <w:pStyle w:val="Bullet"/>
-        <w:rPr>
-          <w:rFonts w:cs="Times New Roman"/>
-          <w:szCs w:val="26"/>
-        </w:rPr>
-      </w:pPr>
-      <w:r>
-        <w:rPr>
-          <w:rFonts w:cs="Times New Roman"/>
-          <w:szCs w:val="26"/>
-        </w:rPr>
-        <w:t xml:space="preserve">code dễ đọc </w:t>
-      </w:r>
-    </w:p>
-    <w:p>
-      <w:pPr>
-        <w:pStyle w:val="Bullet"/>
-        <w:rPr>
-          <w:rFonts w:cs="Times New Roman"/>
-          <w:szCs w:val="26"/>
-        </w:rPr>
-      </w:pPr>
-      <w:r>
-        <w:rPr>
-          <w:rFonts w:cs="Times New Roman"/>
-          <w:szCs w:val="26"/>
-        </w:rPr>
-        <w:t xml:space="preserve">mô tả UI trực quan hơn </w:t>
-      </w:r>
-    </w:p>
-    <w:p>
-      <w:pPr>
-        <w:pStyle w:val="tieude111"/>
-        <w:rPr>
-          <w:szCs w:val="26"/>
-          <w:lang w:val="vi-VN"/>
-        </w:rPr>
-      </w:pPr>
-      <w:bookmarkStart w:id="5" w:name="_Toc229602922"/>
-      <w:r>
-        <w:rPr>
-          <w:szCs w:val="26"/>
-          <w:lang w:val="vi-VN"/>
-        </w:rPr>
-        <w:t>1.2.3 Virtual DOM</w:t>
-      </w:r>
-      <w:bookmarkEnd w:id="5"/>
-    </w:p>
-    <w:p>
-      <w:pPr>
-        <w:pStyle w:val="Noidung"/>
-        <w:rPr>
-          <w:sz w:val="26"/>
-          <w:szCs w:val="26"/>
-          <w:lang w:val="vi-VN"/>
-        </w:rPr>
-      </w:pPr>
-      <w:r>
-        <w:rPr>
-          <w:sz w:val="26"/>
-          <w:szCs w:val="26"/>
-          <w:lang w:val="vi-VN"/>
-        </w:rPr>
-        <w:t>Virtual DOM là bản sao của DOM thật dưới dạng object JavaScript.</w:t>
-      </w:r>
-    </w:p>
-    <w:p>
-      <w:pPr>
-        <w:pStyle w:val="Noidung"/>
-        <w:rPr>
-          <w:sz w:val="26"/>
-          <w:szCs w:val="26"/>
-          <w:lang w:val="vi-VN"/>
-        </w:rPr>
-      </w:pPr>
-      <w:r>
-        <w:rPr>
-          <w:sz w:val="26"/>
-          <w:szCs w:val="26"/>
-          <w:lang w:val="vi-VN"/>
-        </w:rPr>
-        <w:t>Khi dữ liệu thay đổi:</w:t>
-      </w:r>
-    </w:p>
-    <w:p>
-      <w:pPr>
-        <w:pStyle w:val="Bullet"/>
-        <w:rPr>
-          <w:rFonts w:cs="Times New Roman"/>
-          <w:szCs w:val="26"/>
-        </w:rPr>
-      </w:pPr>
-      <w:r>
-        <w:rPr>
-          <w:rFonts w:cs="Times New Roman"/>
-          <w:szCs w:val="26"/>
-        </w:rPr>
-        <w:t xml:space="preserve">React tạo Virtual DOM mới </w:t>
-      </w:r>
-    </w:p>
-    <w:p>
-      <w:pPr>
-        <w:pStyle w:val="Bullet"/>
-        <w:rPr>
-          <w:rFonts w:cs="Times New Roman"/>
-          <w:szCs w:val="26"/>
-        </w:rPr>
-      </w:pPr>
-      <w:r>
-        <w:rPr>
-          <w:rFonts w:cs="Times New Roman"/>
-          <w:szCs w:val="26"/>
-        </w:rPr>
-        <w:t xml:space="preserve">So sánh với Virtual DOM cũ </w:t>
-      </w:r>
-    </w:p>
-    <w:p>
-      <w:pPr>
-        <w:pStyle w:val="Bullet"/>
-        <w:rPr>
-          <w:rFonts w:cs="Times New Roman"/>
-          <w:szCs w:val="26"/>
-        </w:rPr>
-      </w:pPr>
-      <w:r>
-        <w:rPr>
-          <w:rFonts w:cs="Times New Roman"/>
-          <w:szCs w:val="26"/>
-        </w:rPr>
-        <w:t xml:space="preserve">Tìm phần thay đổi </w:t>
-      </w:r>
-    </w:p>
-    <w:p>
-      <w:pPr>
-        <w:pStyle w:val="Bullet"/>
-        <w:rPr>
-          <w:rFonts w:cs="Times New Roman"/>
-          <w:szCs w:val="26"/>
-        </w:rPr>
-      </w:pPr>
-      <w:r>
-        <w:rPr>
-          <w:rFonts w:cs="Times New Roman"/>
-          <w:szCs w:val="26"/>
-        </w:rPr>
-        <w:t xml:space="preserve">Chỉ cập nhật phần cần thiết lên DOM thật </w:t>
-      </w:r>
-    </w:p>
-    <w:p>
-      <w:pPr>
-        <w:pStyle w:val="Noidung"/>
-        <w:rPr>
-          <w:sz w:val="26"/>
-          <w:szCs w:val="26"/>
-          <w:lang w:val="vi-VN"/>
-        </w:rPr>
-      </w:pPr>
-      <w:r>
-        <w:rPr>
-          <w:sz w:val="26"/>
-          <w:szCs w:val="26"/>
-          <w:lang w:val="vi-VN"/>
-        </w:rPr>
-        <w:t>Điều này giúp tăng hiệu năng ứng dụng.</w:t>
-      </w:r>
-    </w:p>
-    <w:p>
-      <w:pPr>
-        <w:pStyle w:val="tieude111"/>
-        <w:rPr>
-          <w:szCs w:val="26"/>
-        </w:rPr>
-      </w:pPr>
-      <w:bookmarkStart w:id="6" w:name="_Toc229602923"/>
-      <w:r>
-        <w:rPr>
-          <w:szCs w:val="26"/>
-        </w:rPr>
-        <w:t>1.2.4 One-Way Data Binding</w:t>
-      </w:r>
-      <w:bookmarkEnd w:id="6"/>
-    </w:p>
-    <w:p>
-      <w:pPr>
-        <w:pStyle w:val="Noidung"/>
-        <w:rPr>
-          <w:sz w:val="26"/>
-          <w:szCs w:val="26"/>
-          <w:lang w:val="vi-VN"/>
-        </w:rPr>
-      </w:pPr>
-      <w:r>
-        <w:rPr>
-          <w:sz w:val="26"/>
-          <w:szCs w:val="26"/>
-        </w:rPr>
-        <w:t>Dữ liệu trong React truyền theo một chiều: Parent → Child</w:t>
-      </w:r>
-    </w:p>
-    <w:p>
-      <w:pPr>
-        <w:pStyle w:val="Noidung"/>
-        <w:rPr>
-          <w:sz w:val="26"/>
-          <w:szCs w:val="26"/>
-        </w:rPr>
-      </w:pPr>
-      <w:r>
-        <w:rPr>
-          <w:sz w:val="26"/>
-          <w:szCs w:val="26"/>
-        </w:rPr>
-        <w:t>Ưu điểm:</w:t>
-      </w:r>
-    </w:p>
-    <w:p>
-      <w:pPr>
-        <w:pStyle w:val="Bullet"/>
-        <w:rPr>
-          <w:rFonts w:cs="Times New Roman"/>
-          <w:szCs w:val="26"/>
-        </w:rPr>
-      </w:pPr>
-      <w:r>
-        <w:rPr>
-          <w:rFonts w:cs="Times New Roman"/>
-          <w:szCs w:val="26"/>
-        </w:rPr>
-        <w:t xml:space="preserve">dễ kiểm soát dữ liệu </w:t>
-      </w:r>
-    </w:p>
-    <w:p>
-      <w:pPr>
-        <w:pStyle w:val="Bullet"/>
-        <w:rPr>
-          <w:rFonts w:cs="Times New Roman"/>
-          <w:szCs w:val="26"/>
-        </w:rPr>
-      </w:pPr>
-      <w:r>
-        <w:rPr>
-          <w:rFonts w:cs="Times New Roman"/>
-          <w:szCs w:val="26"/>
-        </w:rPr>
-        <w:t xml:space="preserve">dễ debug </w:t>
-      </w:r>
-    </w:p>
-    <w:p>
-      <w:pPr>
-        <w:pStyle w:val="Bullet"/>
-        <w:rPr>
-          <w:rFonts w:cs="Times New Roman"/>
-          <w:szCs w:val="26"/>
-        </w:rPr>
-      </w:pPr>
-      <w:r>
-        <w:rPr>
-          <w:rFonts w:cs="Times New Roman"/>
-          <w:szCs w:val="26"/>
-        </w:rPr>
-        <w:t xml:space="preserve">giảm lỗi logic </w:t>
-      </w:r>
-    </w:p>
-    <w:p>
-      <w:pPr>
-        <w:pStyle w:val="Tieude11"/>
-        <w:rPr>
-          <w:sz w:val="26"/>
-          <w:szCs w:val="26"/>
-        </w:rPr>
-      </w:pPr>
-      <w:bookmarkStart w:id="7" w:name="_Toc229602924"/>
-      <w:r>
-        <w:rPr>
-          <w:sz w:val="26"/>
-          <w:szCs w:val="26"/>
-        </w:rPr>
-        <w:t>1.3 Ưu điểm của ReactJS</w:t>
-      </w:r>
-      <w:bookmarkEnd w:id="7"/>
-    </w:p>
-    <w:p>
-      <w:pPr>
-        <w:pStyle w:val="Bullet"/>
-        <w:rPr>
-          <w:rFonts w:cs="Times New Roman"/>
-          <w:szCs w:val="26"/>
-        </w:rPr>
-      </w:pPr>
-      <w:r>
-        <w:rPr>
-          <w:rFonts w:cs="Times New Roman"/>
-          <w:szCs w:val="26"/>
-        </w:rPr>
-        <w:t xml:space="preserve">Hiệu năng cao nhờ Virtual DOM </w:t>
-      </w:r>
-    </w:p>
-    <w:p>
-      <w:pPr>
-        <w:pStyle w:val="Bullet"/>
-        <w:rPr>
-          <w:rFonts w:cs="Times New Roman"/>
-          <w:szCs w:val="26"/>
-        </w:rPr>
-      </w:pPr>
-      <w:r>
-        <w:rPr>
-          <w:rFonts w:cs="Times New Roman"/>
-          <w:szCs w:val="26"/>
-        </w:rPr>
-        <w:t xml:space="preserve">Component có thể tái sử dụng </w:t>
-      </w:r>
-    </w:p>
-    <w:p>
-      <w:pPr>
-        <w:pStyle w:val="Bullet"/>
-        <w:rPr>
-          <w:rFonts w:cs="Times New Roman"/>
-          <w:szCs w:val="26"/>
-        </w:rPr>
-      </w:pPr>
-      <w:r>
-        <w:rPr>
-          <w:rFonts w:cs="Times New Roman"/>
-          <w:szCs w:val="26"/>
-        </w:rPr>
-        <w:t xml:space="preserve">Dễ bảo trì và mở rộng </w:t>
-      </w:r>
-    </w:p>
-    <w:p>
-      <w:pPr>
-        <w:pStyle w:val="Bullet"/>
-        <w:rPr>
-          <w:rFonts w:cs="Times New Roman"/>
-          <w:szCs w:val="26"/>
-        </w:rPr>
-      </w:pPr>
-      <w:r>
-        <w:rPr>
-          <w:rFonts w:cs="Times New Roman"/>
-          <w:szCs w:val="26"/>
-        </w:rPr>
-        <w:t xml:space="preserve">Community lớn </w:t>
-      </w:r>
-    </w:p>
-    <w:p>
-      <w:pPr>
-        <w:pStyle w:val="Bullet"/>
-        <w:rPr>
-          <w:rFonts w:cs="Times New Roman"/>
-          <w:szCs w:val="26"/>
-        </w:rPr>
-      </w:pPr>
-      <w:r>
-        <w:rPr>
-          <w:rFonts w:cs="Times New Roman"/>
-          <w:szCs w:val="26"/>
-        </w:rPr>
-        <w:t>Hỗ trợ phát triển SPA hiệu quả</w:t>
-      </w:r>
-    </w:p>
-    <w:p>
-      <w:pPr>
-        <w:pStyle w:val="Tieude11"/>
-        <w:rPr>
-          <w:sz w:val="26"/>
-          <w:szCs w:val="26"/>
-        </w:rPr>
-      </w:pPr>
-      <w:bookmarkStart w:id="8" w:name="_Toc229602925"/>
-      <w:r>
-        <w:rPr>
-          <w:sz w:val="26"/>
-          <w:szCs w:val="26"/>
-        </w:rPr>
-        <w:t>1.4 Hạn chế của ReactJS</w:t>
-      </w:r>
-      <w:bookmarkEnd w:id="8"/>
-    </w:p>
-    <w:p>
-      <w:pPr>
-        <w:pStyle w:val="Bullet"/>
-        <w:rPr>
-          <w:rFonts w:cs="Times New Roman"/>
-          <w:szCs w:val="26"/>
-        </w:rPr>
-      </w:pPr>
-      <w:r>
-        <w:rPr>
-          <w:rFonts w:cs="Times New Roman"/>
-          <w:szCs w:val="26"/>
-        </w:rPr>
-        <w:t xml:space="preserve">Chỉ tập trung vào UI </w:t>
-      </w:r>
-    </w:p>
-    <w:p>
-      <w:pPr>
-        <w:pStyle w:val="Bullet"/>
-        <w:rPr>
-          <w:rFonts w:cs="Times New Roman"/>
-          <w:szCs w:val="26"/>
-        </w:rPr>
-      </w:pPr>
-      <w:r>
-        <w:rPr>
-          <w:rFonts w:cs="Times New Roman"/>
-          <w:szCs w:val="26"/>
-        </w:rPr>
-        <w:lastRenderedPageBreak/>
-        <w:t xml:space="preserve">Khó với người mới bắt đầu </w:t>
-      </w:r>
-    </w:p>
-    <w:p>
-      <w:pPr>
-        <w:pStyle w:val="Bullet"/>
-        <w:rPr>
-          <w:rFonts w:cs="Times New Roman"/>
-          <w:szCs w:val="26"/>
-        </w:rPr>
-      </w:pPr>
-      <w:r>
-        <w:rPr>
-          <w:rFonts w:cs="Times New Roman"/>
-          <w:szCs w:val="26"/>
-        </w:rPr>
-        <w:t xml:space="preserve">Ecosystem thay đổi nhanh </w:t>
-      </w:r>
-    </w:p>
-    <w:p>
-      <w:pPr>
-        <w:pStyle w:val="Bullet"/>
-        <w:rPr>
-          <w:rFonts w:cs="Times New Roman"/>
-          <w:szCs w:val="26"/>
-        </w:rPr>
-      </w:pPr>
-      <w:r>
-        <w:rPr>
-          <w:rFonts w:cs="Times New Roman"/>
-          <w:szCs w:val="26"/>
-        </w:rPr>
-        <w:t>Cần thư viện bổ sung cho dự án lớn</w:t>
-      </w:r>
-    </w:p>
-    <w:p>
-      <w:pPr>
-        <w:pStyle w:val="Noidung"/>
-        <w:rPr>
-          <w:sz w:val="26"/>
-          <w:szCs w:val="26"/>
-          <w:lang w:val="vi-VN"/>
-        </w:rPr>
-      </w:pPr>
-    </w:p>
-    <w:p>
-      <w:pPr>
-        <w:pStyle w:val="tieude1"/>
-        <w:rPr>
-          <w:sz w:val="26"/>
-          <w:szCs w:val="26"/>
-          <w:lang w:val="vi-VN"/>
-        </w:rPr>
-      </w:pPr>
-      <w:bookmarkStart w:id="9" w:name="_Toc229602926"/>
-      <w:r>
-        <w:rPr>
-          <w:sz w:val="26"/>
-          <w:szCs w:val="26"/>
-          <w:lang w:val="vi-VN"/>
-        </w:rPr>
-        <w:t>2. Declarative Programming và Virtual DOM</w:t>
-      </w:r>
-      <w:bookmarkEnd w:id="9"/>
-    </w:p>
-    <w:p>
-      <w:pPr>
-        <w:pStyle w:val="Tieude11"/>
-        <w:rPr>
-          <w:sz w:val="26"/>
-          <w:szCs w:val="26"/>
-          <w:lang w:val="vi-VN"/>
-        </w:rPr>
-      </w:pPr>
-      <w:bookmarkStart w:id="10" w:name="_Toc229602927"/>
-      <w:r>
-        <w:rPr>
-          <w:sz w:val="26"/>
-          <w:szCs w:val="26"/>
-          <w:lang w:val="vi-VN"/>
-        </w:rPr>
-        <w:t>2.1 Declarative Programming là gì?</w:t>
-      </w:r>
-      <w:bookmarkEnd w:id="10"/>
-    </w:p>
-    <w:p>
-      <w:pPr>
-        <w:pStyle w:val="Noidung"/>
-        <w:rPr>
-          <w:sz w:val="26"/>
-          <w:szCs w:val="26"/>
-          <w:lang w:val="vi-VN"/>
-        </w:rPr>
-      </w:pPr>
-      <w:r>
-        <w:rPr>
-          <w:sz w:val="26"/>
-          <w:szCs w:val="26"/>
-          <w:lang w:val="vi-VN"/>
-        </w:rPr>
-        <w:t>Declarative Programming là phong cách lập trình mà lập trình viên chỉ cần mô tả giao diện muốn hiển thị, còn React sẽ tự xử lý việc cập nhật giao diện.</w:t>
-      </w:r>
-    </w:p>
-    <w:p>
-      <w:pPr>
-        <w:pStyle w:val="Noidung"/>
-        <w:rPr>
-          <w:sz w:val="26"/>
-          <w:szCs w:val="26"/>
-          <w:lang w:val="vi-VN"/>
-        </w:rPr>
-      </w:pPr>
-      <w:r>
-        <w:rPr>
-          <w:sz w:val="26"/>
-          <w:szCs w:val="26"/>
-          <w:lang w:val="vi-VN"/>
-        </w:rPr>
-        <w:t>Thay vì thao tác DOM thủ công, React tự render UI dựa trên dữ liệu.</w:t>
-      </w:r>
-    </w:p>
-    <w:p>
-      <w:pPr>
-        <w:pStyle w:val="Tieude11"/>
-        <w:rPr>
-          <w:sz w:val="26"/>
-          <w:szCs w:val="26"/>
-        </w:rPr>
-      </w:pPr>
-      <w:bookmarkStart w:id="11" w:name="_Toc229602928"/>
-      <w:r>
-        <w:rPr>
-          <w:sz w:val="26"/>
-          <w:szCs w:val="26"/>
-        </w:rPr>
-        <w:t>2.2 Imperative và Declarative</w:t>
+        <w:t>Imperative và Declarative</w:t>
       </w:r>
       <w:bookmarkEnd w:id="11"/>
     </w:p>
@@ -3589,7 +3957,6 @@
         <w:rPr>
           <w:b/>
           <w:bCs/>
-          <w:sz w:val="26"/>
           <w:szCs w:val="26"/>
         </w:rPr>
       </w:pPr>
@@ -3597,7 +3964,6 @@
         <w:rPr>
           <w:b/>
           <w:bCs/>
-          <w:sz w:val="26"/>
           <w:szCs w:val="26"/>
         </w:rPr>
         <w:t>Imperative Programming</w:t>
@@ -3607,13 +3973,11 @@
       <w:pPr>
         <w:pStyle w:val="Noidung"/>
         <w:rPr>
-          <w:sz w:val="26"/>
-          <w:szCs w:val="26"/>
-        </w:rPr>
-      </w:pPr>
-      <w:r>
-        <w:rPr>
-          <w:sz w:val="26"/>
+          <w:szCs w:val="26"/>
+        </w:rPr>
+      </w:pPr>
+      <w:r>
+        <w:rPr>
           <w:szCs w:val="26"/>
         </w:rPr>
         <w:t>JavaScript thông thường:</w:t>
@@ -3623,11 +3987,13 @@
       <w:pPr>
         <w:pStyle w:val="Noidung"/>
         <w:keepNext/>
+        <w:rPr>
+          <w:szCs w:val="26"/>
+        </w:rPr>
       </w:pPr>
       <w:r>
         <w:rPr>
           <w:noProof/>
-          <w:sz w:val="26"/>
           <w:szCs w:val="26"/>
         </w:rPr>
         <w:drawing>
@@ -3669,32 +4035,29 @@
     </w:p>
     <w:p>
       <w:pPr>
-        <w:pStyle w:val="Caption"/>
-        <w:jc w:val="both"/>
-      </w:pPr>
+        <w:pStyle w:val="Hinhanh"/>
+        <w:rPr>
+          <w:lang w:val="vi-VN"/>
+        </w:rPr>
+      </w:pPr>
+      <w:bookmarkStart w:id="12" w:name="_Toc229850766"/>
       <w:r>
         <w:t xml:space="preserve">Hình </w:t>
       </w:r>
-      <w:fldSimple w:instr=" SEQ Figure \* ARABIC ">
-        <w:r>
-          <w:rPr>
-            <w:noProof/>
-          </w:rPr>
-          <w:t>2</w:t>
-        </w:r>
-      </w:fldSimple>
+      <w:r>
+        <w:t>1</w:t>
+      </w:r>
+      <w:bookmarkEnd w:id="12"/>
     </w:p>
     <w:p>
       <w:pPr>
         <w:pStyle w:val="Noidung"/>
         <w:rPr>
-          <w:sz w:val="26"/>
-          <w:szCs w:val="26"/>
-        </w:rPr>
-      </w:pPr>
-      <w:r>
-        <w:rPr>
-          <w:sz w:val="26"/>
+          <w:szCs w:val="26"/>
+        </w:rPr>
+      </w:pPr>
+      <w:r>
+        <w:rPr>
           <w:szCs w:val="26"/>
         </w:rPr>
         <w:t>Lập trình viên phải:</w:t>
@@ -3704,55 +4067,47 @@
       <w:pPr>
         <w:pStyle w:val="Noidung"/>
         <w:rPr>
-          <w:sz w:val="26"/>
-          <w:szCs w:val="26"/>
-        </w:rPr>
-      </w:pPr>
-      <w:r>
-        <w:rPr>
-          <w:sz w:val="26"/>
+          <w:szCs w:val="26"/>
+        </w:rPr>
+      </w:pPr>
+      <w:r>
+        <w:rPr>
           <w:szCs w:val="26"/>
         </w:rPr>
         <w:t xml:space="preserve">tạo element </w:t>
       </w:r>
       <w:r>
         <w:rPr>
-          <w:sz w:val="26"/>
           <w:szCs w:val="26"/>
         </w:rPr>
         <w:sym w:font="Wingdings" w:char="F0E0"/>
       </w:r>
       <w:r>
         <w:rPr>
-          <w:sz w:val="26"/>
           <w:szCs w:val="26"/>
         </w:rPr>
         <w:t xml:space="preserve">thêm vào DOM </w:t>
       </w:r>
       <w:r>
         <w:rPr>
-          <w:sz w:val="26"/>
           <w:szCs w:val="26"/>
         </w:rPr>
         <w:sym w:font="Wingdings" w:char="F0E0"/>
       </w:r>
       <w:r>
         <w:rPr>
-          <w:sz w:val="26"/>
           <w:szCs w:val="26"/>
         </w:rPr>
         <w:t xml:space="preserve"> update DOM thủ công</w:t>
       </w:r>
       <w:r>
         <w:rPr>
-          <w:sz w:val="26"/>
           <w:szCs w:val="26"/>
         </w:rPr>
         <w:sym w:font="Wingdings" w:char="F0E0"/>
       </w:r>
       <w:r>
         <w:rPr>
-          <w:sz w:val="26"/>
           <w:szCs w:val="26"/>
         </w:rPr>
         <w:t xml:space="preserve"> Declarative Programming trong React</w:t>
@@ -3762,7 +4117,6 @@
       <w:pPr>
         <w:pStyle w:val="Noidung"/>
         <w:rPr>
-          <w:sz w:val="26"/>
           <w:szCs w:val="26"/>
           <w:lang w:val="vi-VN"/>
         </w:rPr>
@@ -3770,7 +4124,6 @@
       <w:r>
         <w:rPr>
           <w:noProof/>
-          <w:sz w:val="26"/>
           <w:szCs w:val="26"/>
           <w:lang w:val="vi-VN"/>
         </w:rPr>
@@ -3813,131 +4166,142 @@
     </w:p>
     <w:p>
       <w:pPr>
+        <w:pStyle w:val="Hinhanh"/>
+        <w:rPr>
+          <w:lang w:val="vi-VN"/>
+        </w:rPr>
+      </w:pPr>
+      <w:bookmarkStart w:id="13" w:name="_Toc229850767"/>
+      <w:r>
+        <w:t xml:space="preserve">Hình </w:t>
+      </w:r>
+      <w:fldSimple w:instr=" SEQ Figure \* ARABIC ">
+        <w:r>
+          <w:rPr>
+            <w:noProof/>
+          </w:rPr>
+          <w:t>2</w:t>
+        </w:r>
+        <w:bookmarkEnd w:id="13"/>
+      </w:fldSimple>
+    </w:p>
+    <w:p>
+      <w:pPr>
         <w:pStyle w:val="Noidung"/>
         <w:rPr>
+          <w:szCs w:val="26"/>
+        </w:rPr>
+      </w:pPr>
+      <w:r>
+        <w:rPr>
+          <w:szCs w:val="26"/>
+        </w:rPr>
+        <w:t>React tự:</w:t>
+      </w:r>
+    </w:p>
+    <w:p>
+      <w:pPr>
+        <w:pStyle w:val="Noidung"/>
+        <w:rPr>
+          <w:szCs w:val="26"/>
+          <w:lang w:val="vi-VN"/>
+        </w:rPr>
+      </w:pPr>
+      <w:r>
+        <w:rPr>
+          <w:szCs w:val="26"/>
+        </w:rPr>
+        <w:t xml:space="preserve">render giao </w:t>
+      </w:r>
+      <w:r>
+        <w:rPr>
+          <w:szCs w:val="26"/>
+        </w:rPr>
+        <w:t>diện</w:t>
+      </w:r>
+      <w:r>
+        <w:rPr>
+          <w:szCs w:val="26"/>
+          <w:lang w:val="vi-VN"/>
+        </w:rPr>
+        <w:sym w:font="Wingdings" w:char="F0E0"/>
+      </w:r>
+      <w:r>
+        <w:rPr>
+          <w:szCs w:val="26"/>
+        </w:rPr>
+        <w:t xml:space="preserve"> </w:t>
+      </w:r>
+      <w:r>
+        <w:rPr>
+          <w:szCs w:val="26"/>
+        </w:rPr>
+        <w:t>update DOM</w:t>
+      </w:r>
+      <w:r>
+        <w:rPr>
+          <w:szCs w:val="26"/>
+          <w:lang w:val="vi-VN"/>
+        </w:rPr>
+        <w:sym w:font="Wingdings" w:char="F0E0"/>
+      </w:r>
+      <w:r>
+        <w:rPr>
+          <w:szCs w:val="26"/>
+        </w:rPr>
+        <w:t xml:space="preserve"> tối ưu hiệu năng</w:t>
+      </w:r>
+    </w:p>
+    <w:p>
+      <w:pPr>
+        <w:pStyle w:val="Tieude11"/>
+        <w:numPr>
+          <w:ilvl w:val="1"/>
+          <w:numId w:val="25"/>
+        </w:numPr>
+        <w:rPr>
           <w:sz w:val="26"/>
           <w:szCs w:val="26"/>
-        </w:rPr>
-      </w:pPr>
+          <w:lang w:val="vi-VN"/>
+        </w:rPr>
+      </w:pPr>
+      <w:bookmarkStart w:id="14" w:name="_Toc229602929"/>
       <w:r>
         <w:rPr>
           <w:sz w:val="26"/>
           <w:szCs w:val="26"/>
         </w:rPr>
-        <w:t>React tự:</w:t>
-      </w:r>
+        <w:t>Ví dụ Declarative Programming</w:t>
+      </w:r>
+      <w:bookmarkEnd w:id="14"/>
     </w:p>
     <w:p>
       <w:pPr>
         <w:pStyle w:val="Noidung"/>
         <w:rPr>
-          <w:sz w:val="26"/>
           <w:szCs w:val="26"/>
           <w:lang w:val="vi-VN"/>
         </w:rPr>
       </w:pPr>
       <w:r>
         <w:rPr>
-          <w:sz w:val="26"/>
           <w:szCs w:val="26"/>
         </w:rPr>
         <w:lastRenderedPageBreak/>
-        <w:t xml:space="preserve">render giao </w:t>
-      </w:r>
-      <w:r>
-        <w:rPr>
-          <w:sz w:val="26"/>
-          <w:szCs w:val="26"/>
-        </w:rPr>
-        <w:t>diện</w:t>
-      </w:r>
-      <w:r>
-        <w:rPr>
-          <w:sz w:val="26"/>
+        <w:t>Ví dụ 1: Counter</w:t>
+      </w:r>
+    </w:p>
+    <w:p>
+      <w:pPr>
+        <w:pStyle w:val="Noidung"/>
+        <w:rPr>
           <w:szCs w:val="26"/>
           <w:lang w:val="vi-VN"/>
         </w:rPr>
-        <w:sym w:font="Wingdings" w:char="F0E0"/>
-      </w:r>
-      <w:r>
-        <w:rPr>
-          <w:sz w:val="26"/>
-          <w:szCs w:val="26"/>
-        </w:rPr>
-        <w:t xml:space="preserve"> </w:t>
-      </w:r>
-      <w:r>
-        <w:rPr>
-          <w:sz w:val="26"/>
-          <w:szCs w:val="26"/>
-        </w:rPr>
-        <w:t>update DOM</w:t>
-      </w:r>
-      <w:r>
-        <w:rPr>
-          <w:sz w:val="26"/>
-          <w:szCs w:val="26"/>
-          <w:lang w:val="vi-VN"/>
-        </w:rPr>
-        <w:sym w:font="Wingdings" w:char="F0E0"/>
-      </w:r>
-      <w:r>
-        <w:rPr>
-          <w:sz w:val="26"/>
-          <w:szCs w:val="26"/>
-        </w:rPr>
-        <w:t xml:space="preserve"> tối ưu hiệu năng</w:t>
-      </w:r>
-    </w:p>
-    <w:p>
-      <w:pPr>
-        <w:pStyle w:val="Tieude11"/>
-        <w:rPr>
-          <w:sz w:val="26"/>
-          <w:szCs w:val="26"/>
-          <w:lang w:val="vi-VN"/>
-        </w:rPr>
-      </w:pPr>
-      <w:bookmarkStart w:id="12" w:name="_Toc229602929"/>
-      <w:r>
-        <w:rPr>
-          <w:sz w:val="26"/>
-          <w:szCs w:val="26"/>
-        </w:rPr>
-        <w:t>2.3 Ví dụ Declarative Programming</w:t>
-      </w:r>
-      <w:bookmarkEnd w:id="12"/>
-    </w:p>
-    <w:p>
-      <w:pPr>
-        <w:pStyle w:val="Noidung"/>
-        <w:rPr>
-          <w:sz w:val="26"/>
-          <w:szCs w:val="26"/>
-          <w:lang w:val="vi-VN"/>
-        </w:rPr>
-      </w:pPr>
-      <w:r>
-        <w:rPr>
-          <w:sz w:val="26"/>
-          <w:szCs w:val="26"/>
-        </w:rPr>
-        <w:t>Ví dụ 1: Counter</w:t>
-      </w:r>
-    </w:p>
-    <w:p>
-      <w:pPr>
-        <w:pStyle w:val="Noidung"/>
-        <w:rPr>
-          <w:sz w:val="26"/>
-          <w:szCs w:val="26"/>
-          <w:lang w:val="vi-VN"/>
-        </w:rPr>
       </w:pPr>
       <w:r>
         <w:rPr>
           <w:noProof/>
-          <w:sz w:val="26"/>
           <w:szCs w:val="26"/>
           <w:lang w:val="vi-VN"/>
         </w:rPr>
@@ -3980,16 +4344,30 @@
     </w:p>
     <w:p>
       <w:pPr>
+        <w:pStyle w:val="Hinhanh"/>
+        <w:rPr>
+          <w:lang w:val="vi-VN"/>
+        </w:rPr>
+      </w:pPr>
+      <w:bookmarkStart w:id="15" w:name="_Toc229850768"/>
+      <w:r>
+        <w:t xml:space="preserve">Hình </w:t>
+      </w:r>
+      <w:r>
+        <w:t>3</w:t>
+      </w:r>
+      <w:bookmarkEnd w:id="15"/>
+    </w:p>
+    <w:p>
+      <w:pPr>
         <w:pStyle w:val="Noidung"/>
         <w:rPr>
-          <w:sz w:val="26"/>
           <w:szCs w:val="26"/>
           <w:lang w:val="vi-VN"/>
         </w:rPr>
       </w:pPr>
       <w:r>
         <w:rPr>
-          <w:sz w:val="26"/>
           <w:szCs w:val="26"/>
         </w:rPr>
         <w:t>Ví dụ 2: Toggle Dark Mode</w:t>
@@ -3999,7 +4377,6 @@
       <w:pPr>
         <w:pStyle w:val="Noidung"/>
         <w:rPr>
-          <w:sz w:val="26"/>
           <w:szCs w:val="26"/>
           <w:lang w:val="vi-VN"/>
         </w:rPr>
@@ -4007,7 +4384,6 @@
       <w:r>
         <w:rPr>
           <w:noProof/>
-          <w:sz w:val="26"/>
           <w:szCs w:val="26"/>
           <w:lang w:val="vi-VN"/>
         </w:rPr>
@@ -4050,634 +4426,593 @@
     </w:p>
     <w:p>
       <w:pPr>
+        <w:pStyle w:val="Hinhanh"/>
+        <w:rPr>
+          <w:lang w:val="vi-VN"/>
+        </w:rPr>
+      </w:pPr>
+      <w:bookmarkStart w:id="16" w:name="_Toc229850769"/>
+      <w:r>
+        <w:t xml:space="preserve">Hình </w:t>
+      </w:r>
+      <w:r>
+        <w:t>4</w:t>
+      </w:r>
+      <w:bookmarkEnd w:id="16"/>
+    </w:p>
+    <w:p>
+      <w:pPr>
         <w:pStyle w:val="Tieude11"/>
+        <w:numPr>
+          <w:ilvl w:val="1"/>
+          <w:numId w:val="25"/>
+        </w:numPr>
         <w:rPr>
           <w:sz w:val="26"/>
           <w:szCs w:val="26"/>
           <w:lang w:val="vi-VN"/>
         </w:rPr>
       </w:pPr>
-      <w:bookmarkStart w:id="13" w:name="_Toc229602930"/>
+      <w:bookmarkStart w:id="17" w:name="_Toc229602930"/>
       <w:r>
         <w:rPr>
           <w:sz w:val="26"/>
           <w:szCs w:val="26"/>
           <w:lang w:val="vi-VN"/>
         </w:rPr>
-        <w:t>2.4 Virtual DOM là gì?</w:t>
-      </w:r>
-      <w:bookmarkEnd w:id="13"/>
+        <w:t>Virtual DOM là gì?</w:t>
+      </w:r>
+      <w:bookmarkEnd w:id="17"/>
     </w:p>
     <w:p>
       <w:pPr>
         <w:pStyle w:val="Noidung"/>
         <w:rPr>
+          <w:szCs w:val="26"/>
+          <w:lang w:val="vi-VN"/>
+        </w:rPr>
+      </w:pPr>
+      <w:r>
+        <w:rPr>
+          <w:szCs w:val="26"/>
+          <w:lang w:val="vi-VN"/>
+        </w:rPr>
+        <w:t>Virtual DOM là cơ chế giúp React tối ưu hiệu năng.</w:t>
+      </w:r>
+    </w:p>
+    <w:p>
+      <w:pPr>
+        <w:pStyle w:val="Noidung"/>
+        <w:rPr>
+          <w:szCs w:val="26"/>
+          <w:lang w:val="vi-VN"/>
+        </w:rPr>
+      </w:pPr>
+      <w:r>
+        <w:rPr>
+          <w:szCs w:val="26"/>
+          <w:lang w:val="vi-VN"/>
+        </w:rPr>
+        <w:t>Quy trình hoạt động:</w:t>
+      </w:r>
+    </w:p>
+    <w:p>
+      <w:pPr>
+        <w:pStyle w:val="Noidung"/>
+        <w:rPr>
+          <w:szCs w:val="26"/>
+          <w:lang w:val="vi-VN"/>
+        </w:rPr>
+      </w:pPr>
+      <w:r>
+        <w:rPr>
+          <w:szCs w:val="26"/>
+        </w:rPr>
+        <w:t>State Change → Create New Virtual DOM → Compare with Old Virtual DOM → Find Differences → Update Real DOM</w:t>
+      </w:r>
+    </w:p>
+    <w:p>
+      <w:pPr>
+        <w:pStyle w:val="Noidung"/>
+        <w:rPr>
+          <w:szCs w:val="26"/>
+          <w:lang w:val="vi-VN"/>
+        </w:rPr>
+      </w:pPr>
+      <w:r>
+        <w:rPr>
+          <w:szCs w:val="26"/>
+          <w:lang w:val="vi-VN"/>
+        </w:rPr>
+        <w:t>React chỉ cập nhật phần thay đổi thay vì render lại toàn bộ trang.</w:t>
+      </w:r>
+    </w:p>
+    <w:p>
+      <w:pPr>
+        <w:pStyle w:val="tieude1"/>
+        <w:numPr>
+          <w:ilvl w:val="0"/>
+          <w:numId w:val="25"/>
+        </w:numPr>
+        <w:ind w:left="0" w:firstLine="0"/>
+        <w:rPr>
           <w:sz w:val="26"/>
           <w:szCs w:val="26"/>
           <w:lang w:val="vi-VN"/>
         </w:rPr>
       </w:pPr>
+      <w:bookmarkStart w:id="18" w:name="_Toc229602931"/>
       <w:r>
         <w:rPr>
           <w:sz w:val="26"/>
           <w:szCs w:val="26"/>
           <w:lang w:val="vi-VN"/>
         </w:rPr>
-        <w:t>Virtual DOM là cơ chế giúp React tối ưu hiệu năng.</w:t>
-      </w:r>
+        <w:lastRenderedPageBreak/>
+        <w:t>NodeJS</w:t>
+      </w:r>
+      <w:bookmarkEnd w:id="18"/>
+    </w:p>
+    <w:p>
+      <w:pPr>
+        <w:pStyle w:val="Tieude11"/>
+        <w:numPr>
+          <w:ilvl w:val="1"/>
+          <w:numId w:val="25"/>
+        </w:numPr>
+        <w:rPr>
+          <w:sz w:val="26"/>
+          <w:szCs w:val="26"/>
+          <w:lang w:val="vi-VN"/>
+        </w:rPr>
+      </w:pPr>
+      <w:bookmarkStart w:id="19" w:name="_Toc229602932"/>
+      <w:r>
+        <w:rPr>
+          <w:sz w:val="26"/>
+          <w:szCs w:val="26"/>
+          <w:lang w:val="vi-VN"/>
+        </w:rPr>
+        <w:t>NodeJS là gì?</w:t>
+      </w:r>
+      <w:bookmarkEnd w:id="19"/>
     </w:p>
     <w:p>
       <w:pPr>
         <w:pStyle w:val="Noidung"/>
         <w:rPr>
+          <w:szCs w:val="26"/>
+          <w:lang w:val="vi-VN"/>
+        </w:rPr>
+      </w:pPr>
+      <w:r>
+        <w:rPr>
+          <w:szCs w:val="26"/>
+          <w:lang w:val="vi-VN"/>
+        </w:rPr>
+        <w:t>Node.js là môi trường chạy JavaScript phía server.</w:t>
+      </w:r>
+    </w:p>
+    <w:p>
+      <w:pPr>
+        <w:pStyle w:val="Noidung"/>
+        <w:rPr>
+          <w:szCs w:val="26"/>
+        </w:rPr>
+      </w:pPr>
+      <w:r>
+        <w:rPr>
+          <w:szCs w:val="26"/>
+        </w:rPr>
+        <w:t>NodeJS được xây dựng trên V8 Engine của Google Chrome.</w:t>
+      </w:r>
+    </w:p>
+    <w:p>
+      <w:pPr>
+        <w:pStyle w:val="Noidung"/>
+        <w:rPr>
+          <w:szCs w:val="26"/>
+        </w:rPr>
+      </w:pPr>
+      <w:r>
+        <w:rPr>
+          <w:szCs w:val="26"/>
+        </w:rPr>
+        <w:t>Trước đây JavaScript chỉ chạy trên browser, nhưng NodeJS cho phép JavaScript chạy ở backend.</w:t>
+      </w:r>
+    </w:p>
+    <w:p>
+      <w:pPr>
+        <w:pStyle w:val="Noidung"/>
+        <w:rPr>
+          <w:szCs w:val="26"/>
+        </w:rPr>
+      </w:pPr>
+      <w:r>
+        <w:rPr>
+          <w:szCs w:val="26"/>
+        </w:rPr>
+        <w:t>NodeJS thường dùng để xây dựng:</w:t>
+      </w:r>
+    </w:p>
+    <w:p>
+      <w:pPr>
+        <w:pStyle w:val="Noidung"/>
+        <w:rPr>
+          <w:szCs w:val="26"/>
+        </w:rPr>
+      </w:pPr>
+      <w:r>
+        <w:rPr>
+          <w:szCs w:val="26"/>
+        </w:rPr>
+        <w:t xml:space="preserve">REST API </w:t>
+      </w:r>
+    </w:p>
+    <w:p>
+      <w:pPr>
+        <w:pStyle w:val="Noidung"/>
+        <w:rPr>
+          <w:szCs w:val="26"/>
+        </w:rPr>
+      </w:pPr>
+      <w:r>
+        <w:rPr>
+          <w:szCs w:val="26"/>
+        </w:rPr>
+        <w:t xml:space="preserve">Realtime Application </w:t>
+      </w:r>
+    </w:p>
+    <w:p>
+      <w:pPr>
+        <w:pStyle w:val="Noidung"/>
+        <w:rPr>
+          <w:szCs w:val="26"/>
+        </w:rPr>
+      </w:pPr>
+      <w:r>
+        <w:rPr>
+          <w:szCs w:val="26"/>
+        </w:rPr>
+        <w:t xml:space="preserve">Chat Application </w:t>
+      </w:r>
+    </w:p>
+    <w:p>
+      <w:pPr>
+        <w:pStyle w:val="Noidung"/>
+        <w:rPr>
+          <w:szCs w:val="26"/>
+          <w:lang w:val="vi-VN"/>
+        </w:rPr>
+      </w:pPr>
+      <w:r>
+        <w:rPr>
+          <w:szCs w:val="26"/>
+        </w:rPr>
+        <w:t xml:space="preserve">Backend Server </w:t>
+      </w:r>
+    </w:p>
+    <w:p>
+      <w:pPr>
+        <w:pStyle w:val="Noidung"/>
+        <w:rPr>
+          <w:szCs w:val="26"/>
+          <w:lang w:val="vi-VN"/>
+        </w:rPr>
+      </w:pPr>
+    </w:p>
+    <w:p>
+      <w:pPr>
+        <w:pStyle w:val="Tieude11"/>
+        <w:numPr>
+          <w:ilvl w:val="1"/>
+          <w:numId w:val="25"/>
+        </w:numPr>
+        <w:rPr>
           <w:sz w:val="26"/>
           <w:szCs w:val="26"/>
+        </w:rPr>
+      </w:pPr>
+      <w:bookmarkStart w:id="20" w:name="_Toc229602933"/>
+      <w:r>
+        <w:rPr>
+          <w:sz w:val="26"/>
+          <w:szCs w:val="26"/>
+        </w:rPr>
+        <w:t>Đặc điểm của NodeJS</w:t>
+      </w:r>
+      <w:bookmarkEnd w:id="20"/>
+    </w:p>
+    <w:p>
+      <w:pPr>
+        <w:pStyle w:val="tieude111"/>
+        <w:rPr>
+          <w:szCs w:val="26"/>
+        </w:rPr>
+      </w:pPr>
+      <w:bookmarkStart w:id="21" w:name="_Toc229602934"/>
+      <w:r>
+        <w:rPr>
+          <w:szCs w:val="26"/>
+        </w:rPr>
+        <w:t>3.2.1 Single Threaded Event Loop</w:t>
+      </w:r>
+      <w:bookmarkEnd w:id="21"/>
+    </w:p>
+    <w:p>
+      <w:pPr>
+        <w:pStyle w:val="Noidung"/>
+        <w:rPr>
+          <w:szCs w:val="26"/>
+        </w:rPr>
+      </w:pPr>
+      <w:r>
+        <w:rPr>
+          <w:szCs w:val="26"/>
+        </w:rPr>
+        <w:t>NodeJS sử dụng:</w:t>
+      </w:r>
+    </w:p>
+    <w:p>
+      <w:pPr>
+        <w:pStyle w:val="Bullet"/>
+      </w:pPr>
+      <w:r>
+        <w:t xml:space="preserve">một main thread </w:t>
+      </w:r>
+    </w:p>
+    <w:p>
+      <w:pPr>
+        <w:pStyle w:val="Bullet"/>
+      </w:pPr>
+      <w:r>
+        <w:t xml:space="preserve">event loop để xử lý nhiều request </w:t>
+      </w:r>
+    </w:p>
+    <w:p>
+      <w:pPr>
+        <w:pStyle w:val="Noidung"/>
+      </w:pPr>
+      <w:r>
+        <w:t>Điều này giúp tiết kiệm tài nguyên hệ thống.</w:t>
+      </w:r>
+    </w:p>
+    <w:p>
+      <w:pPr>
+        <w:pStyle w:val="tieude111"/>
+        <w:rPr>
+          <w:szCs w:val="26"/>
+        </w:rPr>
+      </w:pPr>
+      <w:bookmarkStart w:id="22" w:name="_Toc229602935"/>
+      <w:r>
+        <w:rPr>
+          <w:szCs w:val="26"/>
+        </w:rPr>
+        <w:t xml:space="preserve">3.2.2 </w:t>
+      </w:r>
+      <w:proofErr w:type="gramStart"/>
+      <w:r>
+        <w:rPr>
+          <w:szCs w:val="26"/>
+        </w:rPr>
+        <w:t>Non-blocking</w:t>
+      </w:r>
+      <w:proofErr w:type="gramEnd"/>
+      <w:r>
+        <w:rPr>
+          <w:szCs w:val="26"/>
+        </w:rPr>
+        <w:t xml:space="preserve"> I/O</w:t>
+      </w:r>
+      <w:bookmarkEnd w:id="22"/>
+    </w:p>
+    <w:p>
+      <w:pPr>
+        <w:pStyle w:val="Noidung"/>
+        <w:rPr>
+          <w:szCs w:val="26"/>
+        </w:rPr>
+      </w:pPr>
+      <w:r>
+        <w:rPr>
+          <w:szCs w:val="26"/>
+        </w:rPr>
+        <w:t>Các thao tác như:</w:t>
+      </w:r>
+    </w:p>
+    <w:p>
+      <w:pPr>
+        <w:pStyle w:val="Noidung"/>
+        <w:rPr>
+          <w:szCs w:val="26"/>
           <w:lang w:val="vi-VN"/>
         </w:rPr>
       </w:pPr>
       <w:r>
         <w:rPr>
-          <w:sz w:val="26"/>
+          <w:szCs w:val="26"/>
+        </w:rPr>
+        <w:t>Đ</w:t>
+      </w:r>
+      <w:r>
+        <w:rPr>
+          <w:szCs w:val="26"/>
+        </w:rPr>
+        <w:t xml:space="preserve">ọc </w:t>
+      </w:r>
+      <w:r>
+        <w:rPr>
+          <w:szCs w:val="26"/>
+        </w:rPr>
+        <w:t>file</w:t>
+      </w:r>
+      <w:r>
+        <w:rPr>
           <w:szCs w:val="26"/>
           <w:lang w:val="vi-VN"/>
         </w:rPr>
-        <w:t>Quy trình hoạt động:</w:t>
+        <w:sym w:font="Wingdings" w:char="F0E0"/>
+      </w:r>
+      <w:r>
+        <w:rPr>
+          <w:szCs w:val="26"/>
+        </w:rPr>
+        <w:t xml:space="preserve"> </w:t>
+      </w:r>
+      <w:r>
+        <w:rPr>
+          <w:szCs w:val="26"/>
+        </w:rPr>
+        <w:t xml:space="preserve">Database </w:t>
+      </w:r>
+      <w:r>
+        <w:rPr>
+          <w:szCs w:val="26"/>
+          <w:lang w:val="vi-VN"/>
+        </w:rPr>
+        <w:sym w:font="Wingdings" w:char="F0E0"/>
+      </w:r>
+      <w:r>
+        <w:rPr>
+          <w:szCs w:val="26"/>
+        </w:rPr>
+        <w:t xml:space="preserve">Network </w:t>
       </w:r>
     </w:p>
     <w:p>
       <w:pPr>
         <w:pStyle w:val="Noidung"/>
         <w:rPr>
-          <w:sz w:val="26"/>
           <w:szCs w:val="26"/>
           <w:lang w:val="vi-VN"/>
         </w:rPr>
       </w:pPr>
       <w:r>
         <w:rPr>
-          <w:sz w:val="26"/>
-          <w:szCs w:val="26"/>
-        </w:rPr>
-        <w:t>State Change → Create New Virtual DOM → Compare with Old Virtual DOM → Find Differences → Update Real DOM</w:t>
-      </w:r>
+          <w:szCs w:val="26"/>
+          <w:lang w:val="vi-VN"/>
+        </w:rPr>
+        <w:sym w:font="Wingdings" w:char="F0E0"/>
+      </w:r>
+      <w:r>
+        <w:rPr>
+          <w:szCs w:val="26"/>
+          <w:lang w:val="vi-VN"/>
+        </w:rPr>
+        <w:t>Đ</w:t>
+      </w:r>
+      <w:r>
+        <w:rPr>
+          <w:szCs w:val="26"/>
+          <w:lang w:val="vi-VN"/>
+        </w:rPr>
+        <w:t>ược xử lý bất đồng bộ.</w:t>
+      </w:r>
+    </w:p>
+    <w:p>
+      <w:pPr>
+        <w:pStyle w:val="tieude111"/>
+        <w:rPr>
+          <w:szCs w:val="26"/>
+          <w:lang w:val="vi-VN"/>
+        </w:rPr>
+      </w:pPr>
+      <w:bookmarkStart w:id="23" w:name="_Toc229602936"/>
+      <w:r>
+        <w:rPr>
+          <w:szCs w:val="26"/>
+        </w:rPr>
+        <w:t>3.2.3 Event-Driven Architecture</w:t>
+      </w:r>
+      <w:bookmarkEnd w:id="23"/>
     </w:p>
     <w:p>
       <w:pPr>
         <w:pStyle w:val="Noidung"/>
         <w:rPr>
-          <w:sz w:val="26"/>
+          <w:szCs w:val="26"/>
+        </w:rPr>
+      </w:pPr>
+      <w:r>
+        <w:rPr>
+          <w:szCs w:val="26"/>
+        </w:rPr>
+        <w:t>NodeJS hoạt động theo mô hình Event-Driven và Asynchronous Programming.</w:t>
+      </w:r>
+    </w:p>
+    <w:p>
+      <w:pPr>
+        <w:pStyle w:val="Noidung"/>
+        <w:rPr>
+          <w:szCs w:val="26"/>
+        </w:rPr>
+      </w:pPr>
+      <w:r>
+        <w:rPr>
+          <w:szCs w:val="26"/>
+        </w:rPr>
+        <w:t>NodeJS sử dụng:</w:t>
+      </w:r>
+    </w:p>
+    <w:p>
+      <w:pPr>
+        <w:pStyle w:val="Bullet"/>
+        <w:rPr>
+          <w:rFonts w:cs="Times New Roman"/>
+          <w:szCs w:val="26"/>
+        </w:rPr>
+      </w:pPr>
+      <w:r>
+        <w:rPr>
+          <w:rFonts w:cs="Times New Roman"/>
+          <w:szCs w:val="26"/>
+        </w:rPr>
+        <w:t xml:space="preserve">Event để xử lý các tác vụ xảy ra trong hệ thống </w:t>
+      </w:r>
+    </w:p>
+    <w:p>
+      <w:pPr>
+        <w:pStyle w:val="Bullet"/>
+        <w:rPr>
+          <w:rFonts w:cs="Times New Roman"/>
+          <w:szCs w:val="26"/>
+        </w:rPr>
+      </w:pPr>
+      <w:r>
+        <w:rPr>
+          <w:rFonts w:cs="Times New Roman"/>
+          <w:szCs w:val="26"/>
+        </w:rPr>
+        <w:t xml:space="preserve">Callback để thực thi công việc sau khi tác vụ hoàn thành </w:t>
+      </w:r>
+    </w:p>
+    <w:p>
+      <w:pPr>
+        <w:pStyle w:val="Bullet"/>
+        <w:rPr>
+          <w:rFonts w:cs="Times New Roman"/>
+          <w:szCs w:val="26"/>
+        </w:rPr>
+      </w:pPr>
+      <w:r>
+        <w:rPr>
+          <w:rFonts w:cs="Times New Roman"/>
+          <w:szCs w:val="26"/>
+        </w:rPr>
+        <w:t xml:space="preserve">Async programming để xử lý nhiều request mà không làm block chương trình </w:t>
+      </w:r>
+    </w:p>
+    <w:p>
+      <w:pPr>
+        <w:pStyle w:val="Noidung"/>
+        <w:rPr>
           <w:szCs w:val="26"/>
           <w:lang w:val="vi-VN"/>
         </w:rPr>
       </w:pPr>
       <w:r>
         <w:rPr>
-          <w:sz w:val="26"/>
-          <w:szCs w:val="26"/>
-          <w:lang w:val="vi-VN"/>
-        </w:rPr>
-        <w:t>React chỉ cập nhật phần thay đổi thay vì render lại toàn bộ trang.</w:t>
-      </w:r>
-    </w:p>
-    <w:p>
-      <w:pPr>
-        <w:pStyle w:val="tieude1"/>
-        <w:rPr>
-          <w:sz w:val="26"/>
-          <w:szCs w:val="26"/>
-          <w:lang w:val="vi-VN"/>
-        </w:rPr>
-      </w:pPr>
-      <w:bookmarkStart w:id="14" w:name="_Toc229602931"/>
-      <w:r>
-        <w:rPr>
-          <w:sz w:val="26"/>
-          <w:szCs w:val="26"/>
-          <w:lang w:val="vi-VN"/>
-        </w:rPr>
-        <w:lastRenderedPageBreak/>
-        <w:t>3. NodeJS</w:t>
-      </w:r>
-      <w:bookmarkEnd w:id="14"/>
-    </w:p>
-    <w:p>
-      <w:pPr>
-        <w:pStyle w:val="Tieude11"/>
-        <w:rPr>
-          <w:sz w:val="26"/>
-          <w:szCs w:val="26"/>
-          <w:lang w:val="vi-VN"/>
-        </w:rPr>
-      </w:pPr>
-      <w:bookmarkStart w:id="15" w:name="_Toc229602932"/>
-      <w:r>
-        <w:rPr>
-          <w:sz w:val="26"/>
-          <w:szCs w:val="26"/>
-          <w:lang w:val="vi-VN"/>
-        </w:rPr>
-        <w:t>3.1 NodeJS là gì?</w:t>
-      </w:r>
-      <w:bookmarkEnd w:id="15"/>
-    </w:p>
-    <w:p>
-      <w:pPr>
-        <w:pStyle w:val="Noidung"/>
-        <w:rPr>
-          <w:sz w:val="26"/>
-          <w:szCs w:val="26"/>
-          <w:lang w:val="vi-VN"/>
-        </w:rPr>
-      </w:pPr>
-      <w:r>
-        <w:rPr>
-          <w:sz w:val="26"/>
-          <w:szCs w:val="26"/>
-          <w:lang w:val="vi-VN"/>
-        </w:rPr>
-        <w:t>Node.js là môi trường chạy JavaScript phía server.</w:t>
-      </w:r>
-    </w:p>
-    <w:p>
-      <w:pPr>
-        <w:pStyle w:val="Noidung"/>
-        <w:rPr>
-          <w:sz w:val="26"/>
-          <w:szCs w:val="26"/>
-        </w:rPr>
-      </w:pPr>
-      <w:r>
-        <w:rPr>
-          <w:sz w:val="26"/>
-          <w:szCs w:val="26"/>
-        </w:rPr>
-        <w:t>NodeJS được xây dựng trên V8 Engine của Google Chrome.</w:t>
-      </w:r>
-    </w:p>
-    <w:p>
-      <w:pPr>
-        <w:pStyle w:val="Noidung"/>
-        <w:rPr>
-          <w:sz w:val="26"/>
-          <w:szCs w:val="26"/>
-        </w:rPr>
-      </w:pPr>
-      <w:r>
-        <w:rPr>
-          <w:sz w:val="26"/>
-          <w:szCs w:val="26"/>
-        </w:rPr>
-        <w:t>Trước đây JavaScript chỉ chạy trên browser, nhưng NodeJS cho phép JavaScript chạy ở backend.</w:t>
-      </w:r>
-    </w:p>
-    <w:p>
-      <w:pPr>
-        <w:pStyle w:val="Noidung"/>
-        <w:rPr>
-          <w:sz w:val="26"/>
-          <w:szCs w:val="26"/>
-        </w:rPr>
-      </w:pPr>
-      <w:r>
-        <w:rPr>
-          <w:sz w:val="26"/>
-          <w:szCs w:val="26"/>
-        </w:rPr>
-        <w:t>NodeJS thường dùng để xây dựng:</w:t>
-      </w:r>
-    </w:p>
-    <w:p>
-      <w:pPr>
-        <w:pStyle w:val="Noidung"/>
-        <w:rPr>
-          <w:sz w:val="26"/>
-          <w:szCs w:val="26"/>
-        </w:rPr>
-      </w:pPr>
-      <w:r>
-        <w:rPr>
-          <w:sz w:val="26"/>
-          <w:szCs w:val="26"/>
-        </w:rPr>
-        <w:t xml:space="preserve">REST API </w:t>
-      </w:r>
-    </w:p>
-    <w:p>
-      <w:pPr>
-        <w:pStyle w:val="Noidung"/>
-        <w:rPr>
-          <w:sz w:val="26"/>
-          <w:szCs w:val="26"/>
-        </w:rPr>
-      </w:pPr>
-      <w:r>
-        <w:rPr>
-          <w:sz w:val="26"/>
-          <w:szCs w:val="26"/>
-        </w:rPr>
-        <w:t xml:space="preserve">Realtime Application </w:t>
-      </w:r>
-    </w:p>
-    <w:p>
-      <w:pPr>
-        <w:pStyle w:val="Noidung"/>
-        <w:rPr>
-          <w:sz w:val="26"/>
-          <w:szCs w:val="26"/>
-        </w:rPr>
-      </w:pPr>
-      <w:r>
-        <w:rPr>
-          <w:sz w:val="26"/>
-          <w:szCs w:val="26"/>
-        </w:rPr>
-        <w:t xml:space="preserve">Chat Application </w:t>
-      </w:r>
-    </w:p>
-    <w:p>
-      <w:pPr>
-        <w:pStyle w:val="Noidung"/>
-        <w:rPr>
-          <w:sz w:val="26"/>
-          <w:szCs w:val="26"/>
-          <w:lang w:val="vi-VN"/>
-        </w:rPr>
-      </w:pPr>
-      <w:r>
-        <w:rPr>
-          <w:sz w:val="26"/>
-          <w:szCs w:val="26"/>
-        </w:rPr>
-        <w:t xml:space="preserve">Backend Server </w:t>
-      </w:r>
-    </w:p>
-    <w:p>
-      <w:pPr>
-        <w:pStyle w:val="Noidung"/>
-        <w:rPr>
-          <w:sz w:val="26"/>
-          <w:szCs w:val="26"/>
-          <w:lang w:val="vi-VN"/>
-        </w:rPr>
-      </w:pPr>
-    </w:p>
-    <w:p>
-      <w:pPr>
-        <w:pStyle w:val="Tieude11"/>
-        <w:rPr>
-          <w:sz w:val="26"/>
-          <w:szCs w:val="26"/>
-        </w:rPr>
-      </w:pPr>
-      <w:bookmarkStart w:id="16" w:name="_Toc229602933"/>
-      <w:r>
-        <w:rPr>
-          <w:sz w:val="26"/>
-          <w:szCs w:val="26"/>
-        </w:rPr>
-        <w:t>3.2 Đặc điểm của NodeJS</w:t>
-      </w:r>
-      <w:bookmarkEnd w:id="16"/>
-    </w:p>
-    <w:p>
-      <w:pPr>
-        <w:pStyle w:val="tieude111"/>
-        <w:rPr>
-          <w:szCs w:val="26"/>
-        </w:rPr>
-      </w:pPr>
-      <w:bookmarkStart w:id="17" w:name="_Toc229602934"/>
-      <w:r>
-        <w:rPr>
-          <w:szCs w:val="26"/>
-        </w:rPr>
-        <w:t>3.2.1 Single Threaded Event Loop</w:t>
-      </w:r>
-      <w:bookmarkEnd w:id="17"/>
-    </w:p>
-    <w:p>
-      <w:pPr>
-        <w:pStyle w:val="Noidung"/>
-        <w:rPr>
-          <w:sz w:val="26"/>
-          <w:szCs w:val="26"/>
-        </w:rPr>
-      </w:pPr>
-      <w:r>
-        <w:rPr>
-          <w:sz w:val="26"/>
-          <w:szCs w:val="26"/>
-        </w:rPr>
-        <w:t>NodeJS sử dụng:</w:t>
-      </w:r>
-    </w:p>
-    <w:p>
-      <w:pPr>
-        <w:pStyle w:val="Bullet"/>
-        <w:rPr>
-          <w:rFonts w:cs="Times New Roman"/>
-          <w:szCs w:val="26"/>
-        </w:rPr>
-      </w:pPr>
-      <w:r>
-        <w:rPr>
-          <w:rFonts w:cs="Times New Roman"/>
-          <w:szCs w:val="26"/>
-        </w:rPr>
-        <w:t xml:space="preserve">một main thread </w:t>
-      </w:r>
-    </w:p>
-    <w:p>
-      <w:pPr>
-        <w:pStyle w:val="Bullet"/>
-        <w:rPr>
-          <w:rFonts w:cs="Times New Roman"/>
-          <w:szCs w:val="26"/>
-        </w:rPr>
-      </w:pPr>
-      <w:r>
-        <w:rPr>
-          <w:rFonts w:cs="Times New Roman"/>
-          <w:szCs w:val="26"/>
-        </w:rPr>
-        <w:t xml:space="preserve">event loop để xử lý nhiều request </w:t>
-      </w:r>
-    </w:p>
-    <w:p>
-      <w:pPr>
-        <w:pStyle w:val="Noidung"/>
-        <w:rPr>
-          <w:sz w:val="26"/>
-          <w:szCs w:val="26"/>
-          <w:lang w:val="vi-VN"/>
-        </w:rPr>
-      </w:pPr>
-      <w:r>
-        <w:rPr>
-          <w:sz w:val="26"/>
-          <w:szCs w:val="26"/>
-          <w:lang w:val="vi-VN"/>
-        </w:rPr>
-        <w:t>Điều này giúp tiết kiệm tài nguyên hệ thống.</w:t>
-      </w:r>
-    </w:p>
-    <w:p>
-      <w:pPr>
-        <w:pStyle w:val="tieude111"/>
-        <w:rPr>
-          <w:szCs w:val="26"/>
-        </w:rPr>
-      </w:pPr>
-      <w:bookmarkStart w:id="18" w:name="_Toc229602935"/>
-      <w:r>
-        <w:rPr>
-          <w:szCs w:val="26"/>
-        </w:rPr>
-        <w:t xml:space="preserve">3.2.2 </w:t>
-      </w:r>
-      <w:proofErr w:type="gramStart"/>
-      <w:r>
-        <w:rPr>
-          <w:szCs w:val="26"/>
-        </w:rPr>
-        <w:t>Non-blocking</w:t>
-      </w:r>
-      <w:proofErr w:type="gramEnd"/>
-      <w:r>
-        <w:rPr>
-          <w:szCs w:val="26"/>
-        </w:rPr>
-        <w:t xml:space="preserve"> I/O</w:t>
-      </w:r>
-      <w:bookmarkEnd w:id="18"/>
-    </w:p>
-    <w:p>
-      <w:pPr>
-        <w:pStyle w:val="Noidung"/>
-        <w:rPr>
-          <w:sz w:val="26"/>
-          <w:szCs w:val="26"/>
-        </w:rPr>
-      </w:pPr>
-      <w:r>
-        <w:rPr>
-          <w:sz w:val="26"/>
-          <w:szCs w:val="26"/>
-        </w:rPr>
-        <w:t>Các thao tác như:</w:t>
-      </w:r>
-    </w:p>
-    <w:p>
-      <w:pPr>
-        <w:pStyle w:val="Noidung"/>
-        <w:rPr>
-          <w:sz w:val="26"/>
-          <w:szCs w:val="26"/>
-          <w:lang w:val="vi-VN"/>
-        </w:rPr>
-      </w:pPr>
-      <w:r>
-        <w:rPr>
-          <w:sz w:val="26"/>
-          <w:szCs w:val="26"/>
-        </w:rPr>
-        <w:t>Đ</w:t>
-      </w:r>
-      <w:r>
-        <w:rPr>
-          <w:sz w:val="26"/>
-          <w:szCs w:val="26"/>
-        </w:rPr>
-        <w:t xml:space="preserve">ọc </w:t>
-      </w:r>
-      <w:r>
-        <w:rPr>
-          <w:sz w:val="26"/>
-          <w:szCs w:val="26"/>
-        </w:rPr>
-        <w:t>file</w:t>
-      </w:r>
-      <w:r>
-        <w:rPr>
-          <w:sz w:val="26"/>
-          <w:szCs w:val="26"/>
-          <w:lang w:val="vi-VN"/>
-        </w:rPr>
-        <w:sym w:font="Wingdings" w:char="F0E0"/>
-      </w:r>
-      <w:r>
-        <w:rPr>
-          <w:sz w:val="26"/>
-          <w:szCs w:val="26"/>
-        </w:rPr>
-        <w:t xml:space="preserve"> </w:t>
-      </w:r>
-      <w:r>
-        <w:rPr>
-          <w:sz w:val="26"/>
-          <w:szCs w:val="26"/>
-        </w:rPr>
-        <w:t xml:space="preserve">Database </w:t>
-      </w:r>
-      <w:r>
-        <w:rPr>
-          <w:sz w:val="26"/>
-          <w:szCs w:val="26"/>
-          <w:lang w:val="vi-VN"/>
-        </w:rPr>
-        <w:sym w:font="Wingdings" w:char="F0E0"/>
-      </w:r>
-      <w:r>
-        <w:rPr>
-          <w:sz w:val="26"/>
-          <w:szCs w:val="26"/>
-        </w:rPr>
-        <w:t xml:space="preserve">Network </w:t>
-      </w:r>
-    </w:p>
-    <w:p>
-      <w:pPr>
-        <w:pStyle w:val="Noidung"/>
-        <w:rPr>
-          <w:sz w:val="26"/>
-          <w:szCs w:val="26"/>
-          <w:lang w:val="vi-VN"/>
-        </w:rPr>
-      </w:pPr>
-      <w:r>
-        <w:rPr>
-          <w:sz w:val="26"/>
-          <w:szCs w:val="26"/>
-          <w:lang w:val="vi-VN"/>
-        </w:rPr>
-        <w:sym w:font="Wingdings" w:char="F0E0"/>
-      </w:r>
-      <w:r>
-        <w:rPr>
-          <w:sz w:val="26"/>
-          <w:szCs w:val="26"/>
-          <w:lang w:val="vi-VN"/>
-        </w:rPr>
-        <w:t>Đ</w:t>
-      </w:r>
-      <w:r>
-        <w:rPr>
-          <w:sz w:val="26"/>
-          <w:szCs w:val="26"/>
-          <w:lang w:val="vi-VN"/>
-        </w:rPr>
-        <w:t>ược xử lý bất đồng bộ.</w:t>
-      </w:r>
-    </w:p>
-    <w:p>
-      <w:pPr>
-        <w:pStyle w:val="tieude111"/>
-        <w:rPr>
-          <w:szCs w:val="26"/>
-          <w:lang w:val="vi-VN"/>
-        </w:rPr>
-      </w:pPr>
-      <w:bookmarkStart w:id="19" w:name="_Toc229602936"/>
-      <w:r>
-        <w:rPr>
-          <w:szCs w:val="26"/>
-        </w:rPr>
-        <w:t>3.2.3 Event-Driven Architecture</w:t>
-      </w:r>
-      <w:bookmarkEnd w:id="19"/>
-    </w:p>
-    <w:p>
-      <w:pPr>
-        <w:pStyle w:val="Noidung"/>
-        <w:rPr>
-          <w:sz w:val="26"/>
-          <w:szCs w:val="26"/>
-        </w:rPr>
-      </w:pPr>
-      <w:r>
-        <w:rPr>
-          <w:sz w:val="26"/>
-          <w:szCs w:val="26"/>
-        </w:rPr>
-        <w:t>NodeJS hoạt động theo mô hình Event-Driven và Asynchronous Programming.</w:t>
-      </w:r>
-    </w:p>
-    <w:p>
-      <w:pPr>
-        <w:pStyle w:val="Noidung"/>
-        <w:rPr>
-          <w:sz w:val="26"/>
-          <w:szCs w:val="26"/>
-        </w:rPr>
-      </w:pPr>
-      <w:r>
-        <w:rPr>
-          <w:sz w:val="26"/>
-          <w:szCs w:val="26"/>
-        </w:rPr>
-        <w:t>NodeJS sử dụng:</w:t>
-      </w:r>
-    </w:p>
-    <w:p>
-      <w:pPr>
-        <w:pStyle w:val="Bullet"/>
-        <w:rPr>
-          <w:rFonts w:cs="Times New Roman"/>
-          <w:szCs w:val="26"/>
-        </w:rPr>
-      </w:pPr>
-      <w:r>
-        <w:rPr>
-          <w:rFonts w:cs="Times New Roman"/>
-          <w:szCs w:val="26"/>
-        </w:rPr>
-        <w:t xml:space="preserve">Event để xử lý các tác vụ xảy ra trong hệ thống </w:t>
-      </w:r>
-    </w:p>
-    <w:p>
-      <w:pPr>
-        <w:pStyle w:val="Bullet"/>
-        <w:rPr>
-          <w:rFonts w:cs="Times New Roman"/>
-          <w:szCs w:val="26"/>
-        </w:rPr>
-      </w:pPr>
-      <w:r>
-        <w:rPr>
-          <w:rFonts w:cs="Times New Roman"/>
-          <w:szCs w:val="26"/>
-        </w:rPr>
-        <w:t xml:space="preserve">Callback để thực thi công việc sau khi tác vụ hoàn thành </w:t>
-      </w:r>
-    </w:p>
-    <w:p>
-      <w:pPr>
-        <w:pStyle w:val="Bullet"/>
-        <w:rPr>
-          <w:rFonts w:cs="Times New Roman"/>
-          <w:szCs w:val="26"/>
-        </w:rPr>
-      </w:pPr>
-      <w:r>
-        <w:rPr>
-          <w:rFonts w:cs="Times New Roman"/>
-          <w:szCs w:val="26"/>
-        </w:rPr>
-        <w:t xml:space="preserve">Async programming để xử lý nhiều request mà không làm block chương trình </w:t>
-      </w:r>
-    </w:p>
-    <w:p>
-      <w:pPr>
-        <w:pStyle w:val="Noidung"/>
-        <w:rPr>
-          <w:sz w:val="26"/>
-          <w:szCs w:val="26"/>
-          <w:lang w:val="vi-VN"/>
-        </w:rPr>
-      </w:pPr>
-      <w:r>
-        <w:rPr>
-          <w:sz w:val="26"/>
           <w:szCs w:val="26"/>
           <w:lang w:val="vi-VN"/>
         </w:rPr>
@@ -4777,33 +5112,35 @@
     <w:p>
       <w:pPr>
         <w:pStyle w:val="Tieude11"/>
+        <w:numPr>
+          <w:ilvl w:val="1"/>
+          <w:numId w:val="25"/>
+        </w:numPr>
         <w:rPr>
           <w:sz w:val="26"/>
           <w:szCs w:val="26"/>
           <w:lang w:val="vi-VN"/>
         </w:rPr>
       </w:pPr>
-      <w:bookmarkStart w:id="20" w:name="_Toc229602937"/>
+      <w:bookmarkStart w:id="24" w:name="_Toc229602937"/>
       <w:r>
         <w:rPr>
           <w:sz w:val="26"/>
           <w:szCs w:val="26"/>
         </w:rPr>
-        <w:t>3.3 Kiến trúc NodeJS</w:t>
-      </w:r>
-      <w:bookmarkEnd w:id="20"/>
+        <w:t>Kiến trúc NodeJS</w:t>
+      </w:r>
+      <w:bookmarkEnd w:id="24"/>
     </w:p>
     <w:p>
       <w:pPr>
         <w:pStyle w:val="Noidung"/>
         <w:rPr>
-          <w:sz w:val="26"/>
-          <w:szCs w:val="26"/>
-        </w:rPr>
-      </w:pPr>
-      <w:r>
-        <w:rPr>
-          <w:sz w:val="26"/>
+          <w:szCs w:val="26"/>
+        </w:rPr>
+      </w:pPr>
+      <w:r>
+        <w:rPr>
           <w:szCs w:val="26"/>
         </w:rPr>
         <w:t>NodeJS sử dụng mô hình Single Threaded Event Loop để xử lý nhiều request cùng lúc.</w:t>
@@ -4817,13 +5154,11 @@
           <w:numId w:val="24"/>
         </w:numPr>
         <w:rPr>
-          <w:sz w:val="26"/>
-          <w:szCs w:val="26"/>
-        </w:rPr>
-      </w:pPr>
-      <w:r>
-        <w:rPr>
-          <w:sz w:val="26"/>
+          <w:szCs w:val="26"/>
+        </w:rPr>
+      </w:pPr>
+      <w:r>
+        <w:rPr>
           <w:szCs w:val="26"/>
         </w:rPr>
         <w:t>Quy trình hoạt động của NodeJS:</w:t>
@@ -4837,13 +5172,11 @@
           <w:numId w:val="24"/>
         </w:numPr>
         <w:rPr>
-          <w:sz w:val="26"/>
-          <w:szCs w:val="26"/>
-        </w:rPr>
-      </w:pPr>
-      <w:r>
-        <w:rPr>
-          <w:sz w:val="26"/>
+          <w:szCs w:val="26"/>
+        </w:rPr>
+      </w:pPr>
+      <w:r>
+        <w:rPr>
           <w:szCs w:val="26"/>
         </w:rPr>
         <w:t xml:space="preserve">Client gửi request đến server </w:t>
@@ -4857,13 +5190,11 @@
           <w:numId w:val="24"/>
         </w:numPr>
         <w:rPr>
-          <w:sz w:val="26"/>
-          <w:szCs w:val="26"/>
-        </w:rPr>
-      </w:pPr>
-      <w:r>
-        <w:rPr>
-          <w:sz w:val="26"/>
+          <w:szCs w:val="26"/>
+        </w:rPr>
+      </w:pPr>
+      <w:r>
+        <w:rPr>
           <w:szCs w:val="26"/>
         </w:rPr>
         <w:t xml:space="preserve">Request được đưa vào Event Queue </w:t>
@@ -4877,13 +5208,11 @@
           <w:numId w:val="24"/>
         </w:numPr>
         <w:rPr>
-          <w:sz w:val="26"/>
-          <w:szCs w:val="26"/>
-        </w:rPr>
-      </w:pPr>
-      <w:r>
-        <w:rPr>
-          <w:sz w:val="26"/>
+          <w:szCs w:val="26"/>
+        </w:rPr>
+      </w:pPr>
+      <w:r>
+        <w:rPr>
           <w:szCs w:val="26"/>
         </w:rPr>
         <w:t xml:space="preserve">Event Loop nhận và kiểm tra request </w:t>
@@ -4897,13 +5226,11 @@
           <w:numId w:val="24"/>
         </w:numPr>
         <w:rPr>
-          <w:sz w:val="26"/>
-          <w:szCs w:val="26"/>
-        </w:rPr>
-      </w:pPr>
-      <w:r>
-        <w:rPr>
-          <w:sz w:val="26"/>
+          <w:szCs w:val="26"/>
+        </w:rPr>
+      </w:pPr>
+      <w:r>
+        <w:rPr>
           <w:szCs w:val="26"/>
         </w:rPr>
         <w:t xml:space="preserve">Các tác vụ nặng được chuyển đến Thread Pool xử lý </w:t>
@@ -4917,13 +5244,11 @@
           <w:numId w:val="24"/>
         </w:numPr>
         <w:rPr>
-          <w:sz w:val="26"/>
-          <w:szCs w:val="26"/>
-        </w:rPr>
-      </w:pPr>
-      <w:r>
-        <w:rPr>
-          <w:sz w:val="26"/>
+          <w:szCs w:val="26"/>
+        </w:rPr>
+      </w:pPr>
+      <w:r>
+        <w:rPr>
           <w:szCs w:val="26"/>
         </w:rPr>
         <w:t xml:space="preserve">Thread Pool làm việc với External Resources như database hoặc file system </w:t>
@@ -4937,213 +5262,217 @@
           <w:numId w:val="24"/>
         </w:numPr>
         <w:rPr>
+          <w:szCs w:val="26"/>
+        </w:rPr>
+      </w:pPr>
+      <w:r>
+        <w:rPr>
+          <w:szCs w:val="26"/>
+        </w:rPr>
+        <w:t>Kết quả được trả về client dưới dạng response</w:t>
+      </w:r>
+    </w:p>
+    <w:p>
+      <w:pPr>
+        <w:pStyle w:val="Noidung"/>
+        <w:rPr>
+          <w:szCs w:val="26"/>
+        </w:rPr>
+      </w:pPr>
+    </w:p>
+    <w:p>
+      <w:pPr>
+        <w:pStyle w:val="Tieude11"/>
+        <w:numPr>
+          <w:ilvl w:val="1"/>
+          <w:numId w:val="25"/>
+        </w:numPr>
+        <w:rPr>
           <w:sz w:val="26"/>
           <w:szCs w:val="26"/>
-        </w:rPr>
-      </w:pPr>
+          <w:lang w:val="vi-VN"/>
+        </w:rPr>
+      </w:pPr>
+      <w:bookmarkStart w:id="25" w:name="_Toc229602938"/>
       <w:r>
         <w:rPr>
           <w:sz w:val="26"/>
           <w:szCs w:val="26"/>
-        </w:rPr>
-        <w:t>Kết quả được trả về client dưới dạng response</w:t>
-      </w:r>
+          <w:lang w:val="vi-VN"/>
+        </w:rPr>
+        <w:t>NPM</w:t>
+      </w:r>
+      <w:bookmarkEnd w:id="25"/>
     </w:p>
     <w:p>
       <w:pPr>
         <w:pStyle w:val="Noidung"/>
         <w:rPr>
+          <w:szCs w:val="26"/>
+          <w:lang w:val="vi-VN"/>
+        </w:rPr>
+      </w:pPr>
+      <w:r>
+        <w:rPr>
+          <w:szCs w:val="26"/>
+          <w:lang w:val="vi-VN"/>
+        </w:rPr>
+        <w:t>npm là hệ quản lý package của NodeJS.</w:t>
+      </w:r>
+    </w:p>
+    <w:p>
+      <w:pPr>
+        <w:pStyle w:val="Noidung"/>
+        <w:rPr>
+          <w:szCs w:val="26"/>
+        </w:rPr>
+      </w:pPr>
+      <w:r>
+        <w:rPr>
+          <w:szCs w:val="26"/>
+        </w:rPr>
+        <w:t>Dùng để:</w:t>
+      </w:r>
+    </w:p>
+    <w:p>
+      <w:pPr>
+        <w:pStyle w:val="Bullet"/>
+        <w:rPr>
+          <w:rFonts w:cs="Times New Roman"/>
+          <w:szCs w:val="26"/>
+        </w:rPr>
+      </w:pPr>
+      <w:r>
+        <w:rPr>
+          <w:rFonts w:cs="Times New Roman"/>
+          <w:szCs w:val="26"/>
+        </w:rPr>
+        <w:t>C</w:t>
+      </w:r>
+      <w:r>
+        <w:rPr>
+          <w:rFonts w:cs="Times New Roman"/>
+          <w:szCs w:val="26"/>
+        </w:rPr>
+        <w:t xml:space="preserve">ài thư viện </w:t>
+      </w:r>
+    </w:p>
+    <w:p>
+      <w:pPr>
+        <w:pStyle w:val="Bullet"/>
+        <w:rPr>
+          <w:rFonts w:cs="Times New Roman"/>
+          <w:szCs w:val="26"/>
+        </w:rPr>
+      </w:pPr>
+      <w:r>
+        <w:rPr>
+          <w:rFonts w:cs="Times New Roman"/>
+          <w:szCs w:val="26"/>
+        </w:rPr>
+        <w:t>Q</w:t>
+      </w:r>
+      <w:r>
+        <w:rPr>
+          <w:rFonts w:cs="Times New Roman"/>
+          <w:szCs w:val="26"/>
+        </w:rPr>
+        <w:t xml:space="preserve">uản lý dependency </w:t>
+      </w:r>
+    </w:p>
+    <w:p>
+      <w:pPr>
+        <w:pStyle w:val="Bullet"/>
+        <w:rPr>
+          <w:rFonts w:cs="Times New Roman"/>
+          <w:szCs w:val="26"/>
+        </w:rPr>
+      </w:pPr>
+      <w:r>
+        <w:rPr>
+          <w:rFonts w:cs="Times New Roman"/>
+          <w:szCs w:val="26"/>
+        </w:rPr>
+        <w:t>B</w:t>
+      </w:r>
+      <w:r>
+        <w:rPr>
+          <w:rFonts w:cs="Times New Roman"/>
+          <w:szCs w:val="26"/>
+        </w:rPr>
+        <w:t>uild project</w:t>
+      </w:r>
+    </w:p>
+    <w:p>
+      <w:pPr>
+        <w:pStyle w:val="tieude1"/>
+        <w:numPr>
+          <w:ilvl w:val="0"/>
+          <w:numId w:val="25"/>
+        </w:numPr>
+        <w:ind w:left="0" w:firstLine="0"/>
+        <w:rPr>
           <w:sz w:val="26"/>
           <w:szCs w:val="26"/>
         </w:rPr>
       </w:pPr>
+      <w:bookmarkStart w:id="26" w:name="_Toc229602939"/>
+      <w:r>
+        <w:rPr>
+          <w:sz w:val="26"/>
+          <w:szCs w:val="26"/>
+        </w:rPr>
+        <w:t>Git</w:t>
+      </w:r>
+      <w:bookmarkEnd w:id="26"/>
     </w:p>
     <w:p>
       <w:pPr>
         <w:pStyle w:val="Tieude11"/>
+        <w:numPr>
+          <w:ilvl w:val="1"/>
+          <w:numId w:val="25"/>
+        </w:numPr>
         <w:rPr>
           <w:sz w:val="26"/>
           <w:szCs w:val="26"/>
+        </w:rPr>
+      </w:pPr>
+      <w:bookmarkStart w:id="27" w:name="_Toc229602940"/>
+      <w:r>
+        <w:rPr>
+          <w:sz w:val="26"/>
+          <w:szCs w:val="26"/>
+        </w:rPr>
+        <w:t>Git là gì?</w:t>
+      </w:r>
+      <w:bookmarkEnd w:id="27"/>
+    </w:p>
+    <w:p>
+      <w:pPr>
+        <w:pStyle w:val="Noidung"/>
+        <w:rPr>
+          <w:szCs w:val="26"/>
           <w:lang w:val="vi-VN"/>
         </w:rPr>
       </w:pPr>
-      <w:bookmarkStart w:id="21" w:name="_Toc229602938"/>
-      <w:r>
-        <w:rPr>
-          <w:sz w:val="26"/>
+      <w:r>
+        <w:rPr>
+          <w:szCs w:val="26"/>
+        </w:rPr>
+        <w:t>Git là hệ thống quản lý phiên bản phân tán, dùng để quản lý source code và lịch sử thay đổi của project.</w:t>
+      </w:r>
+    </w:p>
+    <w:p>
+      <w:pPr>
+        <w:pStyle w:val="Noidung"/>
+        <w:rPr>
           <w:szCs w:val="26"/>
           <w:lang w:val="vi-VN"/>
         </w:rPr>
-        <w:t>3.4 NPM</w:t>
-      </w:r>
-      <w:bookmarkEnd w:id="21"/>
-    </w:p>
-    <w:p>
-      <w:pPr>
-        <w:pStyle w:val="Noidung"/>
-        <w:rPr>
-          <w:sz w:val="26"/>
-          <w:szCs w:val="26"/>
-        </w:rPr>
-      </w:pPr>
-      <w:r>
-        <w:rPr>
-          <w:sz w:val="26"/>
-          <w:szCs w:val="26"/>
-        </w:rPr>
-        <w:t>npm là hệ quản lý package của NodeJS.</w:t>
-      </w:r>
-    </w:p>
-    <w:p>
-      <w:pPr>
-        <w:pStyle w:val="Noidung"/>
-        <w:rPr>
-          <w:sz w:val="26"/>
-          <w:szCs w:val="26"/>
-        </w:rPr>
-      </w:pPr>
-      <w:r>
-        <w:rPr>
-          <w:sz w:val="26"/>
-          <w:szCs w:val="26"/>
-        </w:rPr>
-        <w:t>Dùng để:</w:t>
-      </w:r>
-    </w:p>
-    <w:p>
-      <w:pPr>
-        <w:pStyle w:val="Bullet"/>
-        <w:rPr>
-          <w:rFonts w:cs="Times New Roman"/>
-          <w:szCs w:val="26"/>
-        </w:rPr>
-      </w:pPr>
-      <w:r>
-        <w:rPr>
-          <w:rFonts w:cs="Times New Roman"/>
-          <w:szCs w:val="26"/>
-        </w:rPr>
-        <w:t>C</w:t>
-      </w:r>
-      <w:r>
-        <w:rPr>
-          <w:rFonts w:cs="Times New Roman"/>
-          <w:szCs w:val="26"/>
-        </w:rPr>
-        <w:t xml:space="preserve">ài thư viện </w:t>
-      </w:r>
-    </w:p>
-    <w:p>
-      <w:pPr>
-        <w:pStyle w:val="Bullet"/>
-        <w:rPr>
-          <w:rFonts w:cs="Times New Roman"/>
-          <w:szCs w:val="26"/>
-        </w:rPr>
-      </w:pPr>
-      <w:r>
-        <w:rPr>
-          <w:rFonts w:cs="Times New Roman"/>
-          <w:szCs w:val="26"/>
-        </w:rPr>
-        <w:t>Q</w:t>
-      </w:r>
-      <w:r>
-        <w:rPr>
-          <w:rFonts w:cs="Times New Roman"/>
-          <w:szCs w:val="26"/>
-        </w:rPr>
-        <w:t xml:space="preserve">uản lý dependency </w:t>
-      </w:r>
-    </w:p>
-    <w:p>
-      <w:pPr>
-        <w:pStyle w:val="Bullet"/>
-        <w:rPr>
-          <w:rFonts w:cs="Times New Roman"/>
-          <w:szCs w:val="26"/>
-        </w:rPr>
-      </w:pPr>
-      <w:r>
-        <w:rPr>
-          <w:rFonts w:cs="Times New Roman"/>
-          <w:szCs w:val="26"/>
-        </w:rPr>
-        <w:t>B</w:t>
-      </w:r>
-      <w:r>
-        <w:rPr>
-          <w:rFonts w:cs="Times New Roman"/>
-          <w:szCs w:val="26"/>
-        </w:rPr>
-        <w:t>uild project</w:t>
-      </w:r>
-    </w:p>
-    <w:p>
-      <w:pPr>
-        <w:pStyle w:val="tieude1"/>
-        <w:rPr>
-          <w:sz w:val="26"/>
-          <w:szCs w:val="26"/>
-        </w:rPr>
-      </w:pPr>
-      <w:bookmarkStart w:id="22" w:name="_Toc229602939"/>
-      <w:r>
-        <w:rPr>
-          <w:sz w:val="26"/>
-          <w:szCs w:val="26"/>
-        </w:rPr>
-        <w:t>4. Git</w:t>
-      </w:r>
-      <w:bookmarkEnd w:id="22"/>
-    </w:p>
-    <w:p>
-      <w:pPr>
-        <w:pStyle w:val="Tieude11"/>
-        <w:rPr>
-          <w:sz w:val="26"/>
-          <w:szCs w:val="26"/>
-        </w:rPr>
-      </w:pPr>
-      <w:bookmarkStart w:id="23" w:name="_Toc229602940"/>
-      <w:r>
-        <w:rPr>
-          <w:sz w:val="26"/>
-          <w:szCs w:val="26"/>
-        </w:rPr>
-        <w:t>4.1 Git là gì?</w:t>
-      </w:r>
-      <w:bookmarkEnd w:id="23"/>
-    </w:p>
-    <w:p>
-      <w:pPr>
-        <w:pStyle w:val="Noidung"/>
-        <w:rPr>
-          <w:sz w:val="26"/>
-          <w:szCs w:val="26"/>
-          <w:lang w:val="vi-VN"/>
-        </w:rPr>
-      </w:pPr>
-      <w:r>
-        <w:rPr>
-          <w:sz w:val="26"/>
-          <w:szCs w:val="26"/>
-        </w:rPr>
-        <w:t>Git là hệ thống quản lý phiên bản phân tán, dùng để quản lý source code và lịch sử thay đổi của project.</w:t>
-      </w:r>
-    </w:p>
-    <w:p>
-      <w:pPr>
-        <w:pStyle w:val="Noidung"/>
-        <w:rPr>
-          <w:sz w:val="26"/>
-          <w:szCs w:val="26"/>
-          <w:lang w:val="vi-VN"/>
-        </w:rPr>
-      </w:pPr>
-      <w:r>
-        <w:rPr>
-          <w:sz w:val="26"/>
+      </w:pPr>
+      <w:r>
+        <w:rPr>
           <w:szCs w:val="26"/>
           <w:lang w:val="vi-VN"/>
         </w:rPr>
@@ -5155,14 +5484,12 @@
       <w:pPr>
         <w:pStyle w:val="Noidung"/>
         <w:rPr>
-          <w:sz w:val="26"/>
           <w:szCs w:val="26"/>
           <w:lang w:val="vi-VN"/>
         </w:rPr>
       </w:pPr>
       <w:r>
         <w:rPr>
-          <w:sz w:val="26"/>
           <w:szCs w:val="26"/>
           <w:lang w:val="vi-VN"/>
         </w:rPr>
@@ -5265,7 +5592,6 @@
       <w:pPr>
         <w:pStyle w:val="Noidung"/>
         <w:rPr>
-          <w:sz w:val="26"/>
           <w:szCs w:val="26"/>
         </w:rPr>
       </w:pPr>
@@ -5276,7 +5602,6 @@
         <w:rPr>
           <w:b/>
           <w:bCs/>
-          <w:sz w:val="26"/>
           <w:szCs w:val="26"/>
         </w:rPr>
       </w:pPr>
@@ -5284,7 +5609,6 @@
         <w:rPr>
           <w:b/>
           <w:bCs/>
-          <w:sz w:val="26"/>
           <w:szCs w:val="26"/>
         </w:rPr>
         <w:t>4.2 Một số khái niệm cơ bản</w:t>
@@ -5294,13 +5618,11 @@
       <w:pPr>
         <w:pStyle w:val="Noidung"/>
         <w:rPr>
-          <w:sz w:val="26"/>
-          <w:szCs w:val="26"/>
-        </w:rPr>
-      </w:pPr>
-      <w:r>
-        <w:rPr>
-          <w:sz w:val="26"/>
+          <w:szCs w:val="26"/>
+        </w:rPr>
+      </w:pPr>
+      <w:r>
+        <w:rPr>
           <w:szCs w:val="26"/>
         </w:rPr>
         <w:t xml:space="preserve">Repository: nơi lưu trữ source code </w:t>
@@ -5310,13 +5632,11 @@
       <w:pPr>
         <w:pStyle w:val="Noidung"/>
         <w:rPr>
-          <w:sz w:val="26"/>
-          <w:szCs w:val="26"/>
-        </w:rPr>
-      </w:pPr>
-      <w:r>
-        <w:rPr>
-          <w:sz w:val="26"/>
+          <w:szCs w:val="26"/>
+        </w:rPr>
+      </w:pPr>
+      <w:r>
+        <w:rPr>
           <w:szCs w:val="26"/>
         </w:rPr>
         <w:t xml:space="preserve">Commit: lưu trạng thái project tại một thời điểm </w:t>
@@ -5326,13 +5646,11 @@
       <w:pPr>
         <w:pStyle w:val="Noidung"/>
         <w:rPr>
-          <w:sz w:val="26"/>
-          <w:szCs w:val="26"/>
-        </w:rPr>
-      </w:pPr>
-      <w:r>
-        <w:rPr>
-          <w:sz w:val="26"/>
+          <w:szCs w:val="26"/>
+        </w:rPr>
+      </w:pPr>
+      <w:r>
+        <w:rPr>
           <w:szCs w:val="26"/>
         </w:rPr>
         <w:t xml:space="preserve">Branch: nhánh phát triển riêng </w:t>
@@ -5342,13 +5660,11 @@
       <w:pPr>
         <w:pStyle w:val="Noidung"/>
         <w:rPr>
-          <w:sz w:val="26"/>
-          <w:szCs w:val="26"/>
-        </w:rPr>
-      </w:pPr>
-      <w:r>
-        <w:rPr>
-          <w:sz w:val="26"/>
+          <w:szCs w:val="26"/>
+        </w:rPr>
+      </w:pPr>
+      <w:r>
+        <w:rPr>
           <w:szCs w:val="26"/>
         </w:rPr>
         <w:t xml:space="preserve">Remote Repository: repository online như </w:t>
@@ -5357,7 +5673,6 @@
         <w:r>
           <w:rPr>
             <w:rStyle w:val="Hyperlink"/>
-            <w:sz w:val="26"/>
             <w:szCs w:val="26"/>
           </w:rPr>
           <w:t>GitHub</w:t>
@@ -5365,7 +5680,6 @@
       </w:hyperlink>
       <w:r>
         <w:rPr>
-          <w:sz w:val="26"/>
           <w:szCs w:val="26"/>
         </w:rPr>
         <w:t xml:space="preserve"> hoặc </w:t>
@@ -5374,7 +5688,6 @@
         <w:r>
           <w:rPr>
             <w:rStyle w:val="Hyperlink"/>
-            <w:sz w:val="26"/>
             <w:szCs w:val="26"/>
           </w:rPr>
           <w:t>Bitbucket</w:t>
@@ -5384,21 +5697,25 @@
     <w:p>
       <w:pPr>
         <w:pStyle w:val="Tieude11"/>
+        <w:numPr>
+          <w:ilvl w:val="1"/>
+          <w:numId w:val="25"/>
+        </w:numPr>
         <w:rPr>
           <w:sz w:val="26"/>
           <w:szCs w:val="26"/>
           <w:lang w:val="vi-VN"/>
         </w:rPr>
       </w:pPr>
-      <w:bookmarkStart w:id="24" w:name="_Toc229602941"/>
+      <w:bookmarkStart w:id="28" w:name="_Toc229602941"/>
       <w:r>
         <w:rPr>
           <w:sz w:val="26"/>
           <w:szCs w:val="26"/>
         </w:rPr>
-        <w:t>4.3 Các lệnh cơ bản trong Git</w:t>
-      </w:r>
-      <w:bookmarkEnd w:id="24"/>
+        <w:t>Các lệnh cơ bản trong Git</w:t>
+      </w:r>
+      <w:bookmarkEnd w:id="28"/>
     </w:p>
     <w:tbl>
       <w:tblPr>
@@ -5547,7 +5864,7 @@
                       <w:szCs w:val="26"/>
                     </w:rPr>
                   </w:pPr>
-                  <w:bookmarkStart w:id="25" w:name="_Toc229602942"/>
+                  <w:bookmarkStart w:id="29" w:name="_Toc229602942"/>
                   <w:r>
                     <w:rPr>
                       <w:bCs/>
@@ -5556,7 +5873,7 @@
                     </w:rPr>
                     <w:t>Chức năng</w:t>
                   </w:r>
-                  <w:bookmarkEnd w:id="25"/>
+                  <w:bookmarkEnd w:id="29"/>
                 </w:p>
               </w:tc>
             </w:tr>
@@ -5589,7 +5906,7 @@
                 <w:lang w:val="vi-VN"/>
               </w:rPr>
             </w:pPr>
-            <w:bookmarkStart w:id="26" w:name="_Toc229602943"/>
+            <w:bookmarkStart w:id="30" w:name="_Toc229602943"/>
             <w:r>
               <w:rPr>
                 <w:b w:val="0"/>
@@ -5599,7 +5916,7 @@
               </w:rPr>
               <w:t>git init</w:t>
             </w:r>
-            <w:bookmarkEnd w:id="26"/>
+            <w:bookmarkEnd w:id="30"/>
           </w:p>
         </w:tc>
         <w:tc>
@@ -5617,7 +5934,7 @@
                 <w:lang w:val="vi-VN"/>
               </w:rPr>
             </w:pPr>
-            <w:bookmarkStart w:id="27" w:name="_Toc229602944"/>
+            <w:bookmarkStart w:id="31" w:name="_Toc229602944"/>
             <w:r>
               <w:rPr>
                 <w:b w:val="0"/>
@@ -5627,7 +5944,7 @@
               </w:rPr>
               <w:t>Khởi tạo Git repository</w:t>
             </w:r>
-            <w:bookmarkEnd w:id="27"/>
+            <w:bookmarkEnd w:id="31"/>
           </w:p>
         </w:tc>
       </w:tr>
@@ -5647,7 +5964,7 @@
                 <w:lang w:val="vi-VN"/>
               </w:rPr>
             </w:pPr>
-            <w:bookmarkStart w:id="28" w:name="_Toc229602945"/>
+            <w:bookmarkStart w:id="32" w:name="_Toc229602945"/>
             <w:r>
               <w:rPr>
                 <w:b w:val="0"/>
@@ -5657,7 +5974,7 @@
               </w:rPr>
               <w:t>git clone &lt;repository-url&gt;</w:t>
             </w:r>
-            <w:bookmarkEnd w:id="28"/>
+            <w:bookmarkEnd w:id="32"/>
           </w:p>
         </w:tc>
         <w:tc>
@@ -5675,7 +5992,7 @@
                 <w:lang w:val="vi-VN"/>
               </w:rPr>
             </w:pPr>
-            <w:bookmarkStart w:id="29" w:name="_Toc229602946"/>
+            <w:bookmarkStart w:id="33" w:name="_Toc229602946"/>
             <w:r>
               <w:rPr>
                 <w:b w:val="0"/>
@@ -5684,224 +6001,6 @@
                 <w:szCs w:val="26"/>
               </w:rPr>
               <w:t>Clone project từ remote repository</w:t>
-            </w:r>
-            <w:bookmarkEnd w:id="29"/>
-          </w:p>
-        </w:tc>
-      </w:tr>
-      <w:tr>
-        <w:tc>
-          <w:tcPr>
-            <w:tcW w:w="4675" w:type="dxa"/>
-          </w:tcPr>
-          <w:p>
-            <w:pPr>
-              <w:pStyle w:val="Tieude11"/>
-              <w:rPr>
-                <w:b w:val="0"/>
-                <w:bCs/>
-                <w:sz w:val="26"/>
-                <w:szCs w:val="26"/>
-                <w:lang w:val="vi-VN"/>
-              </w:rPr>
-            </w:pPr>
-            <w:bookmarkStart w:id="30" w:name="_Toc229602947"/>
-            <w:r>
-              <w:rPr>
-                <w:b w:val="0"/>
-                <w:bCs/>
-                <w:sz w:val="26"/>
-                <w:szCs w:val="26"/>
-              </w:rPr>
-              <w:t>git status</w:t>
-            </w:r>
-            <w:bookmarkEnd w:id="30"/>
-          </w:p>
-        </w:tc>
-        <w:tc>
-          <w:tcPr>
-            <w:tcW w:w="4675" w:type="dxa"/>
-          </w:tcPr>
-          <w:tbl>
-            <w:tblPr>
-              <w:tblW w:w="0" w:type="auto"/>
-              <w:tblCellSpacing w:w="15" w:type="dxa"/>
-              <w:tblCellMar>
-                <w:top w:w="15" w:type="dxa"/>
-                <w:left w:w="15" w:type="dxa"/>
-                <w:bottom w:w="15" w:type="dxa"/>
-                <w:right w:w="15" w:type="dxa"/>
-              </w:tblCellMar>
-              <w:tblLook w:val="04A0" w:firstRow="1" w:lastRow="0" w:firstColumn="1" w:lastColumn="0" w:noHBand="0" w:noVBand="1"/>
-            </w:tblPr>
-            <w:tblGrid>
-              <w:gridCol w:w="96"/>
-            </w:tblGrid>
-            <w:tr>
-              <w:trPr>
-                <w:tblCellSpacing w:w="15" w:type="dxa"/>
-              </w:trPr>
-              <w:tc>
-                <w:tcPr>
-                  <w:tcW w:w="0" w:type="auto"/>
-                  <w:vAlign w:val="center"/>
-                  <w:hideMark/>
-                </w:tcPr>
-                <w:p>
-                  <w:pPr>
-                    <w:pStyle w:val="Tieude11"/>
-                    <w:rPr>
-                      <w:b w:val="0"/>
-                      <w:bCs/>
-                      <w:sz w:val="26"/>
-                      <w:szCs w:val="26"/>
-                    </w:rPr>
-                  </w:pPr>
-                </w:p>
-              </w:tc>
-            </w:tr>
-          </w:tbl>
-          <w:p>
-            <w:pPr>
-              <w:pStyle w:val="Tieude11"/>
-              <w:rPr>
-                <w:b w:val="0"/>
-                <w:bCs/>
-                <w:vanish/>
-                <w:sz w:val="26"/>
-                <w:szCs w:val="26"/>
-              </w:rPr>
-            </w:pPr>
-          </w:p>
-          <w:tbl>
-            <w:tblPr>
-              <w:tblW w:w="0" w:type="auto"/>
-              <w:tblCellSpacing w:w="15" w:type="dxa"/>
-              <w:tblCellMar>
-                <w:top w:w="15" w:type="dxa"/>
-                <w:left w:w="15" w:type="dxa"/>
-                <w:bottom w:w="15" w:type="dxa"/>
-                <w:right w:w="15" w:type="dxa"/>
-              </w:tblCellMar>
-              <w:tblLook w:val="04A0" w:firstRow="1" w:lastRow="0" w:firstColumn="1" w:lastColumn="0" w:noHBand="0" w:noVBand="1"/>
-            </w:tblPr>
-            <w:tblGrid>
-              <w:gridCol w:w="2233"/>
-            </w:tblGrid>
-            <w:tr>
-              <w:trPr>
-                <w:tblCellSpacing w:w="15" w:type="dxa"/>
-              </w:trPr>
-              <w:tc>
-                <w:tcPr>
-                  <w:tcW w:w="0" w:type="auto"/>
-                  <w:vAlign w:val="center"/>
-                  <w:hideMark/>
-                </w:tcPr>
-                <w:p>
-                  <w:pPr>
-                    <w:pStyle w:val="Tieude11"/>
-                    <w:rPr>
-                      <w:b w:val="0"/>
-                      <w:bCs/>
-                      <w:sz w:val="26"/>
-                      <w:szCs w:val="26"/>
-                    </w:rPr>
-                  </w:pPr>
-                  <w:bookmarkStart w:id="31" w:name="_Toc229602948"/>
-                  <w:r>
-                    <w:rPr>
-                      <w:b w:val="0"/>
-                      <w:bCs/>
-                      <w:sz w:val="26"/>
-                      <w:szCs w:val="26"/>
-                    </w:rPr>
-                    <w:t>Kiểm tra trạng thái file</w:t>
-                  </w:r>
-                  <w:bookmarkEnd w:id="31"/>
-                </w:p>
-              </w:tc>
-            </w:tr>
-          </w:tbl>
-          <w:p>
-            <w:pPr>
-              <w:pStyle w:val="Tieude11"/>
-              <w:rPr>
-                <w:b w:val="0"/>
-                <w:bCs/>
-                <w:sz w:val="26"/>
-                <w:szCs w:val="26"/>
-                <w:lang w:val="vi-VN"/>
-              </w:rPr>
-            </w:pPr>
-          </w:p>
-        </w:tc>
-      </w:tr>
-      <w:tr>
-        <w:tc>
-          <w:tcPr>
-            <w:tcW w:w="4675" w:type="dxa"/>
-          </w:tcPr>
-          <w:p>
-            <w:pPr>
-              <w:pStyle w:val="Tieude11"/>
-              <w:rPr>
-                <w:b w:val="0"/>
-                <w:bCs/>
-                <w:sz w:val="26"/>
-                <w:szCs w:val="26"/>
-                <w:lang w:val="vi-VN"/>
-              </w:rPr>
-            </w:pPr>
-            <w:bookmarkStart w:id="32" w:name="_Toc229602949"/>
-            <w:r>
-              <w:rPr>
-                <w:b w:val="0"/>
-                <w:bCs/>
-                <w:sz w:val="26"/>
-                <w:szCs w:val="26"/>
-              </w:rPr>
-              <w:t xml:space="preserve">git </w:t>
-            </w:r>
-            <w:proofErr w:type="gramStart"/>
-            <w:r>
-              <w:rPr>
-                <w:b w:val="0"/>
-                <w:bCs/>
-                <w:sz w:val="26"/>
-                <w:szCs w:val="26"/>
-              </w:rPr>
-              <w:t>add .</w:t>
-            </w:r>
-            <w:bookmarkEnd w:id="32"/>
-            <w:proofErr w:type="gramEnd"/>
-          </w:p>
-        </w:tc>
-        <w:tc>
-          <w:tcPr>
-            <w:tcW w:w="4675" w:type="dxa"/>
-          </w:tcPr>
-          <w:p>
-            <w:pPr>
-              <w:pStyle w:val="Tieude11"/>
-              <w:rPr>
-                <w:b w:val="0"/>
-                <w:bCs/>
-                <w:sz w:val="26"/>
-                <w:szCs w:val="26"/>
-                <w:lang w:val="vi-VN"/>
-              </w:rPr>
-            </w:pPr>
-            <w:bookmarkStart w:id="33" w:name="_Toc229602950"/>
-            <w:r>
-              <w:rPr>
-                <w:b w:val="0"/>
-                <w:bCs/>
-                <w:sz w:val="26"/>
-                <w:szCs w:val="26"/>
-                <w:lang w:val="vi-VN"/>
-              </w:rPr>
-              <w:t>Thêm tất cả file vào staging area</w:t>
             </w:r>
             <w:bookmarkEnd w:id="33"/>
           </w:p>
@@ -5923,7 +6022,7 @@
                 <w:lang w:val="vi-VN"/>
               </w:rPr>
             </w:pPr>
-            <w:bookmarkStart w:id="34" w:name="_Toc229602951"/>
+            <w:bookmarkStart w:id="34" w:name="_Toc229602947"/>
             <w:r>
               <w:rPr>
                 <w:b w:val="0"/>
@@ -5931,7 +6030,7 @@
                 <w:sz w:val="26"/>
                 <w:szCs w:val="26"/>
               </w:rPr>
-              <w:t>git commit -m "message"</w:t>
+              <w:t>git status</w:t>
             </w:r>
             <w:bookmarkEnd w:id="34"/>
           </w:p>
@@ -6004,7 +6103,7 @@
               <w:tblLook w:val="04A0" w:firstRow="1" w:lastRow="0" w:firstColumn="1" w:lastColumn="0" w:noHBand="0" w:noVBand="1"/>
             </w:tblPr>
             <w:tblGrid>
-              <w:gridCol w:w="3330"/>
+              <w:gridCol w:w="2233"/>
             </w:tblGrid>
             <w:tr>
               <w:trPr>
@@ -6026,7 +6125,7 @@
                       <w:szCs w:val="26"/>
                     </w:rPr>
                   </w:pPr>
-                  <w:bookmarkStart w:id="35" w:name="_Toc229602952"/>
+                  <w:bookmarkStart w:id="35" w:name="_Toc229602948"/>
                   <w:r>
                     <w:rPr>
                       <w:b w:val="0"/>
@@ -6034,7 +6133,7 @@
                       <w:sz w:val="26"/>
                       <w:szCs w:val="26"/>
                     </w:rPr>
-                    <w:t>Lưu thay đổi với commit message</w:t>
+                    <w:t>Kiểm tra trạng thái file</w:t>
                   </w:r>
                   <w:bookmarkEnd w:id="35"/>
                 </w:p>
@@ -6049,6 +6148,7 @@
                 <w:bCs/>
                 <w:sz w:val="26"/>
                 <w:szCs w:val="26"/>
+                <w:lang w:val="vi-VN"/>
               </w:rPr>
             </w:pPr>
           </w:p>
@@ -6070,7 +6170,7 @@
                 <w:lang w:val="vi-VN"/>
               </w:rPr>
             </w:pPr>
-            <w:bookmarkStart w:id="36" w:name="_Toc229602953"/>
+            <w:bookmarkStart w:id="36" w:name="_Toc229602949"/>
             <w:r>
               <w:rPr>
                 <w:b w:val="0"/>
@@ -6078,9 +6178,20 @@
                 <w:sz w:val="26"/>
                 <w:szCs w:val="26"/>
               </w:rPr>
-              <w:t>git log</w:t>
+              <w:t xml:space="preserve">git </w:t>
+            </w:r>
+            <w:proofErr w:type="gramStart"/>
+            <w:r>
+              <w:rPr>
+                <w:b w:val="0"/>
+                <w:bCs/>
+                <w:sz w:val="26"/>
+                <w:szCs w:val="26"/>
+              </w:rPr>
+              <w:t>add .</w:t>
             </w:r>
             <w:bookmarkEnd w:id="36"/>
+            <w:proofErr w:type="gramEnd"/>
           </w:p>
         </w:tc>
         <w:tc>
@@ -6098,15 +6209,16 @@
                 <w:lang w:val="vi-VN"/>
               </w:rPr>
             </w:pPr>
-            <w:bookmarkStart w:id="37" w:name="_Toc229602954"/>
+            <w:bookmarkStart w:id="37" w:name="_Toc229602950"/>
             <w:r>
               <w:rPr>
                 <w:b w:val="0"/>
                 <w:bCs/>
                 <w:sz w:val="26"/>
                 <w:szCs w:val="26"/>
-              </w:rPr>
-              <w:t>Xem lịch sử commit</w:t>
+                <w:lang w:val="vi-VN"/>
+              </w:rPr>
+              <w:t>Thêm tất cả file vào staging area</w:t>
             </w:r>
             <w:bookmarkEnd w:id="37"/>
           </w:p>
@@ -6128,7 +6240,7 @@
                 <w:lang w:val="vi-VN"/>
               </w:rPr>
             </w:pPr>
-            <w:bookmarkStart w:id="38" w:name="_Toc229602955"/>
+            <w:bookmarkStart w:id="38" w:name="_Toc229602951"/>
             <w:r>
               <w:rPr>
                 <w:b w:val="0"/>
@@ -6136,67 +6248,9 @@
                 <w:sz w:val="26"/>
                 <w:szCs w:val="26"/>
               </w:rPr>
-              <w:t>git branch</w:t>
+              <w:t>git commit -m "message"</w:t>
             </w:r>
             <w:bookmarkEnd w:id="38"/>
-          </w:p>
-        </w:tc>
-        <w:tc>
-          <w:tcPr>
-            <w:tcW w:w="4675" w:type="dxa"/>
-          </w:tcPr>
-          <w:p>
-            <w:pPr>
-              <w:pStyle w:val="Tieude11"/>
-              <w:rPr>
-                <w:b w:val="0"/>
-                <w:bCs/>
-                <w:sz w:val="26"/>
-                <w:szCs w:val="26"/>
-                <w:lang w:val="vi-VN"/>
-              </w:rPr>
-            </w:pPr>
-            <w:bookmarkStart w:id="39" w:name="_Toc229602956"/>
-            <w:r>
-              <w:rPr>
-                <w:b w:val="0"/>
-                <w:bCs/>
-                <w:sz w:val="26"/>
-                <w:szCs w:val="26"/>
-              </w:rPr>
-              <w:t>Xem danh sách branch</w:t>
-            </w:r>
-            <w:bookmarkEnd w:id="39"/>
-          </w:p>
-        </w:tc>
-      </w:tr>
-      <w:tr>
-        <w:tc>
-          <w:tcPr>
-            <w:tcW w:w="4675" w:type="dxa"/>
-          </w:tcPr>
-          <w:p>
-            <w:pPr>
-              <w:pStyle w:val="Tieude11"/>
-              <w:rPr>
-                <w:b w:val="0"/>
-                <w:bCs/>
-                <w:sz w:val="26"/>
-                <w:szCs w:val="26"/>
-                <w:lang w:val="vi-VN"/>
-              </w:rPr>
-            </w:pPr>
-            <w:bookmarkStart w:id="40" w:name="_Toc229602957"/>
-            <w:r>
-              <w:rPr>
-                <w:b w:val="0"/>
-                <w:bCs/>
-                <w:sz w:val="26"/>
-                <w:szCs w:val="26"/>
-              </w:rPr>
-              <w:t>git branch feature-login</w:t>
-            </w:r>
-            <w:bookmarkEnd w:id="40"/>
           </w:p>
         </w:tc>
         <w:tc>
@@ -6267,7 +6321,7 @@
               <w:tblLook w:val="04A0" w:firstRow="1" w:lastRow="0" w:firstColumn="1" w:lastColumn="0" w:noHBand="0" w:noVBand="1"/>
             </w:tblPr>
             <w:tblGrid>
-              <w:gridCol w:w="1604"/>
+              <w:gridCol w:w="3330"/>
             </w:tblGrid>
             <w:tr>
               <w:trPr>
@@ -6289,7 +6343,7 @@
                       <w:szCs w:val="26"/>
                     </w:rPr>
                   </w:pPr>
-                  <w:bookmarkStart w:id="41" w:name="_Toc229602958"/>
+                  <w:bookmarkStart w:id="39" w:name="_Toc229602952"/>
                   <w:r>
                     <w:rPr>
                       <w:b w:val="0"/>
@@ -6297,9 +6351,9 @@
                       <w:sz w:val="26"/>
                       <w:szCs w:val="26"/>
                     </w:rPr>
-                    <w:t>Tạo branch mới</w:t>
+                    <w:t>Lưu thay đổi với commit message</w:t>
                   </w:r>
-                  <w:bookmarkEnd w:id="41"/>
+                  <w:bookmarkEnd w:id="39"/>
                 </w:p>
               </w:tc>
             </w:tr>
@@ -6312,7 +6366,6 @@
                 <w:bCs/>
                 <w:sz w:val="26"/>
                 <w:szCs w:val="26"/>
-                <w:lang w:val="vi-VN"/>
               </w:rPr>
             </w:pPr>
           </w:p>
@@ -6334,7 +6387,7 @@
                 <w:lang w:val="vi-VN"/>
               </w:rPr>
             </w:pPr>
-            <w:bookmarkStart w:id="42" w:name="_Toc229602959"/>
+            <w:bookmarkStart w:id="40" w:name="_Toc229602953"/>
             <w:r>
               <w:rPr>
                 <w:b w:val="0"/>
@@ -6342,9 +6395,125 @@
                 <w:sz w:val="26"/>
                 <w:szCs w:val="26"/>
               </w:rPr>
-              <w:t>git checkout feature-login</w:t>
+              <w:t>git log</w:t>
+            </w:r>
+            <w:bookmarkEnd w:id="40"/>
+          </w:p>
+        </w:tc>
+        <w:tc>
+          <w:tcPr>
+            <w:tcW w:w="4675" w:type="dxa"/>
+          </w:tcPr>
+          <w:p>
+            <w:pPr>
+              <w:pStyle w:val="Tieude11"/>
+              <w:rPr>
+                <w:b w:val="0"/>
+                <w:bCs/>
+                <w:sz w:val="26"/>
+                <w:szCs w:val="26"/>
+                <w:lang w:val="vi-VN"/>
+              </w:rPr>
+            </w:pPr>
+            <w:bookmarkStart w:id="41" w:name="_Toc229602954"/>
+            <w:r>
+              <w:rPr>
+                <w:b w:val="0"/>
+                <w:bCs/>
+                <w:sz w:val="26"/>
+                <w:szCs w:val="26"/>
+              </w:rPr>
+              <w:t>Xem lịch sử commit</w:t>
+            </w:r>
+            <w:bookmarkEnd w:id="41"/>
+          </w:p>
+        </w:tc>
+      </w:tr>
+      <w:tr>
+        <w:tc>
+          <w:tcPr>
+            <w:tcW w:w="4675" w:type="dxa"/>
+          </w:tcPr>
+          <w:p>
+            <w:pPr>
+              <w:pStyle w:val="Tieude11"/>
+              <w:rPr>
+                <w:b w:val="0"/>
+                <w:bCs/>
+                <w:sz w:val="26"/>
+                <w:szCs w:val="26"/>
+                <w:lang w:val="vi-VN"/>
+              </w:rPr>
+            </w:pPr>
+            <w:bookmarkStart w:id="42" w:name="_Toc229602955"/>
+            <w:r>
+              <w:rPr>
+                <w:b w:val="0"/>
+                <w:bCs/>
+                <w:sz w:val="26"/>
+                <w:szCs w:val="26"/>
+              </w:rPr>
+              <w:t>git branch</w:t>
             </w:r>
             <w:bookmarkEnd w:id="42"/>
+          </w:p>
+        </w:tc>
+        <w:tc>
+          <w:tcPr>
+            <w:tcW w:w="4675" w:type="dxa"/>
+          </w:tcPr>
+          <w:p>
+            <w:pPr>
+              <w:pStyle w:val="Tieude11"/>
+              <w:rPr>
+                <w:b w:val="0"/>
+                <w:bCs/>
+                <w:sz w:val="26"/>
+                <w:szCs w:val="26"/>
+                <w:lang w:val="vi-VN"/>
+              </w:rPr>
+            </w:pPr>
+            <w:bookmarkStart w:id="43" w:name="_Toc229602956"/>
+            <w:r>
+              <w:rPr>
+                <w:b w:val="0"/>
+                <w:bCs/>
+                <w:sz w:val="26"/>
+                <w:szCs w:val="26"/>
+              </w:rPr>
+              <w:t>Xem danh sách branch</w:t>
+            </w:r>
+            <w:bookmarkEnd w:id="43"/>
+          </w:p>
+        </w:tc>
+      </w:tr>
+      <w:tr>
+        <w:tc>
+          <w:tcPr>
+            <w:tcW w:w="4675" w:type="dxa"/>
+          </w:tcPr>
+          <w:p>
+            <w:pPr>
+              <w:pStyle w:val="Tieude11"/>
+              <w:rPr>
+                <w:b w:val="0"/>
+                <w:bCs/>
+                <w:sz w:val="26"/>
+                <w:szCs w:val="26"/>
+                <w:lang w:val="vi-VN"/>
+              </w:rPr>
+            </w:pPr>
+            <w:bookmarkStart w:id="44" w:name="_Toc229602957"/>
+            <w:r>
+              <w:rPr>
+                <w:b w:val="0"/>
+                <w:bCs/>
+                <w:sz w:val="26"/>
+                <w:szCs w:val="26"/>
+              </w:rPr>
+              <w:t>git branch feature-login</w:t>
+            </w:r>
+            <w:bookmarkEnd w:id="44"/>
           </w:p>
         </w:tc>
         <w:tc>
@@ -6415,6 +6584,154 @@
               <w:tblLook w:val="04A0" w:firstRow="1" w:lastRow="0" w:firstColumn="1" w:lastColumn="0" w:noHBand="0" w:noVBand="1"/>
             </w:tblPr>
             <w:tblGrid>
+              <w:gridCol w:w="1604"/>
+            </w:tblGrid>
+            <w:tr>
+              <w:trPr>
+                <w:tblCellSpacing w:w="15" w:type="dxa"/>
+              </w:trPr>
+              <w:tc>
+                <w:tcPr>
+                  <w:tcW w:w="0" w:type="auto"/>
+                  <w:vAlign w:val="center"/>
+                  <w:hideMark/>
+                </w:tcPr>
+                <w:p>
+                  <w:pPr>
+                    <w:pStyle w:val="Tieude11"/>
+                    <w:rPr>
+                      <w:b w:val="0"/>
+                      <w:bCs/>
+                      <w:sz w:val="26"/>
+                      <w:szCs w:val="26"/>
+                    </w:rPr>
+                  </w:pPr>
+                  <w:bookmarkStart w:id="45" w:name="_Toc229602958"/>
+                  <w:r>
+                    <w:rPr>
+                      <w:b w:val="0"/>
+                      <w:bCs/>
+                      <w:sz w:val="26"/>
+                      <w:szCs w:val="26"/>
+                    </w:rPr>
+                    <w:t>Tạo branch mới</w:t>
+                  </w:r>
+                  <w:bookmarkEnd w:id="45"/>
+                </w:p>
+              </w:tc>
+            </w:tr>
+          </w:tbl>
+          <w:p>
+            <w:pPr>
+              <w:pStyle w:val="Tieude11"/>
+              <w:rPr>
+                <w:b w:val="0"/>
+                <w:bCs/>
+                <w:sz w:val="26"/>
+                <w:szCs w:val="26"/>
+                <w:lang w:val="vi-VN"/>
+              </w:rPr>
+            </w:pPr>
+          </w:p>
+        </w:tc>
+      </w:tr>
+      <w:tr>
+        <w:tc>
+          <w:tcPr>
+            <w:tcW w:w="4675" w:type="dxa"/>
+          </w:tcPr>
+          <w:p>
+            <w:pPr>
+              <w:pStyle w:val="Tieude11"/>
+              <w:rPr>
+                <w:b w:val="0"/>
+                <w:bCs/>
+                <w:sz w:val="26"/>
+                <w:szCs w:val="26"/>
+                <w:lang w:val="vi-VN"/>
+              </w:rPr>
+            </w:pPr>
+            <w:bookmarkStart w:id="46" w:name="_Toc229602959"/>
+            <w:r>
+              <w:rPr>
+                <w:b w:val="0"/>
+                <w:bCs/>
+                <w:sz w:val="26"/>
+                <w:szCs w:val="26"/>
+              </w:rPr>
+              <w:t>git checkout feature-login</w:t>
+            </w:r>
+            <w:bookmarkEnd w:id="46"/>
+          </w:p>
+        </w:tc>
+        <w:tc>
+          <w:tcPr>
+            <w:tcW w:w="4675" w:type="dxa"/>
+          </w:tcPr>
+          <w:tbl>
+            <w:tblPr>
+              <w:tblW w:w="0" w:type="auto"/>
+              <w:tblCellSpacing w:w="15" w:type="dxa"/>
+              <w:tblCellMar>
+                <w:top w:w="15" w:type="dxa"/>
+                <w:left w:w="15" w:type="dxa"/>
+                <w:bottom w:w="15" w:type="dxa"/>
+                <w:right w:w="15" w:type="dxa"/>
+              </w:tblCellMar>
+              <w:tblLook w:val="04A0" w:firstRow="1" w:lastRow="0" w:firstColumn="1" w:lastColumn="0" w:noHBand="0" w:noVBand="1"/>
+            </w:tblPr>
+            <w:tblGrid>
+              <w:gridCol w:w="96"/>
+            </w:tblGrid>
+            <w:tr>
+              <w:trPr>
+                <w:tblCellSpacing w:w="15" w:type="dxa"/>
+              </w:trPr>
+              <w:tc>
+                <w:tcPr>
+                  <w:tcW w:w="0" w:type="auto"/>
+                  <w:vAlign w:val="center"/>
+                  <w:hideMark/>
+                </w:tcPr>
+                <w:p>
+                  <w:pPr>
+                    <w:pStyle w:val="Tieude11"/>
+                    <w:rPr>
+                      <w:b w:val="0"/>
+                      <w:bCs/>
+                      <w:sz w:val="26"/>
+                      <w:szCs w:val="26"/>
+                    </w:rPr>
+                  </w:pPr>
+                </w:p>
+              </w:tc>
+            </w:tr>
+          </w:tbl>
+          <w:p>
+            <w:pPr>
+              <w:pStyle w:val="Tieude11"/>
+              <w:rPr>
+                <w:b w:val="0"/>
+                <w:bCs/>
+                <w:vanish/>
+                <w:sz w:val="26"/>
+                <w:szCs w:val="26"/>
+              </w:rPr>
+            </w:pPr>
+          </w:p>
+          <w:tbl>
+            <w:tblPr>
+              <w:tblW w:w="0" w:type="auto"/>
+              <w:tblCellSpacing w:w="15" w:type="dxa"/>
+              <w:tblCellMar>
+                <w:top w:w="15" w:type="dxa"/>
+                <w:left w:w="15" w:type="dxa"/>
+                <w:bottom w:w="15" w:type="dxa"/>
+                <w:right w:w="15" w:type="dxa"/>
+              </w:tblCellMar>
+              <w:tblLook w:val="04A0" w:firstRow="1" w:lastRow="0" w:firstColumn="1" w:lastColumn="0" w:noHBand="0" w:noVBand="1"/>
+            </w:tblPr>
+            <w:tblGrid>
               <w:gridCol w:w="2539"/>
             </w:tblGrid>
             <w:tr>
@@ -6437,7 +6754,7 @@
                       <w:szCs w:val="26"/>
                     </w:rPr>
                   </w:pPr>
-                  <w:bookmarkStart w:id="43" w:name="_Toc229602960"/>
+                  <w:bookmarkStart w:id="47" w:name="_Toc229602960"/>
                   <w:r>
                     <w:rPr>
                       <w:b w:val="0"/>
@@ -6447,7 +6764,7 @@
                     </w:rPr>
                     <w:t>Chuyển sang branch khác</w:t>
                   </w:r>
-                  <w:bookmarkEnd w:id="43"/>
+                  <w:bookmarkEnd w:id="47"/>
                 </w:p>
               </w:tc>
             </w:tr>
@@ -6481,7 +6798,7 @@
                 <w:szCs w:val="26"/>
               </w:rPr>
             </w:pPr>
-            <w:bookmarkStart w:id="44" w:name="_Toc229602961"/>
+            <w:bookmarkStart w:id="48" w:name="_Toc229602961"/>
             <w:r>
               <w:rPr>
                 <w:b w:val="0"/>
@@ -6489,9 +6806,10 @@
                 <w:sz w:val="26"/>
                 <w:szCs w:val="26"/>
               </w:rPr>
+              <w:lastRenderedPageBreak/>
               <w:t>git push origin master</w:t>
             </w:r>
-            <w:bookmarkEnd w:id="44"/>
+            <w:bookmarkEnd w:id="48"/>
           </w:p>
         </w:tc>
         <w:tc>
@@ -6508,7 +6826,7 @@
                 <w:szCs w:val="26"/>
               </w:rPr>
             </w:pPr>
-            <w:bookmarkStart w:id="45" w:name="_Toc229602962"/>
+            <w:bookmarkStart w:id="49" w:name="_Toc229602962"/>
             <w:r>
               <w:rPr>
                 <w:b w:val="0"/>
@@ -6518,7 +6836,7 @@
               </w:rPr>
               <w:t>Đẩy code lên remote repository</w:t>
             </w:r>
-            <w:bookmarkEnd w:id="45"/>
+            <w:bookmarkEnd w:id="49"/>
           </w:p>
         </w:tc>
       </w:tr>
@@ -6537,7 +6855,7 @@
                 <w:szCs w:val="26"/>
               </w:rPr>
             </w:pPr>
-            <w:bookmarkStart w:id="46" w:name="_Toc229602963"/>
+            <w:bookmarkStart w:id="50" w:name="_Toc229602963"/>
             <w:r>
               <w:rPr>
                 <w:b w:val="0"/>
@@ -6545,10 +6863,9 @@
                 <w:sz w:val="26"/>
                 <w:szCs w:val="26"/>
               </w:rPr>
-              <w:lastRenderedPageBreak/>
               <w:t>git pull origin master</w:t>
             </w:r>
-            <w:bookmarkEnd w:id="46"/>
+            <w:bookmarkEnd w:id="50"/>
           </w:p>
         </w:tc>
         <w:tc>
@@ -6565,7 +6882,7 @@
                 <w:szCs w:val="26"/>
               </w:rPr>
             </w:pPr>
-            <w:bookmarkStart w:id="47" w:name="_Toc229602964"/>
+            <w:bookmarkStart w:id="51" w:name="_Toc229602964"/>
             <w:r>
               <w:rPr>
                 <w:b w:val="0"/>
@@ -6575,7 +6892,7 @@
               </w:rPr>
               <w:t>Lấy code mới từ remote repository</w:t>
             </w:r>
-            <w:bookmarkEnd w:id="47"/>
+            <w:bookmarkEnd w:id="51"/>
           </w:p>
         </w:tc>
       </w:tr>
@@ -6594,7 +6911,7 @@
                 <w:szCs w:val="26"/>
               </w:rPr>
             </w:pPr>
-            <w:bookmarkStart w:id="48" w:name="_Toc229602965"/>
+            <w:bookmarkStart w:id="52" w:name="_Toc229602965"/>
             <w:r>
               <w:rPr>
                 <w:b w:val="0"/>
@@ -6604,7 +6921,7 @@
               </w:rPr>
               <w:t>git remote add origin &lt;url&gt;</w:t>
             </w:r>
-            <w:bookmarkEnd w:id="48"/>
+            <w:bookmarkEnd w:id="52"/>
           </w:p>
         </w:tc>
         <w:tc>
@@ -6621,7 +6938,7 @@
                 <w:szCs w:val="26"/>
               </w:rPr>
             </w:pPr>
-            <w:bookmarkStart w:id="49" w:name="_Toc229602966"/>
+            <w:bookmarkStart w:id="53" w:name="_Toc229602966"/>
             <w:r>
               <w:rPr>
                 <w:b w:val="0"/>
@@ -6631,7 +6948,7 @@
               </w:rPr>
               <w:t>Kết nối repository local với remote repository</w:t>
             </w:r>
-            <w:bookmarkEnd w:id="49"/>
+            <w:bookmarkEnd w:id="53"/>
           </w:p>
         </w:tc>
       </w:tr>
@@ -6649,7 +6966,6 @@
     <w:sectPr>
       <w:pgSz w:w="12240" w:h="15840"/>
       <w:pgMar w:top="1440" w:right="1440" w:bottom="1440" w:left="1440" w:header="720" w:footer="720" w:gutter="0"/>
-      <w:pgNumType w:start="1"/>
       <w:cols w:space="720"/>
       <w:docGrid w:linePitch="360"/>
     </w:sectPr>
@@ -6686,7 +7002,7 @@
 <w:ftr xmlns:wpc="http://schemas.microsoft.com/office/word/2010/wordprocessingCanvas" xmlns:cx="http://schemas.microsoft.com/office/drawing/2014/chartex" xmlns:cx1="http://schemas.microsoft.com/office/drawing/2015/9/8/chartex" xmlns:cx2="http://schemas.microsoft.com/office/drawing/2015/10/21/chartex" xmlns:cx3="http://schemas.microsoft.com/office/drawing/2016/5/9/chartex" xmlns:cx4="http://schemas.microsoft.com/office/drawing/2016/5/10/chartex" xmlns:cx5="http://schemas.microsoft.com/office/drawing/2016/5/11/chartex" xmlns:cx6="http://schemas.microsoft.com/office/drawing/2016/5/12/chartex" xmlns:cx7="http://schemas.microsoft.com/office/drawing/2016/5/13/chartex" xmlns:cx8="http://schemas.microsoft.com/office/drawing/2016/5/14/chartex" xmlns:mc="http://schemas.openxmlformats.org/markup-compatibility/2006" xmlns:aink="http://schemas.microsoft.com/office/drawing/2016/ink" xmlns:am3d="http://schemas.microsoft.com/office/drawing/2017/model3d" xmlns:o="urn:schemas-microsoft-com:office:office" xmlns:oel="http://schemas.microsoft.com/office/2019/extlst" xmlns:r="http://schemas.openxmlformats.org/officeDocument/2006/relationships" xmlns:m="http://schemas.openxmlformats.org/officeDocument/2006/math" xmlns:v="urn:schemas-microsoft-com:vml" xmlns:wp14="http://schemas.microsoft.com/office/word/2010/wordprocessingDrawing" xmlns:wp="http://schemas.openxmlformats.org/drawingml/2006/wordprocessingDrawing" xmlns:w10="urn:schemas-microsoft-com:office:word" xmlns:w="http://schemas.openxmlformats.org/wordprocessingml/2006/main" xmlns:w14="http://schemas.microsoft.com/office/word/2010/wordml" xmlns:w15="http://schemas.microsoft.com/office/word/2012/wordml" xmlns:w16cex="http://schemas.microsoft.com/office/word/2018/wordml/cex" xmlns:w16cid="http://schemas.microsoft.com/office/word/2016/wordml/cid" xmlns:w16="http://schemas.microsoft.com/office/word/2018/wordml" xmlns:w16du="http://schemas.microsoft.com/office/word/2023/wordml/word16du" xmlns:w16sdtdh="http://schemas.microsoft.com/office/word/2020/wordml/sdtdatahash" xmlns:w16sdtfl="http://schemas.microsoft.com/office/word/2024/wordml/sdtformatlock" xmlns:w16se="http://schemas.microsoft.com/office/word/2015/wordml/symex" xmlns:wpg="http://schemas.microsoft.com/office/word/2010/wordprocessingGroup" xmlns:wpi="http://schemas.microsoft.com/office/word/2010/wordprocessingInk" xmlns:wne="http://schemas.microsoft.com/office/word/2006/wordml" xmlns:wps="http://schemas.microsoft.com/office/word/2010/wordprocessingShape" mc:Ignorable="w14 w15 w16se w16cid w16 w16cex w16sdtdh w16sdtfl w16du wp14">
   <w:sdt>
     <w:sdtPr>
-      <w:id w:val="201053752"/>
+      <w:id w:val="-972055226"/>
       <w:docPartObj>
         <w:docPartGallery w:val="Page Numbers (Bottom of Page)"/>
         <w:docPartUnique/>
@@ -6701,6 +7017,9 @@
       <w:p>
         <w:pPr>
           <w:pStyle w:val="Footer"/>
+          <w:pBdr>
+            <w:top w:val="single" w:sz="4" w:space="1" w:color="auto"/>
+          </w:pBdr>
           <w:jc w:val="right"/>
         </w:pPr>
         <w:r>
@@ -6730,7 +7049,14 @@
   <w:p>
     <w:pPr>
       <w:pStyle w:val="Footer"/>
-      <w:jc w:val="right"/>
+      <w:rPr>
+        <w:lang w:val="vi-VN"/>
+      </w:rPr>
+    </w:pPr>
+  </w:p>
+  <w:p>
+    <w:pPr>
+      <w:pStyle w:val="Footer"/>
       <w:rPr>
         <w:lang w:val="vi-VN"/>
       </w:rPr>
@@ -6769,6 +7095,12 @@
   <w:p>
     <w:pPr>
       <w:pStyle w:val="Header"/>
+      <w:pBdr>
+        <w:bottom w:val="single" w:sz="4" w:space="1" w:color="auto"/>
+      </w:pBdr>
+      <w:rPr>
+        <w:lang w:val="vi-VN"/>
+      </w:rPr>
     </w:pPr>
     <w:r>
       <w:t>Lê</w:t>
@@ -7382,6 +7714,92 @@
     </w:lvl>
   </w:abstractNum>
   <w:abstractNum w:abstractNumId="4" w15:restartNumberingAfterBreak="0">
+    <w:nsid w:val="0C57075F"/>
+    <w:multiLevelType w:val="multilevel"/>
+    <w:tmpl w:val="0409001F"/>
+    <w:lvl w:ilvl="0">
+      <w:start w:val="1"/>
+      <w:numFmt w:val="decimal"/>
+      <w:lvlText w:val="%1."/>
+      <w:lvlJc w:val="left"/>
+      <w:pPr>
+        <w:ind w:left="360" w:hanging="360"/>
+      </w:pPr>
+    </w:lvl>
+    <w:lvl w:ilvl="1">
+      <w:start w:val="1"/>
+      <w:numFmt w:val="decimal"/>
+      <w:lvlText w:val="%1.%2."/>
+      <w:lvlJc w:val="left"/>
+      <w:pPr>
+        <w:ind w:left="792" w:hanging="432"/>
+      </w:pPr>
+    </w:lvl>
+    <w:lvl w:ilvl="2">
+      <w:start w:val="1"/>
+      <w:numFmt w:val="decimal"/>
+      <w:lvlText w:val="%1.%2.%3."/>
+      <w:lvlJc w:val="left"/>
+      <w:pPr>
+        <w:ind w:left="1212" w:hanging="504"/>
+      </w:pPr>
+    </w:lvl>
+    <w:lvl w:ilvl="3">
+      <w:start w:val="1"/>
+      <w:numFmt w:val="decimal"/>
+      <w:lvlText w:val="%1.%2.%3.%4."/>
+      <w:lvlJc w:val="left"/>
+      <w:pPr>
+        <w:ind w:left="1728" w:hanging="648"/>
+      </w:pPr>
+    </w:lvl>
+    <w:lvl w:ilvl="4">
+      <w:start w:val="1"/>
+      <w:numFmt w:val="decimal"/>
+      <w:lvlText w:val="%1.%2.%3.%4.%5."/>
+      <w:lvlJc w:val="left"/>
+      <w:pPr>
+        <w:ind w:left="2232" w:hanging="792"/>
+      </w:pPr>
+    </w:lvl>
+    <w:lvl w:ilvl="5">
+      <w:start w:val="1"/>
+      <w:numFmt w:val="decimal"/>
+      <w:lvlText w:val="%1.%2.%3.%4.%5.%6."/>
+      <w:lvlJc w:val="left"/>
+      <w:pPr>
+        <w:ind w:left="2736" w:hanging="936"/>
+      </w:pPr>
+    </w:lvl>
+    <w:lvl w:ilvl="6">
+      <w:start w:val="1"/>
+      <w:numFmt w:val="decimal"/>
+      <w:lvlText w:val="%1.%2.%3.%4.%5.%6.%7."/>
+      <w:lvlJc w:val="left"/>
+      <w:pPr>
+        <w:ind w:left="3240" w:hanging="1080"/>
+      </w:pPr>
+    </w:lvl>
+    <w:lvl w:ilvl="7">
+      <w:start w:val="1"/>
+      <w:numFmt w:val="decimal"/>
+      <w:lvlText w:val="%1.%2.%3.%4.%5.%6.%7.%8."/>
+      <w:lvlJc w:val="left"/>
+      <w:pPr>
+        <w:ind w:left="3744" w:hanging="1224"/>
+      </w:pPr>
+    </w:lvl>
+    <w:lvl w:ilvl="8">
+      <w:start w:val="1"/>
+      <w:numFmt w:val="decimal"/>
+      <w:lvlText w:val="%1.%2.%3.%4.%5.%6.%7.%8.%9."/>
+      <w:lvlJc w:val="left"/>
+      <w:pPr>
+        <w:ind w:left="4320" w:hanging="1440"/>
+      </w:pPr>
+    </w:lvl>
+  </w:abstractNum>
+  <w:abstractNum w:abstractNumId="5" w15:restartNumberingAfterBreak="0">
     <w:nsid w:val="0CA12EC3"/>
     <w:multiLevelType w:val="multilevel"/>
     <w:tmpl w:val="3E14D7AE"/>
@@ -7530,7 +7948,7 @@
       </w:rPr>
     </w:lvl>
   </w:abstractNum>
-  <w:abstractNum w:abstractNumId="5" w15:restartNumberingAfterBreak="0">
+  <w:abstractNum w:abstractNumId="6" w15:restartNumberingAfterBreak="0">
     <w:nsid w:val="10E30F77"/>
     <w:multiLevelType w:val="multilevel"/>
     <w:tmpl w:val="ED1497AE"/>
@@ -7679,7 +8097,7 @@
       </w:rPr>
     </w:lvl>
   </w:abstractNum>
-  <w:abstractNum w:abstractNumId="6" w15:restartNumberingAfterBreak="0">
+  <w:abstractNum w:abstractNumId="7" w15:restartNumberingAfterBreak="0">
     <w:nsid w:val="1A9C10AA"/>
     <w:multiLevelType w:val="multilevel"/>
     <w:tmpl w:val="E37222B2"/>
@@ -7828,7 +8246,7 @@
       </w:rPr>
     </w:lvl>
   </w:abstractNum>
-  <w:abstractNum w:abstractNumId="7" w15:restartNumberingAfterBreak="0">
+  <w:abstractNum w:abstractNumId="8" w15:restartNumberingAfterBreak="0">
     <w:nsid w:val="252C4957"/>
     <w:multiLevelType w:val="multilevel"/>
     <w:tmpl w:val="93A00D0C"/>
@@ -7941,7 +8359,7 @@
       </w:pPr>
     </w:lvl>
   </w:abstractNum>
-  <w:abstractNum w:abstractNumId="8" w15:restartNumberingAfterBreak="0">
+  <w:abstractNum w:abstractNumId="9" w15:restartNumberingAfterBreak="0">
     <w:nsid w:val="2E400280"/>
     <w:multiLevelType w:val="multilevel"/>
     <w:tmpl w:val="412CA8E8"/>
@@ -8054,7 +8472,7 @@
       </w:pPr>
     </w:lvl>
   </w:abstractNum>
-  <w:abstractNum w:abstractNumId="9" w15:restartNumberingAfterBreak="0">
+  <w:abstractNum w:abstractNumId="10" w15:restartNumberingAfterBreak="0">
     <w:nsid w:val="3A016906"/>
     <w:multiLevelType w:val="multilevel"/>
     <w:tmpl w:val="B3C4F8F4"/>
@@ -8203,7 +8621,7 @@
       </w:rPr>
     </w:lvl>
   </w:abstractNum>
-  <w:abstractNum w:abstractNumId="10" w15:restartNumberingAfterBreak="0">
+  <w:abstractNum w:abstractNumId="11" w15:restartNumberingAfterBreak="0">
     <w:nsid w:val="40387050"/>
     <w:multiLevelType w:val="multilevel"/>
     <w:tmpl w:val="DE9A6014"/>
@@ -8352,7 +8770,128 @@
       </w:rPr>
     </w:lvl>
   </w:abstractNum>
-  <w:abstractNum w:abstractNumId="11" w15:restartNumberingAfterBreak="0">
+  <w:abstractNum w:abstractNumId="12" w15:restartNumberingAfterBreak="0">
+    <w:nsid w:val="453129C6"/>
+    <w:multiLevelType w:val="multilevel"/>
+    <w:tmpl w:val="0C1A8072"/>
+    <w:lvl w:ilvl="0">
+      <w:start w:val="1"/>
+      <w:numFmt w:val="decimal"/>
+      <w:lvlText w:val="%1."/>
+      <w:lvlJc w:val="left"/>
+      <w:pPr>
+        <w:ind w:left="720" w:hanging="360"/>
+      </w:pPr>
+      <w:rPr>
+        <w:rFonts w:hint="default"/>
+      </w:rPr>
+    </w:lvl>
+    <w:lvl w:ilvl="1">
+      <w:start w:val="1"/>
+      <w:numFmt w:val="decimal"/>
+      <w:isLgl/>
+      <w:lvlText w:val="%1.%2"/>
+      <w:lvlJc w:val="left"/>
+      <w:pPr>
+        <w:ind w:left="720" w:hanging="360"/>
+      </w:pPr>
+      <w:rPr>
+        <w:rFonts w:hint="default"/>
+      </w:rPr>
+    </w:lvl>
+    <w:lvl w:ilvl="2">
+      <w:start w:val="1"/>
+      <w:numFmt w:val="decimal"/>
+      <w:isLgl/>
+      <w:lvlText w:val="%1.%2.%3"/>
+      <w:lvlJc w:val="left"/>
+      <w:pPr>
+        <w:ind w:left="1080" w:hanging="720"/>
+      </w:pPr>
+      <w:rPr>
+        <w:rFonts w:hint="default"/>
+      </w:rPr>
+    </w:lvl>
+    <w:lvl w:ilvl="3">
+      <w:start w:val="1"/>
+      <w:numFmt w:val="decimal"/>
+      <w:isLgl/>
+      <w:lvlText w:val="%1.%2.%3.%4"/>
+      <w:lvlJc w:val="left"/>
+      <w:pPr>
+        <w:ind w:left="1080" w:hanging="720"/>
+      </w:pPr>
+      <w:rPr>
+        <w:rFonts w:hint="default"/>
+      </w:rPr>
+    </w:lvl>
+    <w:lvl w:ilvl="4">
+      <w:start w:val="1"/>
+      <w:numFmt w:val="decimal"/>
+      <w:isLgl/>
+      <w:lvlText w:val="%1.%2.%3.%4.%5"/>
+      <w:lvlJc w:val="left"/>
+      <w:pPr>
+        <w:ind w:left="1440" w:hanging="1080"/>
+      </w:pPr>
+      <w:rPr>
+        <w:rFonts w:hint="default"/>
+      </w:rPr>
+    </w:lvl>
+    <w:lvl w:ilvl="5">
+      <w:start w:val="1"/>
+      <w:numFmt w:val="decimal"/>
+      <w:isLgl/>
+      <w:lvlText w:val="%1.%2.%3.%4.%5.%6"/>
+      <w:lvlJc w:val="left"/>
+      <w:pPr>
+        <w:ind w:left="1440" w:hanging="1080"/>
+      </w:pPr>
+      <w:rPr>
+        <w:rFonts w:hint="default"/>
+      </w:rPr>
+    </w:lvl>
+    <w:lvl w:ilvl="6">
+      <w:start w:val="1"/>
+      <w:numFmt w:val="decimal"/>
+      <w:isLgl/>
+      <w:lvlText w:val="%1.%2.%3.%4.%5.%6.%7"/>
+      <w:lvlJc w:val="left"/>
+      <w:pPr>
+        <w:ind w:left="1800" w:hanging="1440"/>
+      </w:pPr>
+      <w:rPr>
+        <w:rFonts w:hint="default"/>
+      </w:rPr>
+    </w:lvl>
+    <w:lvl w:ilvl="7">
+      <w:start w:val="1"/>
+      <w:numFmt w:val="decimal"/>
+      <w:isLgl/>
+      <w:lvlText w:val="%1.%2.%3.%4.%5.%6.%7.%8"/>
+      <w:lvlJc w:val="left"/>
+      <w:pPr>
+        <w:ind w:left="1800" w:hanging="1440"/>
+      </w:pPr>
+      <w:rPr>
+        <w:rFonts w:hint="default"/>
+      </w:rPr>
+    </w:lvl>
+    <w:lvl w:ilvl="8">
+      <w:start w:val="1"/>
+      <w:numFmt w:val="decimal"/>
+      <w:isLgl/>
+      <w:lvlText w:val="%1.%2.%3.%4.%5.%6.%7.%8.%9"/>
+      <w:lvlJc w:val="left"/>
+      <w:pPr>
+        <w:ind w:left="2160" w:hanging="1800"/>
+      </w:pPr>
+      <w:rPr>
+        <w:rFonts w:hint="default"/>
+      </w:rPr>
+    </w:lvl>
+  </w:abstractNum>
+  <w:abstractNum w:abstractNumId="13" w15:restartNumberingAfterBreak="0">
     <w:nsid w:val="49840909"/>
     <w:multiLevelType w:val="multilevel"/>
     <w:tmpl w:val="B0EE2C40"/>
@@ -8501,7 +9040,7 @@
       </w:rPr>
     </w:lvl>
   </w:abstractNum>
-  <w:abstractNum w:abstractNumId="12" w15:restartNumberingAfterBreak="0">
+  <w:abstractNum w:abstractNumId="14" w15:restartNumberingAfterBreak="0">
     <w:nsid w:val="4B4268AA"/>
     <w:multiLevelType w:val="multilevel"/>
     <w:tmpl w:val="0C30CE64"/>
@@ -8650,7 +9189,7 @@
       </w:rPr>
     </w:lvl>
   </w:abstractNum>
-  <w:abstractNum w:abstractNumId="13" w15:restartNumberingAfterBreak="0">
+  <w:abstractNum w:abstractNumId="15" w15:restartNumberingAfterBreak="0">
     <w:nsid w:val="52F71AA6"/>
     <w:multiLevelType w:val="multilevel"/>
     <w:tmpl w:val="1BE45D38"/>
@@ -8799,7 +9338,7 @@
       </w:rPr>
     </w:lvl>
   </w:abstractNum>
-  <w:abstractNum w:abstractNumId="14" w15:restartNumberingAfterBreak="0">
+  <w:abstractNum w:abstractNumId="16" w15:restartNumberingAfterBreak="0">
     <w:nsid w:val="5DAC5EA7"/>
     <w:multiLevelType w:val="multilevel"/>
     <w:tmpl w:val="D526D426"/>
@@ -8948,7 +9487,7 @@
       </w:rPr>
     </w:lvl>
   </w:abstractNum>
-  <w:abstractNum w:abstractNumId="15" w15:restartNumberingAfterBreak="0">
+  <w:abstractNum w:abstractNumId="17" w15:restartNumberingAfterBreak="0">
     <w:nsid w:val="5DBE0F0B"/>
     <w:multiLevelType w:val="hybridMultilevel"/>
     <w:tmpl w:val="6C8813DC"/>
@@ -9062,7 +9601,7 @@
       </w:rPr>
     </w:lvl>
   </w:abstractNum>
-  <w:abstractNum w:abstractNumId="16" w15:restartNumberingAfterBreak="0">
+  <w:abstractNum w:abstractNumId="18" w15:restartNumberingAfterBreak="0">
     <w:nsid w:val="5EE00990"/>
     <w:multiLevelType w:val="multilevel"/>
     <w:tmpl w:val="F1EA6296"/>
@@ -9211,7 +9750,7 @@
       </w:rPr>
     </w:lvl>
   </w:abstractNum>
-  <w:abstractNum w:abstractNumId="17" w15:restartNumberingAfterBreak="0">
+  <w:abstractNum w:abstractNumId="19" w15:restartNumberingAfterBreak="0">
     <w:nsid w:val="5F254D79"/>
     <w:multiLevelType w:val="multilevel"/>
     <w:tmpl w:val="C7B8631E"/>
@@ -9360,7 +9899,7 @@
       </w:rPr>
     </w:lvl>
   </w:abstractNum>
-  <w:abstractNum w:abstractNumId="18" w15:restartNumberingAfterBreak="0">
+  <w:abstractNum w:abstractNumId="20" w15:restartNumberingAfterBreak="0">
     <w:nsid w:val="63143441"/>
     <w:multiLevelType w:val="multilevel"/>
     <w:tmpl w:val="E0664808"/>
@@ -9509,7 +10048,7 @@
       </w:rPr>
     </w:lvl>
   </w:abstractNum>
-  <w:abstractNum w:abstractNumId="19" w15:restartNumberingAfterBreak="0">
+  <w:abstractNum w:abstractNumId="21" w15:restartNumberingAfterBreak="0">
     <w:nsid w:val="645C5789"/>
     <w:multiLevelType w:val="multilevel"/>
     <w:tmpl w:val="DFC2BE54"/>
@@ -9658,7 +10197,7 @@
       </w:rPr>
     </w:lvl>
   </w:abstractNum>
-  <w:abstractNum w:abstractNumId="20" w15:restartNumberingAfterBreak="0">
+  <w:abstractNum w:abstractNumId="22" w15:restartNumberingAfterBreak="0">
     <w:nsid w:val="67B13BA1"/>
     <w:multiLevelType w:val="multilevel"/>
     <w:tmpl w:val="93CEE3EA"/>
@@ -9807,7 +10346,7 @@
       </w:rPr>
     </w:lvl>
   </w:abstractNum>
-  <w:abstractNum w:abstractNumId="21" w15:restartNumberingAfterBreak="0">
+  <w:abstractNum w:abstractNumId="23" w15:restartNumberingAfterBreak="0">
     <w:nsid w:val="6C78196D"/>
     <w:multiLevelType w:val="multilevel"/>
     <w:tmpl w:val="226E4A04"/>
@@ -9956,7 +10495,7 @@
       </w:rPr>
     </w:lvl>
   </w:abstractNum>
-  <w:abstractNum w:abstractNumId="22" w15:restartNumberingAfterBreak="0">
+  <w:abstractNum w:abstractNumId="24" w15:restartNumberingAfterBreak="0">
     <w:nsid w:val="6D3E2638"/>
     <w:multiLevelType w:val="multilevel"/>
     <w:tmpl w:val="E5D26962"/>
@@ -10105,7 +10644,7 @@
       </w:rPr>
     </w:lvl>
   </w:abstractNum>
-  <w:abstractNum w:abstractNumId="23" w15:restartNumberingAfterBreak="0">
+  <w:abstractNum w:abstractNumId="25" w15:restartNumberingAfterBreak="0">
     <w:nsid w:val="7A364078"/>
     <w:multiLevelType w:val="multilevel"/>
     <w:tmpl w:val="FBB8680A"/>
@@ -10255,61 +10794,61 @@
     </w:lvl>
   </w:abstractNum>
   <w:num w:numId="1" w16cid:durableId="1338773156">
-    <w:abstractNumId w:val="15"/>
+    <w:abstractNumId w:val="17"/>
   </w:num>
   <w:num w:numId="2" w16cid:durableId="1989046780">
-    <w:abstractNumId w:val="17"/>
+    <w:abstractNumId w:val="19"/>
   </w:num>
   <w:num w:numId="3" w16cid:durableId="440732194">
-    <w:abstractNumId w:val="19"/>
+    <w:abstractNumId w:val="21"/>
   </w:num>
   <w:num w:numId="4" w16cid:durableId="627973578">
+    <w:abstractNumId w:val="7"/>
+  </w:num>
+  <w:num w:numId="5" w16cid:durableId="1585143581">
+    <w:abstractNumId w:val="25"/>
+  </w:num>
+  <w:num w:numId="6" w16cid:durableId="984625264">
     <w:abstractNumId w:val="6"/>
   </w:num>
-  <w:num w:numId="5" w16cid:durableId="1585143581">
-    <w:abstractNumId w:val="23"/>
-  </w:num>
-  <w:num w:numId="6" w16cid:durableId="984625264">
-    <w:abstractNumId w:val="5"/>
-  </w:num>
   <w:num w:numId="7" w16cid:durableId="1777753781">
-    <w:abstractNumId w:val="7"/>
+    <w:abstractNumId w:val="8"/>
   </w:num>
   <w:num w:numId="8" w16cid:durableId="2053382583">
     <w:abstractNumId w:val="3"/>
   </w:num>
   <w:num w:numId="9" w16cid:durableId="2002342290">
-    <w:abstractNumId w:val="21"/>
+    <w:abstractNumId w:val="23"/>
   </w:num>
   <w:num w:numId="10" w16cid:durableId="761993418">
-    <w:abstractNumId w:val="12"/>
+    <w:abstractNumId w:val="14"/>
   </w:num>
   <w:num w:numId="11" w16cid:durableId="971129732">
-    <w:abstractNumId w:val="9"/>
+    <w:abstractNumId w:val="10"/>
   </w:num>
   <w:num w:numId="12" w16cid:durableId="2007702451">
-    <w:abstractNumId w:val="4"/>
+    <w:abstractNumId w:val="5"/>
   </w:num>
   <w:num w:numId="13" w16cid:durableId="443499489">
-    <w:abstractNumId w:val="22"/>
+    <w:abstractNumId w:val="24"/>
   </w:num>
   <w:num w:numId="14" w16cid:durableId="1665166679">
-    <w:abstractNumId w:val="18"/>
+    <w:abstractNumId w:val="20"/>
   </w:num>
   <w:num w:numId="15" w16cid:durableId="506679606">
-    <w:abstractNumId w:val="14"/>
+    <w:abstractNumId w:val="16"/>
   </w:num>
   <w:num w:numId="16" w16cid:durableId="65808823">
-    <w:abstractNumId w:val="11"/>
+    <w:abstractNumId w:val="13"/>
   </w:num>
   <w:num w:numId="17" w16cid:durableId="10029656">
     <w:abstractNumId w:val="0"/>
   </w:num>
   <w:num w:numId="18" w16cid:durableId="256449820">
-    <w:abstractNumId w:val="20"/>
+    <w:abstractNumId w:val="22"/>
   </w:num>
   <w:num w:numId="19" w16cid:durableId="1310476602">
-    <w:abstractNumId w:val="13"/>
+    <w:abstractNumId w:val="15"/>
   </w:num>
   <w:num w:numId="20" w16cid:durableId="755055102">
     <w:abstractNumId w:val="1"/>
@@ -10318,13 +10857,19 @@
     <w:abstractNumId w:val="2"/>
   </w:num>
   <w:num w:numId="22" w16cid:durableId="682897209">
-    <w:abstractNumId w:val="10"/>
+    <w:abstractNumId w:val="11"/>
   </w:num>
   <w:num w:numId="23" w16cid:durableId="1035813706">
-    <w:abstractNumId w:val="16"/>
+    <w:abstractNumId w:val="18"/>
   </w:num>
   <w:num w:numId="24" w16cid:durableId="839781451">
-    <w:abstractNumId w:val="8"/>
+    <w:abstractNumId w:val="9"/>
+  </w:num>
+  <w:num w:numId="25" w16cid:durableId="669718222">
+    <w:abstractNumId w:val="4"/>
+  </w:num>
+  <w:num w:numId="26" w16cid:durableId="1542591123">
+    <w:abstractNumId w:val="12"/>
   </w:num>
 </w:numbering>
 </file>
@@ -11050,7 +11595,6 @@
       <w:tabs>
         <w:tab w:val="right" w:leader="dot" w:pos="9350"/>
       </w:tabs>
-      <w:spacing w:line="312" w:lineRule="auto"/>
       <w:outlineLvl w:val="1"/>
     </w:pPr>
     <w:rPr>
@@ -11061,32 +11605,33 @@
     <w:name w:val="Noidung"/>
     <w:basedOn w:val="Normal"/>
     <w:qFormat/>
-    <w:rsid w:val="008E5D45"/>
+    <w:rsid w:val="00D93598"/>
     <w:pPr>
       <w:spacing w:before="60" w:after="60" w:line="312" w:lineRule="auto"/>
+      <w:ind w:firstLine="720"/>
       <w:jc w:val="both"/>
     </w:pPr>
     <w:rPr>
       <w:rFonts w:ascii="Times New Roman" w:hAnsi="Times New Roman" w:cs="Times New Roman"/>
-      <w:sz w:val="28"/>
+      <w:sz w:val="26"/>
       <w:szCs w:val="28"/>
     </w:rPr>
   </w:style>
-  <w:style w:type="paragraph" w:customStyle="1" w:styleId="tieude10">
-    <w:name w:val="tieude_1"/>
+  <w:style w:type="paragraph" w:customStyle="1" w:styleId="tieude110">
+    <w:name w:val="tieude1.1"/>
     <w:basedOn w:val="Title"/>
     <w:qFormat/>
-    <w:rsid w:val="008E5D45"/>
+    <w:rsid w:val="00D93598"/>
     <w:pPr>
-      <w:spacing w:before="60" w:after="60" w:line="720" w:lineRule="auto"/>
+      <w:spacing w:before="60" w:after="60" w:line="312" w:lineRule="auto"/>
       <w:contextualSpacing w:val="0"/>
-      <w:outlineLvl w:val="0"/>
+      <w:outlineLvl w:val="1"/>
     </w:pPr>
     <w:rPr>
       <w:rFonts w:ascii="Times New Roman" w:hAnsi="Times New Roman" w:cs="Times New Roman"/>
       <w:b/>
       <w:bCs/>
-      <w:sz w:val="28"/>
+      <w:sz w:val="26"/>
       <w:szCs w:val="28"/>
     </w:rPr>
   </w:style>
@@ -11125,13 +11670,13 @@
     </w:rPr>
   </w:style>
   <w:style w:type="paragraph" w:customStyle="1" w:styleId="tieude1">
-    <w:name w:val="tieude1"/>
+    <w:name w:val="tieude1."/>
     <w:basedOn w:val="Title"/>
     <w:link w:val="tieude1Char"/>
     <w:qFormat/>
-    <w:rsid w:val="00C57F42"/>
+    <w:rsid w:val="00D93598"/>
     <w:pPr>
-      <w:spacing w:before="60" w:after="60" w:line="720" w:lineRule="auto"/>
+      <w:spacing w:before="60" w:after="60" w:line="312" w:lineRule="auto"/>
       <w:contextualSpacing w:val="0"/>
       <w:outlineLvl w:val="0"/>
     </w:pPr>
@@ -11416,7 +11961,7 @@
     <w:basedOn w:val="Tieude11"/>
     <w:link w:val="tieude111Char"/>
     <w:qFormat/>
-    <w:rsid w:val="00430E45"/>
+    <w:rsid w:val="00935F66"/>
     <w:pPr>
       <w:outlineLvl w:val="2"/>
     </w:pPr>
@@ -11426,10 +11971,10 @@
     </w:rPr>
   </w:style>
   <w:style w:type="character" w:customStyle="1" w:styleId="tieude1Char">
-    <w:name w:val="tieude1 Char"/>
+    <w:name w:val="tieude1. Char"/>
     <w:basedOn w:val="TitleChar"/>
     <w:link w:val="tieude1"/>
-    <w:rsid w:val="00210B80"/>
+    <w:rsid w:val="00D93598"/>
     <w:rPr>
       <w:rFonts w:ascii="Times New Roman" w:eastAsiaTheme="majorEastAsia" w:hAnsi="Times New Roman" w:cs="Times New Roman"/>
       <w:b/>
@@ -11459,7 +12004,7 @@
     <w:name w:val="tieude1.1.1 Char"/>
     <w:basedOn w:val="Tieude11Char"/>
     <w:link w:val="tieude111"/>
-    <w:rsid w:val="00430E45"/>
+    <w:rsid w:val="00935F66"/>
     <w:rPr>
       <w:rFonts w:ascii="Times New Roman" w:eastAsiaTheme="majorEastAsia" w:hAnsi="Times New Roman" w:cs="Times New Roman"/>
       <w:b/>
@@ -11557,6 +12102,7 @@
     <w:name w:val="caption"/>
     <w:basedOn w:val="Normal"/>
     <w:next w:val="Normal"/>
+    <w:link w:val="CaptionChar"/>
     <w:uiPriority w:val="35"/>
     <w:unhideWhenUsed/>
     <w:qFormat/>
@@ -11570,6 +12116,65 @@
       <w:color w:val="0E2841" w:themeColor="text2"/>
       <w:sz w:val="18"/>
       <w:szCs w:val="18"/>
+    </w:rPr>
+  </w:style>
+  <w:style w:type="paragraph" w:styleId="TableofFigures">
+    <w:name w:val="table of figures"/>
+    <w:basedOn w:val="Normal"/>
+    <w:next w:val="Normal"/>
+    <w:uiPriority w:val="99"/>
+    <w:unhideWhenUsed/>
+    <w:rsid w:val="00D14C33"/>
+    <w:pPr>
+      <w:spacing w:after="0"/>
+    </w:pPr>
+    <w:rPr>
+      <w:rFonts w:ascii="Times New Roman" w:hAnsi="Times New Roman"/>
+      <w:sz w:val="26"/>
+    </w:rPr>
+  </w:style>
+  <w:style w:type="paragraph" w:customStyle="1" w:styleId="Hinhanh">
+    <w:name w:val="Hinh anh"/>
+    <w:basedOn w:val="Caption"/>
+    <w:link w:val="HinhanhChar"/>
+    <w:qFormat/>
+    <w:rsid w:val="00E62D6C"/>
+    <w:pPr>
+      <w:jc w:val="center"/>
+    </w:pPr>
+    <w:rPr>
+      <w:rFonts w:ascii="Times New Roman" w:hAnsi="Times New Roman" w:cs="Times New Roman"/>
+      <w:color w:val="auto"/>
+      <w:sz w:val="26"/>
+      <w:szCs w:val="26"/>
+    </w:rPr>
+  </w:style>
+  <w:style w:type="character" w:customStyle="1" w:styleId="CaptionChar">
+    <w:name w:val="Caption Char"/>
+    <w:basedOn w:val="DefaultParagraphFont"/>
+    <w:link w:val="Caption"/>
+    <w:uiPriority w:val="35"/>
+    <w:rsid w:val="00E62D6C"/>
+    <w:rPr>
+      <w:i/>
+      <w:iCs/>
+      <w:color w:val="0E2841" w:themeColor="text2"/>
+      <w:sz w:val="18"/>
+      <w:szCs w:val="18"/>
+    </w:rPr>
+  </w:style>
+  <w:style w:type="character" w:customStyle="1" w:styleId="HinhanhChar">
+    <w:name w:val="Hinh anh Char"/>
+    <w:basedOn w:val="CaptionChar"/>
+    <w:link w:val="Hinhanh"/>
+    <w:rsid w:val="00E62D6C"/>
+    <w:rPr>
+      <w:rFonts w:ascii="Times New Roman" w:hAnsi="Times New Roman" w:cs="Times New Roman"/>
+      <w:i/>
+      <w:iCs/>
+      <w:color w:val="0E2841" w:themeColor="text2"/>
+      <w:sz w:val="26"/>
+      <w:szCs w:val="26"/>
     </w:rPr>
   </w:style>
 </w:styles>
